--- a/G11_EVALUANDO_SUPUESTOS.docx
+++ b/G11_EVALUANDO_SUPUESTOS.docx
@@ -52,7 +52,7 @@
         <w:rPr>
           <w:rStyle w:val="VerbatimChar"/>
         </w:rPr>
-        <w:t xml:space="preserve">## [1] "2024-03-25"</w:t>
+        <w:t xml:space="preserve">## [1] "2024-04-01"</w:t>
       </w:r>
     </w:p>
     <w:bookmarkStart w:id="20" w:name="Xc17e16d4ef05b829ec2d7de5fb31d85b456b2cd"/>

--- a/G11_EVALUANDO_SUPUESTOS.docx
+++ b/G11_EVALUANDO_SUPUESTOS.docx
@@ -52,7 +52,7 @@
         <w:rPr>
           <w:rStyle w:val="VerbatimChar"/>
         </w:rPr>
-        <w:t xml:space="preserve">## [1] "2024-04-01"</w:t>
+        <w:t xml:space="preserve">## [1] "2024-04-08"</w:t>
       </w:r>
     </w:p>
     <w:bookmarkStart w:id="20" w:name="Xc17e16d4ef05b829ec2d7de5fb31d85b456b2cd"/>
@@ -369,7 +369,7 @@
       </w:r>
     </w:p>
     <w:bookmarkEnd w:id="20"/>
-    <w:bookmarkStart w:id="76" w:name="homogeneidad-de-varianza"/>
+    <w:bookmarkStart w:id="85" w:name="homogeneidad-de-varianza"/>
     <w:p>
       <w:pPr>
         <w:pStyle w:val="Heading1"/>
@@ -12599,13 +12599,13 @@
     </w:p>
     <w:bookmarkEnd w:id="69"/>
     <w:bookmarkEnd w:id="70"/>
-    <w:bookmarkStart w:id="71" w:name="Xecc8d8aa4e7cffb5cb46be2cea5cf1a51fb8873"/>
+    <w:bookmarkStart w:id="71" w:name="X07c185a2e8b551400d74d0480bea937171756a6"/>
     <w:p>
       <w:pPr>
         <w:pStyle w:val="Heading2"/>
       </w:pPr>
       <w:r>
-        <w:t xml:space="preserve">Seleción de parametros pra correlaciones cuando hay NA</w:t>
+        <w:t xml:space="preserve">Selección de parametros para correlaciones cuando hay NA (datos faltantes)</w:t>
       </w:r>
     </w:p>
     <w:p>
@@ -12729,7 +12729,7 @@
         <w:t xml:space="preserve">na.or.complete</w:t>
       </w:r>
       <w:r>
-        <w:t xml:space="preserve">. No vamos a discutir esas alternativas en el presente libro. Sería bueno que busque información en R para sus usos. Estas alternativas se discutiran en otros modulos.</w:t>
+        <w:t xml:space="preserve">. No vamos a discutir esas alternativas en el presente libro. Sería bueno que busque información en R para sus usos. Estas alternativas se discutirán en otros modulos. Para más información vea (cor) en el help de RStudio.</w:t>
       </w:r>
     </w:p>
     <w:p>
@@ -12764,7 +12764,7 @@
       </w:r>
     </w:p>
     <w:bookmarkEnd w:id="71"/>
-    <w:bookmarkStart w:id="75" w:name="uso-de-ggally-para-ver-correlaciones"/>
+    <w:bookmarkStart w:id="84" w:name="uso-de-ggally-para-ver-correlaciones"/>
     <w:p>
       <w:pPr>
         <w:pStyle w:val="Heading2"/>
@@ -13223,8 +13223,968 @@
         </w:pict>
       </w:r>
     </w:p>
-    <w:bookmarkEnd w:id="75"/>
-    <w:bookmarkEnd w:id="76"/>
+    <w:p>
+      <w:pPr>
+        <w:pStyle w:val="FirstParagraph"/>
+      </w:pPr>
+      <w:r>
+        <w:t xml:space="preserve">Explorando el uso de</w:t>
+      </w:r>
+      <w:r>
+        <w:t xml:space="preserve"> </w:t>
+      </w:r>
+      <w:r>
+        <w:t xml:space="preserve">“</w:t>
+      </w:r>
+      <w:r>
+        <w:t xml:space="preserve">everything</w:t>
+      </w:r>
+      <w:r>
+        <w:t xml:space="preserve">”</w:t>
+      </w:r>
+      <w:r>
+        <w:t xml:space="preserve">,</w:t>
+      </w:r>
+      <w:r>
+        <w:t xml:space="preserve"> </w:t>
+      </w:r>
+      <w:r>
+        <w:t xml:space="preserve">“</w:t>
+      </w:r>
+      <w:r>
+        <w:t xml:space="preserve">na.or.complete</w:t>
+      </w:r>
+      <w:r>
+        <w:t xml:space="preserve">”</w:t>
+      </w:r>
+      <w:r>
+        <w:t xml:space="preserve">,</w:t>
+      </w:r>
+      <w:r>
+        <w:t xml:space="preserve"> </w:t>
+      </w:r>
+      <w:r>
+        <w:t xml:space="preserve">“</w:t>
+      </w:r>
+      <w:r>
+        <w:t xml:space="preserve">all.obs</w:t>
+      </w:r>
+      <w:r>
+        <w:t xml:space="preserve">”</w:t>
+      </w:r>
+      <w:r>
+        <w:t xml:space="preserve"> </w:t>
+      </w:r>
+      <w:r>
+        <w:t xml:space="preserve">y</w:t>
+      </w:r>
+      <w:r>
+        <w:t xml:space="preserve"> </w:t>
+      </w:r>
+      <w:r>
+        <w:t xml:space="preserve">“</w:t>
+      </w:r>
+      <w:r>
+        <w:t xml:space="preserve">pairwise.complete.obs</w:t>
+      </w:r>
+      <w:r>
+        <w:t xml:space="preserve">”</w:t>
+      </w:r>
+      <w:r>
+        <w:t xml:space="preserve"> </w:t>
+      </w:r>
+      <w:r>
+        <w:t xml:space="preserve">con el paquete</w:t>
+      </w:r>
+      <w:r>
+        <w:t xml:space="preserve"> </w:t>
+      </w:r>
+      <w:r>
+        <w:t xml:space="preserve">“</w:t>
+      </w:r>
+      <w:r>
+        <w:t xml:space="preserve">corrplot</w:t>
+      </w:r>
+      <w:r>
+        <w:t xml:space="preserve">”</w:t>
+      </w:r>
+    </w:p>
+    <w:p>
+      <w:pPr>
+        <w:pStyle w:val="SourceCode"/>
+      </w:pPr>
+      <w:r>
+        <w:rPr>
+          <w:rStyle w:val="FunctionTok"/>
+        </w:rPr>
+        <w:t xml:space="preserve">library</w:t>
+      </w:r>
+      <w:r>
+        <w:rPr>
+          <w:rStyle w:val="NormalTok"/>
+        </w:rPr>
+        <w:t xml:space="preserve">(corrplot)</w:t>
+      </w:r>
+      <w:r>
+        <w:br/>
+      </w:r>
+      <w:r>
+        <w:rPr>
+          <w:rStyle w:val="FunctionTok"/>
+        </w:rPr>
+        <w:t xml:space="preserve">data</w:t>
+      </w:r>
+      <w:r>
+        <w:rPr>
+          <w:rStyle w:val="NormalTok"/>
+        </w:rPr>
+        <w:t xml:space="preserve">(mtcars)</w:t>
+      </w:r>
+      <w:r>
+        <w:br/>
+      </w:r>
+      <w:r>
+        <w:rPr>
+          <w:rStyle w:val="NormalTok"/>
+        </w:rPr>
+        <w:t xml:space="preserve">carros_mini </w:t>
+      </w:r>
+      <w:r>
+        <w:rPr>
+          <w:rStyle w:val="OtherTok"/>
+        </w:rPr>
+        <w:t xml:space="preserve">&lt;-</w:t>
+      </w:r>
+      <w:r>
+        <w:rPr>
+          <w:rStyle w:val="NormalTok"/>
+        </w:rPr>
+        <w:t xml:space="preserve"> mtcars[,</w:t>
+      </w:r>
+      <w:r>
+        <w:rPr>
+          <w:rStyle w:val="DecValTok"/>
+        </w:rPr>
+        <w:t xml:space="preserve">3</w:t>
+      </w:r>
+      <w:r>
+        <w:rPr>
+          <w:rStyle w:val="SpecialCharTok"/>
+        </w:rPr>
+        <w:t xml:space="preserve">:</w:t>
+      </w:r>
+      <w:r>
+        <w:rPr>
+          <w:rStyle w:val="DecValTok"/>
+        </w:rPr>
+        <w:t xml:space="preserve">6</w:t>
+      </w:r>
+      <w:r>
+        <w:rPr>
+          <w:rStyle w:val="NormalTok"/>
+        </w:rPr>
+        <w:t xml:space="preserve">]</w:t>
+      </w:r>
+      <w:r>
+        <w:br/>
+      </w:r>
+      <w:r>
+        <w:rPr>
+          <w:rStyle w:val="CommentTok"/>
+        </w:rPr>
+        <w:t xml:space="preserve"># remover algo datos y subsituirlos por "NA"</w:t>
+      </w:r>
+      <w:r>
+        <w:br/>
+      </w:r>
+      <w:r>
+        <w:rPr>
+          <w:rStyle w:val="NormalTok"/>
+        </w:rPr>
+        <w:t xml:space="preserve">carros_mini[</w:t>
+      </w:r>
+      <w:r>
+        <w:rPr>
+          <w:rStyle w:val="DecValTok"/>
+        </w:rPr>
+        <w:t xml:space="preserve">1</w:t>
+      </w:r>
+      <w:r>
+        <w:rPr>
+          <w:rStyle w:val="NormalTok"/>
+        </w:rPr>
+        <w:t xml:space="preserve">,</w:t>
+      </w:r>
+      <w:r>
+        <w:rPr>
+          <w:rStyle w:val="DecValTok"/>
+        </w:rPr>
+        <w:t xml:space="preserve">1</w:t>
+      </w:r>
+      <w:r>
+        <w:rPr>
+          <w:rStyle w:val="NormalTok"/>
+        </w:rPr>
+        <w:t xml:space="preserve">] </w:t>
+      </w:r>
+      <w:r>
+        <w:rPr>
+          <w:rStyle w:val="OtherTok"/>
+        </w:rPr>
+        <w:t xml:space="preserve">&lt;-</w:t>
+      </w:r>
+      <w:r>
+        <w:rPr>
+          <w:rStyle w:val="NormalTok"/>
+        </w:rPr>
+        <w:t xml:space="preserve"> </w:t>
+      </w:r>
+      <w:r>
+        <w:rPr>
+          <w:rStyle w:val="ConstantTok"/>
+        </w:rPr>
+        <w:t xml:space="preserve">NA</w:t>
+      </w:r>
+      <w:r>
+        <w:br/>
+      </w:r>
+      <w:r>
+        <w:rPr>
+          <w:rStyle w:val="NormalTok"/>
+        </w:rPr>
+        <w:t xml:space="preserve">carros_mini[</w:t>
+      </w:r>
+      <w:r>
+        <w:rPr>
+          <w:rStyle w:val="DecValTok"/>
+        </w:rPr>
+        <w:t xml:space="preserve">1</w:t>
+      </w:r>
+      <w:r>
+        <w:rPr>
+          <w:rStyle w:val="NormalTok"/>
+        </w:rPr>
+        <w:t xml:space="preserve">,</w:t>
+      </w:r>
+      <w:r>
+        <w:rPr>
+          <w:rStyle w:val="DecValTok"/>
+        </w:rPr>
+        <w:t xml:space="preserve">2</w:t>
+      </w:r>
+      <w:r>
+        <w:rPr>
+          <w:rStyle w:val="NormalTok"/>
+        </w:rPr>
+        <w:t xml:space="preserve">] </w:t>
+      </w:r>
+      <w:r>
+        <w:rPr>
+          <w:rStyle w:val="OtherTok"/>
+        </w:rPr>
+        <w:t xml:space="preserve">&lt;-</w:t>
+      </w:r>
+      <w:r>
+        <w:rPr>
+          <w:rStyle w:val="NormalTok"/>
+        </w:rPr>
+        <w:t xml:space="preserve"> </w:t>
+      </w:r>
+      <w:r>
+        <w:rPr>
+          <w:rStyle w:val="ConstantTok"/>
+        </w:rPr>
+        <w:t xml:space="preserve">NA</w:t>
+      </w:r>
+      <w:r>
+        <w:br/>
+      </w:r>
+      <w:r>
+        <w:br/>
+      </w:r>
+      <w:r>
+        <w:rPr>
+          <w:rStyle w:val="NormalTok"/>
+        </w:rPr>
+        <w:t xml:space="preserve">carros_mini </w:t>
+      </w:r>
+      <w:r>
+        <w:rPr>
+          <w:rStyle w:val="CommentTok"/>
+        </w:rPr>
+        <w:t xml:space="preserve"># mirar el df</w:t>
+      </w:r>
+    </w:p>
+    <w:p>
+      <w:pPr>
+        <w:pStyle w:val="SourceCode"/>
+      </w:pPr>
+      <w:r>
+        <w:rPr>
+          <w:rStyle w:val="VerbatimChar"/>
+        </w:rPr>
+        <w:t xml:space="preserve">##                      disp  hp drat    wt</w:t>
+      </w:r>
+      <w:r>
+        <w:br/>
+      </w:r>
+      <w:r>
+        <w:rPr>
+          <w:rStyle w:val="VerbatimChar"/>
+        </w:rPr>
+        <w:t xml:space="preserve">## Mazda RX4              NA  NA 3.90 2.620</w:t>
+      </w:r>
+      <w:r>
+        <w:br/>
+      </w:r>
+      <w:r>
+        <w:rPr>
+          <w:rStyle w:val="VerbatimChar"/>
+        </w:rPr>
+        <w:t xml:space="preserve">## Mazda RX4 Wag       160.0 110 3.90 2.875</w:t>
+      </w:r>
+      <w:r>
+        <w:br/>
+      </w:r>
+      <w:r>
+        <w:rPr>
+          <w:rStyle w:val="VerbatimChar"/>
+        </w:rPr>
+        <w:t xml:space="preserve">## Datsun 710          108.0  93 3.85 2.320</w:t>
+      </w:r>
+      <w:r>
+        <w:br/>
+      </w:r>
+      <w:r>
+        <w:rPr>
+          <w:rStyle w:val="VerbatimChar"/>
+        </w:rPr>
+        <w:t xml:space="preserve">## Hornet 4 Drive      258.0 110 3.08 3.215</w:t>
+      </w:r>
+      <w:r>
+        <w:br/>
+      </w:r>
+      <w:r>
+        <w:rPr>
+          <w:rStyle w:val="VerbatimChar"/>
+        </w:rPr>
+        <w:t xml:space="preserve">## Hornet Sportabout   360.0 175 3.15 3.440</w:t>
+      </w:r>
+      <w:r>
+        <w:br/>
+      </w:r>
+      <w:r>
+        <w:rPr>
+          <w:rStyle w:val="VerbatimChar"/>
+        </w:rPr>
+        <w:t xml:space="preserve">## Valiant             225.0 105 2.76 3.460</w:t>
+      </w:r>
+      <w:r>
+        <w:br/>
+      </w:r>
+      <w:r>
+        <w:rPr>
+          <w:rStyle w:val="VerbatimChar"/>
+        </w:rPr>
+        <w:t xml:space="preserve">## Duster 360          360.0 245 3.21 3.570</w:t>
+      </w:r>
+      <w:r>
+        <w:br/>
+      </w:r>
+      <w:r>
+        <w:rPr>
+          <w:rStyle w:val="VerbatimChar"/>
+        </w:rPr>
+        <w:t xml:space="preserve">## Merc 240D           146.7  62 3.69 3.190</w:t>
+      </w:r>
+      <w:r>
+        <w:br/>
+      </w:r>
+      <w:r>
+        <w:rPr>
+          <w:rStyle w:val="VerbatimChar"/>
+        </w:rPr>
+        <w:t xml:space="preserve">## Merc 230            140.8  95 3.92 3.150</w:t>
+      </w:r>
+      <w:r>
+        <w:br/>
+      </w:r>
+      <w:r>
+        <w:rPr>
+          <w:rStyle w:val="VerbatimChar"/>
+        </w:rPr>
+        <w:t xml:space="preserve">## Merc 280            167.6 123 3.92 3.440</w:t>
+      </w:r>
+      <w:r>
+        <w:br/>
+      </w:r>
+      <w:r>
+        <w:rPr>
+          <w:rStyle w:val="VerbatimChar"/>
+        </w:rPr>
+        <w:t xml:space="preserve">## Merc 280C           167.6 123 3.92 3.440</w:t>
+      </w:r>
+      <w:r>
+        <w:br/>
+      </w:r>
+      <w:r>
+        <w:rPr>
+          <w:rStyle w:val="VerbatimChar"/>
+        </w:rPr>
+        <w:t xml:space="preserve">## Merc 450SE          275.8 180 3.07 4.070</w:t>
+      </w:r>
+      <w:r>
+        <w:br/>
+      </w:r>
+      <w:r>
+        <w:rPr>
+          <w:rStyle w:val="VerbatimChar"/>
+        </w:rPr>
+        <w:t xml:space="preserve">## Merc 450SL          275.8 180 3.07 3.730</w:t>
+      </w:r>
+      <w:r>
+        <w:br/>
+      </w:r>
+      <w:r>
+        <w:rPr>
+          <w:rStyle w:val="VerbatimChar"/>
+        </w:rPr>
+        <w:t xml:space="preserve">## Merc 450SLC         275.8 180 3.07 3.780</w:t>
+      </w:r>
+      <w:r>
+        <w:br/>
+      </w:r>
+      <w:r>
+        <w:rPr>
+          <w:rStyle w:val="VerbatimChar"/>
+        </w:rPr>
+        <w:t xml:space="preserve">## Cadillac Fleetwood  472.0 205 2.93 5.250</w:t>
+      </w:r>
+      <w:r>
+        <w:br/>
+      </w:r>
+      <w:r>
+        <w:rPr>
+          <w:rStyle w:val="VerbatimChar"/>
+        </w:rPr>
+        <w:t xml:space="preserve">## Lincoln Continental 460.0 215 3.00 5.424</w:t>
+      </w:r>
+      <w:r>
+        <w:br/>
+      </w:r>
+      <w:r>
+        <w:rPr>
+          <w:rStyle w:val="VerbatimChar"/>
+        </w:rPr>
+        <w:t xml:space="preserve">## Chrysler Imperial   440.0 230 3.23 5.345</w:t>
+      </w:r>
+      <w:r>
+        <w:br/>
+      </w:r>
+      <w:r>
+        <w:rPr>
+          <w:rStyle w:val="VerbatimChar"/>
+        </w:rPr>
+        <w:t xml:space="preserve">## Fiat 128             78.7  66 4.08 2.200</w:t>
+      </w:r>
+      <w:r>
+        <w:br/>
+      </w:r>
+      <w:r>
+        <w:rPr>
+          <w:rStyle w:val="VerbatimChar"/>
+        </w:rPr>
+        <w:t xml:space="preserve">## Honda Civic          75.7  52 4.93 1.615</w:t>
+      </w:r>
+      <w:r>
+        <w:br/>
+      </w:r>
+      <w:r>
+        <w:rPr>
+          <w:rStyle w:val="VerbatimChar"/>
+        </w:rPr>
+        <w:t xml:space="preserve">## Toyota Corolla       71.1  65 4.22 1.835</w:t>
+      </w:r>
+      <w:r>
+        <w:br/>
+      </w:r>
+      <w:r>
+        <w:rPr>
+          <w:rStyle w:val="VerbatimChar"/>
+        </w:rPr>
+        <w:t xml:space="preserve">## Toyota Corona       120.1  97 3.70 2.465</w:t>
+      </w:r>
+      <w:r>
+        <w:br/>
+      </w:r>
+      <w:r>
+        <w:rPr>
+          <w:rStyle w:val="VerbatimChar"/>
+        </w:rPr>
+        <w:t xml:space="preserve">## Dodge Challenger    318.0 150 2.76 3.520</w:t>
+      </w:r>
+      <w:r>
+        <w:br/>
+      </w:r>
+      <w:r>
+        <w:rPr>
+          <w:rStyle w:val="VerbatimChar"/>
+        </w:rPr>
+        <w:t xml:space="preserve">## AMC Javelin         304.0 150 3.15 3.435</w:t>
+      </w:r>
+      <w:r>
+        <w:br/>
+      </w:r>
+      <w:r>
+        <w:rPr>
+          <w:rStyle w:val="VerbatimChar"/>
+        </w:rPr>
+        <w:t xml:space="preserve">## Camaro Z28          350.0 245 3.73 3.840</w:t>
+      </w:r>
+      <w:r>
+        <w:br/>
+      </w:r>
+      <w:r>
+        <w:rPr>
+          <w:rStyle w:val="VerbatimChar"/>
+        </w:rPr>
+        <w:t xml:space="preserve">## Pontiac Firebird    400.0 175 3.08 3.845</w:t>
+      </w:r>
+      <w:r>
+        <w:br/>
+      </w:r>
+      <w:r>
+        <w:rPr>
+          <w:rStyle w:val="VerbatimChar"/>
+        </w:rPr>
+        <w:t xml:space="preserve">## Fiat X1-9            79.0  66 4.08 1.935</w:t>
+      </w:r>
+      <w:r>
+        <w:br/>
+      </w:r>
+      <w:r>
+        <w:rPr>
+          <w:rStyle w:val="VerbatimChar"/>
+        </w:rPr>
+        <w:t xml:space="preserve">## Porsche 914-2       120.3  91 4.43 2.140</w:t>
+      </w:r>
+      <w:r>
+        <w:br/>
+      </w:r>
+      <w:r>
+        <w:rPr>
+          <w:rStyle w:val="VerbatimChar"/>
+        </w:rPr>
+        <w:t xml:space="preserve">## Lotus Europa         95.1 113 3.77 1.513</w:t>
+      </w:r>
+      <w:r>
+        <w:br/>
+      </w:r>
+      <w:r>
+        <w:rPr>
+          <w:rStyle w:val="VerbatimChar"/>
+        </w:rPr>
+        <w:t xml:space="preserve">## Ford Pantera L      351.0 264 4.22 3.170</w:t>
+      </w:r>
+      <w:r>
+        <w:br/>
+      </w:r>
+      <w:r>
+        <w:rPr>
+          <w:rStyle w:val="VerbatimChar"/>
+        </w:rPr>
+        <w:t xml:space="preserve">## Ferrari Dino        145.0 175 3.62 2.770</w:t>
+      </w:r>
+      <w:r>
+        <w:br/>
+      </w:r>
+      <w:r>
+        <w:rPr>
+          <w:rStyle w:val="VerbatimChar"/>
+        </w:rPr>
+        <w:t xml:space="preserve">## Maserati Bora       301.0 335 3.54 3.570</w:t>
+      </w:r>
+      <w:r>
+        <w:br/>
+      </w:r>
+      <w:r>
+        <w:rPr>
+          <w:rStyle w:val="VerbatimChar"/>
+        </w:rPr>
+        <w:t xml:space="preserve">## Volvo 142E          121.0 109 4.11 2.780</w:t>
+      </w:r>
+    </w:p>
+    <w:p>
+      <w:pPr>
+        <w:pStyle w:val="SourceCode"/>
+      </w:pPr>
+      <w:r>
+        <w:rPr>
+          <w:rStyle w:val="FunctionTok"/>
+        </w:rPr>
+        <w:t xml:space="preserve">library</w:t>
+      </w:r>
+      <w:r>
+        <w:rPr>
+          <w:rStyle w:val="NormalTok"/>
+        </w:rPr>
+        <w:t xml:space="preserve">(corrplot)</w:t>
+      </w:r>
+      <w:r>
+        <w:br/>
+      </w:r>
+      <w:r>
+        <w:rPr>
+          <w:rStyle w:val="FunctionTok"/>
+        </w:rPr>
+        <w:t xml:space="preserve">corrplot</w:t>
+      </w:r>
+      <w:r>
+        <w:rPr>
+          <w:rStyle w:val="NormalTok"/>
+        </w:rPr>
+        <w:t xml:space="preserve">(</w:t>
+      </w:r>
+      <w:r>
+        <w:rPr>
+          <w:rStyle w:val="AttributeTok"/>
+        </w:rPr>
+        <w:t xml:space="preserve">corr=</w:t>
+      </w:r>
+      <w:r>
+        <w:rPr>
+          <w:rStyle w:val="FunctionTok"/>
+        </w:rPr>
+        <w:t xml:space="preserve">cor</w:t>
+      </w:r>
+      <w:r>
+        <w:rPr>
+          <w:rStyle w:val="NormalTok"/>
+        </w:rPr>
+        <w:t xml:space="preserve">(carros_mini, </w:t>
+      </w:r>
+      <w:r>
+        <w:rPr>
+          <w:rStyle w:val="AttributeTok"/>
+        </w:rPr>
+        <w:t xml:space="preserve">use=</w:t>
+      </w:r>
+      <w:r>
+        <w:rPr>
+          <w:rStyle w:val="StringTok"/>
+        </w:rPr>
+        <w:t xml:space="preserve">"everything"</w:t>
+      </w:r>
+      <w:r>
+        <w:rPr>
+          <w:rStyle w:val="NormalTok"/>
+        </w:rPr>
+        <w:t xml:space="preserve">), </w:t>
+      </w:r>
+      <w:r>
+        <w:rPr>
+          <w:rStyle w:val="AttributeTok"/>
+        </w:rPr>
+        <w:t xml:space="preserve">method=</w:t>
+      </w:r>
+      <w:r>
+        <w:rPr>
+          <w:rStyle w:val="StringTok"/>
+        </w:rPr>
+        <w:t xml:space="preserve">"ellipse"</w:t>
+      </w:r>
+      <w:r>
+        <w:rPr>
+          <w:rStyle w:val="NormalTok"/>
+        </w:rPr>
+        <w:t xml:space="preserve">)</w:t>
+      </w:r>
+    </w:p>
+    <w:p>
+      <w:pPr>
+        <w:pStyle w:val="FirstParagraph"/>
+      </w:pPr>
+      <w:r>
+        <w:drawing>
+          <wp:inline>
+            <wp:extent cx="5334000" cy="4267200"/>
+            <wp:effectExtent b="0" l="0" r="0" t="0"/>
+            <wp:docPr descr="" title="" id="76" name="Picture"/>
+            <a:graphic>
+              <a:graphicData uri="http://schemas.openxmlformats.org/drawingml/2006/picture">
+                <pic:pic>
+                  <pic:nvPicPr>
+                    <pic:cNvPr descr="G11_EVALUANDO_SUPUESTOS_files/figure-docx/unnamed-chunk-6-1.png" id="77" name="Picture"/>
+                    <pic:cNvPicPr>
+                      <a:picLocks noChangeArrowheads="1" noChangeAspect="1"/>
+                    </pic:cNvPicPr>
+                  </pic:nvPicPr>
+                  <pic:blipFill>
+                    <a:blip r:embed="rId75"/>
+                    <a:stretch>
+                      <a:fillRect/>
+                    </a:stretch>
+                  </pic:blipFill>
+                  <pic:spPr bwMode="auto">
+                    <a:xfrm>
+                      <a:off x="0" y="0"/>
+                      <a:ext cx="5334000" cy="4267200"/>
+                    </a:xfrm>
+                    <a:prstGeom prst="rect">
+                      <a:avLst/>
+                    </a:prstGeom>
+                    <a:noFill/>
+                    <a:ln w="9525">
+                      <a:noFill/>
+                      <a:headEnd/>
+                      <a:tailEnd/>
+                    </a:ln>
+                  </pic:spPr>
+                </pic:pic>
+              </a:graphicData>
+            </a:graphic>
+          </wp:inline>
+        </w:drawing>
+      </w:r>
+    </w:p>
+    <w:p>
+      <w:pPr>
+        <w:pStyle w:val="SourceCode"/>
+      </w:pPr>
+      <w:r>
+        <w:rPr>
+          <w:rStyle w:val="FunctionTok"/>
+        </w:rPr>
+        <w:t xml:space="preserve">corrplot</w:t>
+      </w:r>
+      <w:r>
+        <w:rPr>
+          <w:rStyle w:val="NormalTok"/>
+        </w:rPr>
+        <w:t xml:space="preserve">(</w:t>
+      </w:r>
+      <w:r>
+        <w:rPr>
+          <w:rStyle w:val="AttributeTok"/>
+        </w:rPr>
+        <w:t xml:space="preserve">corr=</w:t>
+      </w:r>
+      <w:r>
+        <w:rPr>
+          <w:rStyle w:val="FunctionTok"/>
+        </w:rPr>
+        <w:t xml:space="preserve">cor</w:t>
+      </w:r>
+      <w:r>
+        <w:rPr>
+          <w:rStyle w:val="NormalTok"/>
+        </w:rPr>
+        <w:t xml:space="preserve">(carros_mini, </w:t>
+      </w:r>
+      <w:r>
+        <w:rPr>
+          <w:rStyle w:val="AttributeTok"/>
+        </w:rPr>
+        <w:t xml:space="preserve">use=</w:t>
+      </w:r>
+      <w:r>
+        <w:rPr>
+          <w:rStyle w:val="StringTok"/>
+        </w:rPr>
+        <w:t xml:space="preserve">"na.or.complete"</w:t>
+      </w:r>
+      <w:r>
+        <w:rPr>
+          <w:rStyle w:val="NormalTok"/>
+        </w:rPr>
+        <w:t xml:space="preserve">), </w:t>
+      </w:r>
+      <w:r>
+        <w:rPr>
+          <w:rStyle w:val="AttributeTok"/>
+        </w:rPr>
+        <w:t xml:space="preserve">method=</w:t>
+      </w:r>
+      <w:r>
+        <w:rPr>
+          <w:rStyle w:val="StringTok"/>
+        </w:rPr>
+        <w:t xml:space="preserve">"shade"</w:t>
+      </w:r>
+      <w:r>
+        <w:rPr>
+          <w:rStyle w:val="NormalTok"/>
+        </w:rPr>
+        <w:t xml:space="preserve">)</w:t>
+      </w:r>
+    </w:p>
+    <w:p>
+      <w:pPr>
+        <w:pStyle w:val="FirstParagraph"/>
+      </w:pPr>
+      <w:r>
+        <w:drawing>
+          <wp:inline>
+            <wp:extent cx="5334000" cy="4267200"/>
+            <wp:effectExtent b="0" l="0" r="0" t="0"/>
+            <wp:docPr descr="" title="" id="79" name="Picture"/>
+            <a:graphic>
+              <a:graphicData uri="http://schemas.openxmlformats.org/drawingml/2006/picture">
+                <pic:pic>
+                  <pic:nvPicPr>
+                    <pic:cNvPr descr="G11_EVALUANDO_SUPUESTOS_files/figure-docx/unnamed-chunk-6-2.png" id="80" name="Picture"/>
+                    <pic:cNvPicPr>
+                      <a:picLocks noChangeArrowheads="1" noChangeAspect="1"/>
+                    </pic:cNvPicPr>
+                  </pic:nvPicPr>
+                  <pic:blipFill>
+                    <a:blip r:embed="rId78"/>
+                    <a:stretch>
+                      <a:fillRect/>
+                    </a:stretch>
+                  </pic:blipFill>
+                  <pic:spPr bwMode="auto">
+                    <a:xfrm>
+                      <a:off x="0" y="0"/>
+                      <a:ext cx="5334000" cy="4267200"/>
+                    </a:xfrm>
+                    <a:prstGeom prst="rect">
+                      <a:avLst/>
+                    </a:prstGeom>
+                    <a:noFill/>
+                    <a:ln w="9525">
+                      <a:noFill/>
+                      <a:headEnd/>
+                      <a:tailEnd/>
+                    </a:ln>
+                  </pic:spPr>
+                </pic:pic>
+              </a:graphicData>
+            </a:graphic>
+          </wp:inline>
+        </w:drawing>
+      </w:r>
+    </w:p>
+    <w:p>
+      <w:pPr>
+        <w:pStyle w:val="SourceCode"/>
+      </w:pPr>
+      <w:r>
+        <w:rPr>
+          <w:rStyle w:val="FunctionTok"/>
+        </w:rPr>
+        <w:t xml:space="preserve">corrplot</w:t>
+      </w:r>
+      <w:r>
+        <w:rPr>
+          <w:rStyle w:val="NormalTok"/>
+        </w:rPr>
+        <w:t xml:space="preserve">(</w:t>
+      </w:r>
+      <w:r>
+        <w:rPr>
+          <w:rStyle w:val="AttributeTok"/>
+        </w:rPr>
+        <w:t xml:space="preserve">corr=</w:t>
+      </w:r>
+      <w:r>
+        <w:rPr>
+          <w:rStyle w:val="FunctionTok"/>
+        </w:rPr>
+        <w:t xml:space="preserve">cor</w:t>
+      </w:r>
+      <w:r>
+        <w:rPr>
+          <w:rStyle w:val="NormalTok"/>
+        </w:rPr>
+        <w:t xml:space="preserve">(carros_mini, </w:t>
+      </w:r>
+      <w:r>
+        <w:rPr>
+          <w:rStyle w:val="AttributeTok"/>
+        </w:rPr>
+        <w:t xml:space="preserve">use=</w:t>
+      </w:r>
+      <w:r>
+        <w:rPr>
+          <w:rStyle w:val="StringTok"/>
+        </w:rPr>
+        <w:t xml:space="preserve">"pairwise.complete.obs"</w:t>
+      </w:r>
+      <w:r>
+        <w:rPr>
+          <w:rStyle w:val="NormalTok"/>
+        </w:rPr>
+        <w:t xml:space="preserve">), </w:t>
+      </w:r>
+      <w:r>
+        <w:rPr>
+          <w:rStyle w:val="AttributeTok"/>
+        </w:rPr>
+        <w:t xml:space="preserve">method=</w:t>
+      </w:r>
+      <w:r>
+        <w:rPr>
+          <w:rStyle w:val="StringTok"/>
+        </w:rPr>
+        <w:t xml:space="preserve">"square"</w:t>
+      </w:r>
+      <w:r>
+        <w:rPr>
+          <w:rStyle w:val="NormalTok"/>
+        </w:rPr>
+        <w:t xml:space="preserve">)</w:t>
+      </w:r>
+    </w:p>
+    <w:p>
+      <w:pPr>
+        <w:pStyle w:val="FirstParagraph"/>
+      </w:pPr>
+      <w:r>
+        <w:drawing>
+          <wp:inline>
+            <wp:extent cx="5334000" cy="4267200"/>
+            <wp:effectExtent b="0" l="0" r="0" t="0"/>
+            <wp:docPr descr="" title="" id="82" name="Picture"/>
+            <a:graphic>
+              <a:graphicData uri="http://schemas.openxmlformats.org/drawingml/2006/picture">
+                <pic:pic>
+                  <pic:nvPicPr>
+                    <pic:cNvPr descr="G11_EVALUANDO_SUPUESTOS_files/figure-docx/unnamed-chunk-6-3.png" id="83" name="Picture"/>
+                    <pic:cNvPicPr>
+                      <a:picLocks noChangeArrowheads="1" noChangeAspect="1"/>
+                    </pic:cNvPicPr>
+                  </pic:nvPicPr>
+                  <pic:blipFill>
+                    <a:blip r:embed="rId81"/>
+                    <a:stretch>
+                      <a:fillRect/>
+                    </a:stretch>
+                  </pic:blipFill>
+                  <pic:spPr bwMode="auto">
+                    <a:xfrm>
+                      <a:off x="0" y="0"/>
+                      <a:ext cx="5334000" cy="4267200"/>
+                    </a:xfrm>
+                    <a:prstGeom prst="rect">
+                      <a:avLst/>
+                    </a:prstGeom>
+                    <a:noFill/>
+                    <a:ln w="9525">
+                      <a:noFill/>
+                      <a:headEnd/>
+                      <a:tailEnd/>
+                    </a:ln>
+                  </pic:spPr>
+                </pic:pic>
+              </a:graphicData>
+            </a:graphic>
+          </wp:inline>
+        </w:drawing>
+      </w:r>
+    </w:p>
+    <w:bookmarkEnd w:id="84"/>
+    <w:bookmarkEnd w:id="85"/>
     <w:sectPr/>
   </w:body>
 </w:document>

--- a/G11_EVALUANDO_SUPUESTOS.docx
+++ b/G11_EVALUANDO_SUPUESTOS.docx
@@ -52,7 +52,7 @@
         <w:rPr>
           <w:rStyle w:val="VerbatimChar"/>
         </w:rPr>
-        <w:t xml:space="preserve">## [1] "2024-04-08"</w:t>
+        <w:t xml:space="preserve">## [1] "2024-04-15"</w:t>
       </w:r>
     </w:p>
     <w:bookmarkStart w:id="20" w:name="Xc17e16d4ef05b829ec2d7de5fb31d85b456b2cd"/>

--- a/G11_EVALUANDO_SUPUESTOS.docx
+++ b/G11_EVALUANDO_SUPUESTOS.docx
@@ -52,7 +52,7 @@
         <w:rPr>
           <w:rStyle w:val="VerbatimChar"/>
         </w:rPr>
-        <w:t xml:space="preserve">## [1] "2024-04-15"</w:t>
+        <w:t xml:space="preserve">## [1] "2025-01-15"</w:t>
       </w:r>
     </w:p>
     <w:bookmarkStart w:id="20" w:name="Xc17e16d4ef05b829ec2d7de5fb31d85b456b2cd"/>
@@ -215,11 +215,11 @@
     </w:p>
     <w:p>
       <w:pPr>
+        <w:pStyle w:val="Compact"/>
         <w:numPr>
           <w:ilvl w:val="0"/>
           <w:numId w:val="1001"/>
         </w:numPr>
-        <w:pStyle w:val="Compact"/>
       </w:pPr>
       <w:r>
         <w:t xml:space="preserve">distribución normal</w:t>
@@ -227,11 +227,11 @@
     </w:p>
     <w:p>
       <w:pPr>
+        <w:pStyle w:val="Compact"/>
         <w:numPr>
           <w:ilvl w:val="0"/>
           <w:numId w:val="1001"/>
         </w:numPr>
-        <w:pStyle w:val="Compact"/>
       </w:pPr>
       <w:r>
         <w:t xml:space="preserve">igualdad de varianza</w:t>
@@ -239,11 +239,11 @@
     </w:p>
     <w:p>
       <w:pPr>
+        <w:pStyle w:val="Compact"/>
         <w:numPr>
           <w:ilvl w:val="0"/>
           <w:numId w:val="1001"/>
         </w:numPr>
-        <w:pStyle w:val="Compact"/>
       </w:pPr>
       <w:r>
         <w:t xml:space="preserve">simetría de las distribuciones</w:t>
@@ -251,11 +251,11 @@
     </w:p>
     <w:p>
       <w:pPr>
+        <w:pStyle w:val="Compact"/>
         <w:numPr>
           <w:ilvl w:val="0"/>
           <w:numId w:val="1001"/>
         </w:numPr>
-        <w:pStyle w:val="Compact"/>
       </w:pPr>
       <w:r>
         <w:t xml:space="preserve">datos recolectado al azar</w:t>
@@ -288,56 +288,56 @@
       </w:r>
       <w:r>
         <w:rPr>
+          <w:b/>
           <w:bCs/>
+        </w:rPr>
+        <w:t xml:space="preserve">primodial</w:t>
+      </w:r>
+      <w:r>
+        <w:t xml:space="preserve"> </w:t>
+      </w:r>
+      <w:r>
+        <w:t xml:space="preserve">que cada investigador cumple con evaluar los supuestos de las pruebas que usa y si no cumple que busca métodos alternos. Por ejemplo métodos de análisis que podría usar incluye pruebas</w:t>
+      </w:r>
+      <w:r>
+        <w:t xml:space="preserve"> </w:t>
+      </w:r>
+      <w:r>
+        <w:rPr>
           <w:b/>
-        </w:rPr>
-        <w:t xml:space="preserve">primodial</w:t>
-      </w:r>
-      <w:r>
-        <w:t xml:space="preserve"> </w:t>
-      </w:r>
-      <w:r>
-        <w:t xml:space="preserve">que cada investigador cumple con evaluar los supuestos de las pruebas que usa y si no cumple que busca métodos alternos. Por ejemplo métodos de análisis que podría usar incluye pruebas</w:t>
-      </w:r>
-      <w:r>
-        <w:t xml:space="preserve"> </w:t>
-      </w:r>
-      <w:r>
-        <w:rPr>
           <w:bCs/>
+        </w:rPr>
+        <w:t xml:space="preserve">no paramétrica</w:t>
+      </w:r>
+      <w:r>
+        <w:t xml:space="preserve"> </w:t>
+      </w:r>
+      <w:r>
+        <w:t xml:space="preserve">tambien</w:t>
+      </w:r>
+      <w:r>
+        <w:t xml:space="preserve"> </w:t>
+      </w:r>
+      <w:r>
+        <w:rPr>
           <w:b/>
-        </w:rPr>
-        <w:t xml:space="preserve">no paramétrica</w:t>
-      </w:r>
-      <w:r>
-        <w:t xml:space="preserve"> </w:t>
-      </w:r>
-      <w:r>
-        <w:t xml:space="preserve">tambien</w:t>
-      </w:r>
-      <w:r>
-        <w:t xml:space="preserve"> </w:t>
-      </w:r>
-      <w:r>
-        <w:rPr>
           <w:bCs/>
+        </w:rPr>
+        <w:t xml:space="preserve">estadística bayesiana</w:t>
+      </w:r>
+      <w:r>
+        <w:t xml:space="preserve"> </w:t>
+      </w:r>
+      <w:r>
+        <w:t xml:space="preserve">o</w:t>
+      </w:r>
+      <w:r>
+        <w:t xml:space="preserve"> </w:t>
+      </w:r>
+      <w:r>
+        <w:rPr>
           <w:b/>
-        </w:rPr>
-        <w:t xml:space="preserve">estadística bayesiana</w:t>
-      </w:r>
-      <w:r>
-        <w:t xml:space="preserve"> </w:t>
-      </w:r>
-      <w:r>
-        <w:t xml:space="preserve">o</w:t>
-      </w:r>
-      <w:r>
-        <w:t xml:space="preserve"> </w:t>
-      </w:r>
-      <w:r>
-        <w:rPr>
           <w:bCs/>
-          <w:b/>
         </w:rPr>
         <w:t xml:space="preserve">métodos robusta</w:t>
       </w:r>
@@ -387,24 +387,24 @@
       </w:r>
       <w:r>
         <w:rPr>
+          <w:i/>
           <w:iCs/>
+        </w:rPr>
+        <w:t xml:space="preserve">discriminant function analysis</w:t>
+      </w:r>
+      <w:r>
+        <w:t xml:space="preserve"> </w:t>
+      </w:r>
+      <w:r>
+        <w:t xml:space="preserve">en inglés). Como ejemplo utilizaremos los datos de la Becasa de Mar</w:t>
+      </w:r>
+      <w:r>
+        <w:t xml:space="preserve"> </w:t>
+      </w:r>
+      <w:r>
+        <w:rPr>
           <w:i/>
-        </w:rPr>
-        <w:t xml:space="preserve">discriminant function analysis</w:t>
-      </w:r>
-      <w:r>
-        <w:t xml:space="preserve"> </w:t>
-      </w:r>
-      <w:r>
-        <w:t xml:space="preserve">en inglés). Como ejemplo utilizaremos los datos de la Becasa de Mar</w:t>
-      </w:r>
-      <w:r>
-        <w:t xml:space="preserve"> </w:t>
-      </w:r>
-      <w:r>
-        <w:rPr>
           <w:iCs/>
-          <w:i/>
         </w:rPr>
         <w:t xml:space="preserve">Limosa haemastica</w:t>
       </w:r>
@@ -416,8 +416,8 @@
       </w:r>
       <w:r>
         <w:rPr>
+          <w:b/>
           <w:bCs/>
-          <w:b/>
         </w:rPr>
         <w:t xml:space="preserve">ggversa</w:t>
       </w:r>
@@ -427,11 +427,11 @@
     </w:p>
     <w:p>
       <w:pPr>
+        <w:pStyle w:val="Compact"/>
         <w:numPr>
           <w:ilvl w:val="0"/>
           <w:numId w:val="1002"/>
         </w:numPr>
-        <w:pStyle w:val="Compact"/>
       </w:pPr>
       <w:r>
         <w:t xml:space="preserve">1ro. la varianza en las observaciones entre sexo es similar,</w:t>
@@ -439,11 +439,11 @@
     </w:p>
     <w:p>
       <w:pPr>
+        <w:pStyle w:val="Compact"/>
         <w:numPr>
           <w:ilvl w:val="0"/>
           <w:numId w:val="1002"/>
         </w:numPr>
-        <w:pStyle w:val="Compact"/>
       </w:pPr>
       <w:r>
         <w:t xml:space="preserve">2do. la variación en las tres estaciones es similar, y</w:t>
@@ -451,11 +451,11 @@
     </w:p>
     <w:p>
       <w:pPr>
+        <w:pStyle w:val="Compact"/>
         <w:numPr>
           <w:ilvl w:val="0"/>
           <w:numId w:val="1002"/>
         </w:numPr>
-        <w:pStyle w:val="Compact"/>
       </w:pPr>
       <w:r>
         <w:t xml:space="preserve">3ro. la variación entre los grupos por sexo es similar.</w:t>
@@ -489,37 +489,37 @@
       </w:r>
       <w:r>
         <w:rPr>
+          <w:b/>
           <w:bCs/>
+        </w:rPr>
+        <w:t xml:space="preserve">SEX</w:t>
+      </w:r>
+      <w:r>
+        <w:t xml:space="preserve">, hay tres categorías: 0 = sexo no identificado, 1 = hembra, y 2 = macho. Se removió la categoría de</w:t>
+      </w:r>
+      <w:r>
+        <w:t xml:space="preserve"> </w:t>
+      </w:r>
+      <w:r>
+        <w:rPr>
           <w:b/>
-        </w:rPr>
-        <w:t xml:space="preserve">SEX</w:t>
-      </w:r>
-      <w:r>
-        <w:t xml:space="preserve">, hay tres categorías: 0 = sexo no identificado, 1 = hembra, y 2 = macho. Se removió la categoría de</w:t>
-      </w:r>
-      <w:r>
-        <w:t xml:space="preserve"> </w:t>
-      </w:r>
-      <w:r>
-        <w:rPr>
           <w:bCs/>
+        </w:rPr>
+        <w:t xml:space="preserve">no identificado</w:t>
+      </w:r>
+      <w:r>
+        <w:t xml:space="preserve"> </w:t>
+      </w:r>
+      <w:r>
+        <w:t xml:space="preserve">usando la siguiente función</w:t>
+      </w:r>
+      <w:r>
+        <w:t xml:space="preserve"> </w:t>
+      </w:r>
+      <w:r>
+        <w:rPr>
           <w:b/>
-        </w:rPr>
-        <w:t xml:space="preserve">no identificado</w:t>
-      </w:r>
-      <w:r>
-        <w:t xml:space="preserve"> </w:t>
-      </w:r>
-      <w:r>
-        <w:t xml:space="preserve">usando la siguiente función</w:t>
-      </w:r>
-      <w:r>
-        <w:t xml:space="preserve"> </w:t>
-      </w:r>
-      <w:r>
-        <w:rPr>
           <w:bCs/>
-          <w:b/>
         </w:rPr>
         <w:t xml:space="preserve">-which</w:t>
       </w:r>
@@ -533,8 +533,8 @@
       </w:pPr>
       <w:r>
         <w:rPr>
+          <w:b/>
           <w:bCs/>
-          <w:b/>
         </w:rPr>
         <w:t xml:space="preserve">BecasaDeMar=BecasaDeMar[-which(BecasaDeMar$SEX=={0}),]</w:t>
       </w:r>
@@ -551,24 +551,24 @@
       </w:r>
       <w:r>
         <w:rPr>
+          <w:b/>
           <w:bCs/>
+        </w:rPr>
+        <w:t xml:space="preserve">-</w:t>
+      </w:r>
+      <w:r>
+        <w:t xml:space="preserve"> </w:t>
+      </w:r>
+      <w:r>
+        <w:t xml:space="preserve">(el signo de resta) antes de</w:t>
+      </w:r>
+      <w:r>
+        <w:t xml:space="preserve"> </w:t>
+      </w:r>
+      <w:r>
+        <w:rPr>
           <w:b/>
-        </w:rPr>
-        <w:t xml:space="preserve">-</w:t>
-      </w:r>
-      <w:r>
-        <w:t xml:space="preserve"> </w:t>
-      </w:r>
-      <w:r>
-        <w:t xml:space="preserve">(el signo de resta) antes de</w:t>
-      </w:r>
-      <w:r>
-        <w:t xml:space="preserve"> </w:t>
-      </w:r>
-      <w:r>
-        <w:rPr>
           <w:bCs/>
-          <w:b/>
         </w:rPr>
         <w:t xml:space="preserve">which</w:t>
       </w:r>
@@ -1756,8 +1756,8 @@
       </w:r>
       <w:r>
         <w:rPr>
+          <w:b/>
           <w:bCs/>
-          <w:b/>
         </w:rPr>
         <w:t xml:space="preserve">y</w:t>
       </w:r>
@@ -1777,53 +1777,53 @@
       </w:r>
       <w:r>
         <w:rPr>
+          <w:b/>
           <w:bCs/>
+        </w:rPr>
+        <w:t xml:space="preserve">Dipodium</w:t>
+      </w:r>
+      <w:r>
+        <w:t xml:space="preserve">. Primero hay que hacer un análisis de regresión simple usando</w:t>
+      </w:r>
+      <w:r>
+        <w:t xml:space="preserve"> </w:t>
+      </w:r>
+      <w:r>
+        <w:rPr>
           <w:b/>
-        </w:rPr>
-        <w:t xml:space="preserve">Dipodium</w:t>
-      </w:r>
-      <w:r>
-        <w:t xml:space="preserve">. Primero hay que hacer un análisis de regresión simple usando</w:t>
-      </w:r>
-      <w:r>
-        <w:t xml:space="preserve"> </w:t>
-      </w:r>
-      <w:r>
-        <w:rPr>
           <w:bCs/>
+        </w:rPr>
+        <w:t xml:space="preserve">lm()</w:t>
+      </w:r>
+      <w:r>
+        <w:t xml:space="preserve"> </w:t>
+      </w:r>
+      <w:r>
+        <w:t xml:space="preserve">y darle un nombre al análisis o sea el modelo. Subseguientemente uno puede llamar los valores necesarios para hacer el gráfico con</w:t>
+      </w:r>
+      <w:r>
+        <w:t xml:space="preserve"> </w:t>
+      </w:r>
+      <w:r>
+        <w:rPr>
           <w:b/>
-        </w:rPr>
-        <w:t xml:space="preserve">lm()</w:t>
-      </w:r>
-      <w:r>
-        <w:t xml:space="preserve"> </w:t>
-      </w:r>
-      <w:r>
-        <w:t xml:space="preserve">y darle un nombre al análisis o sea el modelo. Subseguientemente uno puede llamar los valores necesarios para hacer el gráfico con</w:t>
-      </w:r>
-      <w:r>
-        <w:t xml:space="preserve"> </w:t>
-      </w:r>
-      <w:r>
-        <w:rPr>
           <w:bCs/>
+        </w:rPr>
+        <w:t xml:space="preserve">.fitted</w:t>
+      </w:r>
+      <w:r>
+        <w:t xml:space="preserve"> </w:t>
+      </w:r>
+      <w:r>
+        <w:t xml:space="preserve">y</w:t>
+      </w:r>
+      <w:r>
+        <w:t xml:space="preserve"> </w:t>
+      </w:r>
+      <w:r>
+        <w:rPr>
           <w:b/>
-        </w:rPr>
-        <w:t xml:space="preserve">.fitted</w:t>
-      </w:r>
-      <w:r>
-        <w:t xml:space="preserve"> </w:t>
-      </w:r>
-      <w:r>
-        <w:t xml:space="preserve">y</w:t>
-      </w:r>
-      <w:r>
-        <w:t xml:space="preserve"> </w:t>
-      </w:r>
-      <w:r>
-        <w:rPr>
           <w:bCs/>
-          <w:b/>
         </w:rPr>
         <w:t xml:space="preserve">.resid</w:t>
       </w:r>
@@ -2373,21 +2373,21 @@
       </w:r>
       <w:r>
         <w:rPr>
+          <w:b/>
           <w:bCs/>
+        </w:rPr>
+        <w:t xml:space="preserve">X</w:t>
+      </w:r>
+      <w:r>
+        <w:t xml:space="preserve">, o valores estimados. En adición que los residuales (negativos o positivos) no son limitado a sub grupos de de los valores estimados (en la</w:t>
+      </w:r>
+      <w:r>
+        <w:t xml:space="preserve"> </w:t>
+      </w:r>
+      <w:r>
+        <w:rPr>
           <w:b/>
-        </w:rPr>
-        <w:t xml:space="preserve">X</w:t>
-      </w:r>
-      <w:r>
-        <w:t xml:space="preserve">, o valores estimados. En adición que los residuales (negativos o positivos) no son limitado a sub grupos de de los valores estimados (en la</w:t>
-      </w:r>
-      <w:r>
-        <w:t xml:space="preserve"> </w:t>
-      </w:r>
-      <w:r>
-        <w:rPr>
           <w:bCs/>
-          <w:b/>
         </w:rPr>
         <w:t xml:space="preserve">X</w:t>
       </w:r>
@@ -2407,53 +2407,53 @@
       </w:r>
       <w:r>
         <w:rPr>
+          <w:b/>
           <w:bCs/>
+        </w:rPr>
+        <w:t xml:space="preserve">modelflower</w:t>
+      </w:r>
+      <w:r>
+        <w:t xml:space="preserve">, y se usan los valores calculados en el modelo</w:t>
+      </w:r>
+      <w:r>
+        <w:t xml:space="preserve"> </w:t>
+      </w:r>
+      <w:r>
+        <w:rPr>
           <w:b/>
-        </w:rPr>
-        <w:t xml:space="preserve">modelflower</w:t>
-      </w:r>
-      <w:r>
-        <w:t xml:space="preserve">, y se usan los valores calculados en el modelo</w:t>
-      </w:r>
-      <w:r>
-        <w:t xml:space="preserve"> </w:t>
-      </w:r>
-      <w:r>
-        <w:rPr>
           <w:bCs/>
+        </w:rPr>
+        <w:t xml:space="preserve">.fitted</w:t>
+      </w:r>
+      <w:r>
+        <w:t xml:space="preserve"> </w:t>
+      </w:r>
+      <w:r>
+        <w:t xml:space="preserve">y</w:t>
+      </w:r>
+      <w:r>
+        <w:t xml:space="preserve"> </w:t>
+      </w:r>
+      <w:r>
+        <w:rPr>
           <w:b/>
-        </w:rPr>
-        <w:t xml:space="preserve">.fitted</w:t>
-      </w:r>
-      <w:r>
-        <w:t xml:space="preserve"> </w:t>
-      </w:r>
-      <w:r>
-        <w:t xml:space="preserve">y</w:t>
-      </w:r>
-      <w:r>
-        <w:t xml:space="preserve"> </w:t>
-      </w:r>
-      <w:r>
-        <w:rPr>
           <w:bCs/>
+        </w:rPr>
+        <w:t xml:space="preserve">.resid</w:t>
+      </w:r>
+      <w:r>
+        <w:t xml:space="preserve"> </w:t>
+      </w:r>
+      <w:r>
+        <w:t xml:space="preserve">para producir el gráfico. Se añade una linea horizontal para identificar el modelo nulo con</w:t>
+      </w:r>
+      <w:r>
+        <w:t xml:space="preserve"> </w:t>
+      </w:r>
+      <w:r>
+        <w:rPr>
           <w:b/>
-        </w:rPr>
-        <w:t xml:space="preserve">.resid</w:t>
-      </w:r>
-      <w:r>
-        <w:t xml:space="preserve"> </w:t>
-      </w:r>
-      <w:r>
-        <w:t xml:space="preserve">para producir el gráfico. Se añade una linea horizontal para identificar el modelo nulo con</w:t>
-      </w:r>
-      <w:r>
-        <w:t xml:space="preserve"> </w:t>
-      </w:r>
-      <w:r>
-        <w:rPr>
           <w:bCs/>
-          <w:b/>
         </w:rPr>
         <w:t xml:space="preserve">geom_hline</w:t>
       </w:r>
@@ -3333,8 +3333,8 @@
       </w:r>
       <w:r>
         <w:rPr>
+          <w:b/>
           <w:bCs/>
-          <w:b/>
         </w:rPr>
         <w:t xml:space="preserve">x</w:t>
       </w:r>
@@ -3849,53 +3849,53 @@
       </w:r>
       <w:r>
         <w:rPr>
+          <w:b/>
           <w:bCs/>
+        </w:rPr>
+        <w:t xml:space="preserve">modelflower</w:t>
+      </w:r>
+      <w:r>
+        <w:t xml:space="preserve"> </w:t>
+      </w:r>
+      <w:r>
+        <w:t xml:space="preserve">y los valores calculados en el modelo</w:t>
+      </w:r>
+      <w:r>
+        <w:t xml:space="preserve"> </w:t>
+      </w:r>
+      <w:r>
+        <w:rPr>
           <w:b/>
-        </w:rPr>
-        <w:t xml:space="preserve">modelflower</w:t>
-      </w:r>
-      <w:r>
-        <w:t xml:space="preserve"> </w:t>
-      </w:r>
-      <w:r>
-        <w:t xml:space="preserve">y los valores calculados en el modelo</w:t>
-      </w:r>
-      <w:r>
-        <w:t xml:space="preserve"> </w:t>
-      </w:r>
-      <w:r>
-        <w:rPr>
           <w:bCs/>
+        </w:rPr>
+        <w:t xml:space="preserve">.fitted</w:t>
+      </w:r>
+      <w:r>
+        <w:t xml:space="preserve"> </w:t>
+      </w:r>
+      <w:r>
+        <w:t xml:space="preserve">y los residuales de student con</w:t>
+      </w:r>
+      <w:r>
+        <w:t xml:space="preserve"> </w:t>
+      </w:r>
+      <w:r>
+        <w:rPr>
           <w:b/>
-        </w:rPr>
-        <w:t xml:space="preserve">.fitted</w:t>
-      </w:r>
-      <w:r>
-        <w:t xml:space="preserve"> </w:t>
-      </w:r>
-      <w:r>
-        <w:t xml:space="preserve">y los residuales de student con</w:t>
-      </w:r>
-      <w:r>
-        <w:t xml:space="preserve"> </w:t>
-      </w:r>
-      <w:r>
-        <w:rPr>
           <w:bCs/>
+        </w:rPr>
+        <w:t xml:space="preserve">.stdresid</w:t>
+      </w:r>
+      <w:r>
+        <w:t xml:space="preserve">. Note ahora también que todos los valores en el eje de</w:t>
+      </w:r>
+      <w:r>
+        <w:t xml:space="preserve"> </w:t>
+      </w:r>
+      <w:r>
+        <w:rPr>
           <w:b/>
-        </w:rPr>
-        <w:t xml:space="preserve">.stdresid</w:t>
-      </w:r>
-      <w:r>
-        <w:t xml:space="preserve">. Note ahora también que todos los valores en el eje de</w:t>
-      </w:r>
-      <w:r>
-        <w:t xml:space="preserve"> </w:t>
-      </w:r>
-      <w:r>
-        <w:rPr>
           <w:bCs/>
-          <w:b/>
         </w:rPr>
         <w:t xml:space="preserve">Y</w:t>
       </w:r>
@@ -4440,47 +4440,47 @@
       </w:r>
       <w:r>
         <w:rPr>
+          <w:b/>
           <w:bCs/>
+        </w:rPr>
+        <w:t xml:space="preserve">Distancia de Cook</w:t>
+      </w:r>
+      <w:r>
+        <w:t xml:space="preserve">. Este análisis fue desarrollado por R. Dennis Cook en 1977 y tiene como objetivo evaluar cada valor en la matriz de datos y el peso que tiene sobre el resultado (cuando esté este incluido o no en el análisis). Produce un índice para cada uno de los valores sobre el resultado basándose en los valores residuales que se llama la Distancia de Cook. Por lo tanto, ese análisis evalúa el impacto relativo de cada valor sobre el índice. Infortunadamente no está claro cuál es el valor crítico; o sea, qué valor nos puede indicar que se tiene exceso de peso sobre los resultados. Las dos principales sugerencias son:</w:t>
+      </w:r>
+      <w:r>
+        <w:t xml:space="preserve"> </w:t>
+      </w:r>
+      <w:r>
+        <w:rPr>
           <w:b/>
+          <w:bCs/>
         </w:rPr>
         <w:t xml:space="preserve">Distancia de Cook</w:t>
       </w:r>
       <w:r>
-        <w:t xml:space="preserve">. Este análisis fue desarrollado por R. Dennis Cook en 1977 y tiene como objetivo evaluar cada valor en la matriz de datos y el peso que tiene sobre el resultado (cuando esté este incluido o no en el análisis). Produce un índice para cada uno de los valores sobre el resultado basándose en los valores residuales que se llama la Distancia de Cook. Por lo tanto, ese análisis evalúa el impacto relativo de cada valor sobre el índice. Infortunadamente no está claro cuál es el valor crítico; o sea, qué valor nos puede indicar que se tiene exceso de peso sobre los resultados. Las dos principales sugerencias son:</w:t>
-      </w:r>
-      <w:r>
-        <w:t xml:space="preserve"> </w:t>
-      </w:r>
-      <w:r>
-        <w:rPr>
+        <w:t xml:space="preserve">, Di, es mayor a 1 (sugerido por R. Dennis Cook Cook mismo en 1982); y que la</w:t>
+      </w:r>
+      <w:r>
+        <w:t xml:space="preserve"> </w:t>
+      </w:r>
+      <w:r>
+        <w:rPr>
+          <w:b/>
           <w:bCs/>
+        </w:rPr>
+        <w:t xml:space="preserve">Di &gt; 4/n</w:t>
+      </w:r>
+      <w:r>
+        <w:t xml:space="preserve">, donde</w:t>
+      </w:r>
+      <w:r>
+        <w:t xml:space="preserve"> </w:t>
+      </w:r>
+      <w:r>
+        <w:rPr>
           <w:b/>
-        </w:rPr>
-        <w:t xml:space="preserve">Distancia de Cook</w:t>
-      </w:r>
-      <w:r>
-        <w:t xml:space="preserve">, Di, es mayor a 1 (sugerido por R. Dennis Cook Cook mismo en 1982); y que la</w:t>
-      </w:r>
-      <w:r>
-        <w:t xml:space="preserve"> </w:t>
-      </w:r>
-      <w:r>
-        <w:rPr>
           <w:bCs/>
-          <w:b/>
-        </w:rPr>
-        <w:t xml:space="preserve">Di &gt; 4/n</w:t>
-      </w:r>
-      <w:r>
-        <w:t xml:space="preserve">, donde</w:t>
-      </w:r>
-      <w:r>
-        <w:t xml:space="preserve"> </w:t>
-      </w:r>
-      <w:r>
-        <w:rPr>
-          <w:bCs/>
-          <w:b/>
         </w:rPr>
         <w:t xml:space="preserve">n</w:t>
       </w:r>
@@ -4495,8 +4495,8 @@
       </w:r>
       <w:r>
         <w:rPr>
+          <w:i/>
           <w:iCs/>
-          <w:i/>
         </w:rPr>
         <w:t xml:space="preserve">et al</w:t>
       </w:r>
@@ -4516,95 +4516,95 @@
       </w:r>
       <w:r>
         <w:rPr>
+          <w:b/>
           <w:bCs/>
+        </w:rPr>
+        <w:t xml:space="preserve">modelflower</w:t>
+      </w:r>
+      <w:r>
+        <w:t xml:space="preserve"> </w:t>
+      </w:r>
+      <w:r>
+        <w:t xml:space="preserve">usando los valores calculados en el modelo anterior. El gráfico se construirá utilizando la opción</w:t>
+      </w:r>
+      <w:r>
+        <w:t xml:space="preserve"> </w:t>
+      </w:r>
+      <w:r>
+        <w:rPr>
           <w:b/>
-        </w:rPr>
-        <w:t xml:space="preserve">modelflower</w:t>
-      </w:r>
-      <w:r>
-        <w:t xml:space="preserve"> </w:t>
-      </w:r>
-      <w:r>
-        <w:t xml:space="preserve">usando los valores calculados en el modelo anterior. El gráfico se construirá utilizando la opción</w:t>
-      </w:r>
-      <w:r>
-        <w:t xml:space="preserve"> </w:t>
-      </w:r>
-      <w:r>
-        <w:rPr>
           <w:bCs/>
+        </w:rPr>
+        <w:t xml:space="preserve">seq_along</w:t>
+      </w:r>
+      <w:r>
+        <w:t xml:space="preserve">, para que los valores en el eje de</w:t>
+      </w:r>
+      <w:r>
+        <w:t xml:space="preserve"> </w:t>
+      </w:r>
+      <w:r>
+        <w:rPr>
           <w:b/>
-        </w:rPr>
-        <w:t xml:space="preserve">seq_along</w:t>
-      </w:r>
-      <w:r>
-        <w:t xml:space="preserve">, para que los valores en el eje de</w:t>
-      </w:r>
-      <w:r>
-        <w:t xml:space="preserve"> </w:t>
-      </w:r>
-      <w:r>
-        <w:rPr>
           <w:bCs/>
+        </w:rPr>
+        <w:t xml:space="preserve">X</w:t>
+      </w:r>
+      <w:r>
+        <w:t xml:space="preserve"> </w:t>
+      </w:r>
+      <w:r>
+        <w:t xml:space="preserve">se basen en la secuencia de datos en el archivo y los valores en el eje de</w:t>
+      </w:r>
+      <w:r>
+        <w:t xml:space="preserve"> </w:t>
+      </w:r>
+      <w:r>
+        <w:rPr>
           <w:b/>
-        </w:rPr>
-        <w:t xml:space="preserve">X</w:t>
-      </w:r>
-      <w:r>
-        <w:t xml:space="preserve"> </w:t>
-      </w:r>
-      <w:r>
-        <w:t xml:space="preserve">se basen en la secuencia de datos en el archivo y los valores en el eje de</w:t>
-      </w:r>
-      <w:r>
-        <w:t xml:space="preserve"> </w:t>
-      </w:r>
-      <w:r>
-        <w:rPr>
           <w:bCs/>
+        </w:rPr>
+        <w:t xml:space="preserve">Y</w:t>
+      </w:r>
+      <w:r>
+        <w:t xml:space="preserve"> </w:t>
+      </w:r>
+      <w:r>
+        <w:t xml:space="preserve">se basen en los valores de la</w:t>
+      </w:r>
+      <w:r>
+        <w:t xml:space="preserve"> </w:t>
+      </w:r>
+      <w:r>
+        <w:rPr>
           <w:b/>
-        </w:rPr>
-        <w:t xml:space="preserve">Y</w:t>
-      </w:r>
-      <w:r>
-        <w:t xml:space="preserve"> </w:t>
-      </w:r>
-      <w:r>
-        <w:t xml:space="preserve">se basen en los valores de la</w:t>
-      </w:r>
-      <w:r>
-        <w:t xml:space="preserve"> </w:t>
-      </w:r>
-      <w:r>
-        <w:rPr>
           <w:bCs/>
+        </w:rPr>
+        <w:t xml:space="preserve">Distancia de Cook</w:t>
+      </w:r>
+      <w:r>
+        <w:t xml:space="preserve">. En este caso, vemos que todos los valores están muy por debajo de 1, lo que sugiere que ninguno de los valores individuales influenciaría mucho en los resultados aún si estos fuesen excluidos. Si utilizáramos la segunda alternativa de</w:t>
+      </w:r>
+      <w:r>
+        <w:t xml:space="preserve"> </w:t>
+      </w:r>
+      <w:r>
+        <w:rPr>
           <w:b/>
-        </w:rPr>
-        <w:t xml:space="preserve">Distancia de Cook</w:t>
-      </w:r>
-      <w:r>
-        <w:t xml:space="preserve">. En este caso, vemos que todos los valores están muy por debajo de 1, lo que sugiere que ninguno de los valores individuales influenciaría mucho en los resultados aún si estos fuesen excluidos. Si utilizáramos la segunda alternativa de</w:t>
-      </w:r>
-      <w:r>
-        <w:t xml:space="preserve"> </w:t>
-      </w:r>
-      <w:r>
-        <w:rPr>
           <w:bCs/>
+        </w:rPr>
+        <w:t xml:space="preserve">Di &gt; 4/n</w:t>
+      </w:r>
+      <w:r>
+        <w:t xml:space="preserve">, entonces nos deberían preocupar los 8 valores de Di que son mayores a 4/181=0.022, donde 181 es la cantidad de datos en el archivo. Si se considera esta segunda alternativa, sería necesario evaluar 8 valores en la tabla de datos que pudiesen ser sospechosos (los valores encima de la línea roja). Note que no es que están incorrectos; más bien, este resultado es solamente una herramienta para evaluar valores que</w:t>
+      </w:r>
+      <w:r>
+        <w:t xml:space="preserve"> </w:t>
+      </w:r>
+      <w:r>
+        <w:rPr>
           <w:b/>
-        </w:rPr>
-        <w:t xml:space="preserve">Di &gt; 4/n</w:t>
-      </w:r>
-      <w:r>
-        <w:t xml:space="preserve">, entonces nos deberían preocupar los 8 valores de Di que son mayores a 4/181=0.022, donde 181 es la cantidad de datos en el archivo. Si se considera esta segunda alternativa, sería necesario evaluar 8 valores en la tabla de datos que pudiesen ser sospechosos (los valores encima de la línea roja). Note que no es que están incorrectos; más bien, este resultado es solamente una herramienta para evaluar valores que</w:t>
-      </w:r>
-      <w:r>
-        <w:t xml:space="preserve"> </w:t>
-      </w:r>
-      <w:r>
-        <w:rPr>
           <w:bCs/>
-          <w:b/>
         </w:rPr>
         <w:t xml:space="preserve">parecen</w:t>
       </w:r>
@@ -5161,40 +5161,40 @@
       </w:r>
       <w:r>
         <w:rPr>
+          <w:b/>
           <w:bCs/>
+        </w:rPr>
+        <w:t xml:space="preserve">Estadística Robusta</w:t>
+      </w:r>
+      <w:r>
+        <w:t xml:space="preserve"> </w:t>
+      </w:r>
+      <w:r>
+        <w:t xml:space="preserve">(vea libros del Dr. Ricardo Maronna, R. Douglas Martin, Victor J Yohai &amp; Matias Salibán-Barrera:</w:t>
+      </w:r>
+      <w:r>
+        <w:t xml:space="preserve"> </w:t>
+      </w:r>
+      <w:r>
+        <w:rPr>
           <w:b/>
-        </w:rPr>
-        <w:t xml:space="preserve">Estadística Robusta</w:t>
-      </w:r>
-      <w:r>
-        <w:t xml:space="preserve"> </w:t>
-      </w:r>
-      <w:r>
-        <w:t xml:space="preserve">(vea libros del Dr. Ricardo Maronna, R. Douglas Martin, Victor J Yohai &amp; Matias Salibán-Barrera:</w:t>
-      </w:r>
-      <w:r>
-        <w:t xml:space="preserve"> </w:t>
-      </w:r>
-      <w:r>
-        <w:rPr>
           <w:bCs/>
+        </w:rPr>
+        <w:t xml:space="preserve">Robust Statistics: Theory and Methods</w:t>
+      </w:r>
+      <w:r>
+        <w:t xml:space="preserve"> </w:t>
+      </w:r>
+      <w:r>
+        <w:t xml:space="preserve">(with R) y del Dr. Rand R. Wilcox,</w:t>
+      </w:r>
+      <w:r>
+        <w:t xml:space="preserve"> </w:t>
+      </w:r>
+      <w:r>
+        <w:rPr>
           <w:b/>
-        </w:rPr>
-        <w:t xml:space="preserve">Robust Statistics: Theory and Methods</w:t>
-      </w:r>
-      <w:r>
-        <w:t xml:space="preserve"> </w:t>
-      </w:r>
-      <w:r>
-        <w:t xml:space="preserve">(with R) y del Dr. Rand R. Wilcox,</w:t>
-      </w:r>
-      <w:r>
-        <w:t xml:space="preserve"> </w:t>
-      </w:r>
-      <w:r>
-        <w:rPr>
           <w:bCs/>
-          <w:b/>
         </w:rPr>
         <w:t xml:space="preserve">Introduction to Robust Estimation and Hypothesis testing</w:t>
       </w:r>
@@ -5207,11 +5207,11 @@
     </w:p>
     <w:p>
       <w:pPr>
+        <w:pStyle w:val="Compact"/>
         <w:numPr>
           <w:ilvl w:val="0"/>
           <w:numId w:val="1003"/>
         </w:numPr>
-        <w:pStyle w:val="Compact"/>
       </w:pPr>
       <w:r>
         <w:t xml:space="preserve">los valores recolectado son erróneo.</w:t>
@@ -5219,11 +5219,11 @@
     </w:p>
     <w:p>
       <w:pPr>
+        <w:pStyle w:val="Compact"/>
         <w:numPr>
           <w:ilvl w:val="0"/>
           <w:numId w:val="1003"/>
         </w:numPr>
-        <w:pStyle w:val="Compact"/>
       </w:pPr>
       <w:r>
         <w:t xml:space="preserve">los valores fueron entrado incorrectamente en la hoja de datos</w:t>
@@ -5231,11 +5231,11 @@
     </w:p>
     <w:p>
       <w:pPr>
+        <w:pStyle w:val="Compact"/>
         <w:numPr>
           <w:ilvl w:val="0"/>
           <w:numId w:val="1003"/>
         </w:numPr>
-        <w:pStyle w:val="Compact"/>
       </w:pPr>
       <w:r>
         <w:t xml:space="preserve">los valores recolectado tienen diferente dimensiones, por ejemplo algunos fueron recolectados en cm y otros en mm para la misma variable.</w:t>
@@ -5270,24 +5270,24 @@
       </w:r>
       <w:r>
         <w:rPr>
+          <w:b/>
           <w:bCs/>
+        </w:rPr>
+        <w:t xml:space="preserve">Análisis de Componentes Principales</w:t>
+      </w:r>
+      <w:r>
+        <w:t xml:space="preserve"> </w:t>
+      </w:r>
+      <w:r>
+        <w:t xml:space="preserve">o ACP (en inglés, PCA o Principle Component Analysis) o la prueba de</w:t>
+      </w:r>
+      <w:r>
+        <w:t xml:space="preserve"> </w:t>
+      </w:r>
+      <w:r>
+        <w:rPr>
           <w:b/>
-        </w:rPr>
-        <w:t xml:space="preserve">Análisis de Componentes Principales</w:t>
-      </w:r>
-      <w:r>
-        <w:t xml:space="preserve"> </w:t>
-      </w:r>
-      <w:r>
-        <w:t xml:space="preserve">o ACP (en inglés, PCA o Principle Component Analysis) o la prueba de</w:t>
-      </w:r>
-      <w:r>
-        <w:t xml:space="preserve"> </w:t>
-      </w:r>
-      <w:r>
-        <w:rPr>
           <w:bCs/>
-          <w:b/>
         </w:rPr>
         <w:t xml:space="preserve">t</w:t>
       </w:r>
@@ -5310,24 +5310,24 @@
       </w:r>
       <w:r>
         <w:rPr>
+          <w:b/>
           <w:bCs/>
+        </w:rPr>
+        <w:t xml:space="preserve">Q</w:t>
+      </w:r>
+      <w:r>
+        <w:t xml:space="preserve"> </w:t>
+      </w:r>
+      <w:r>
+        <w:t xml:space="preserve">viene de cuartil). Si las distribuciones de las dos variables son similares, los puntos aparecerán nítidamente en el gráfico de QQ sobre la línea de</w:t>
+      </w:r>
+      <w:r>
+        <w:t xml:space="preserve"> </w:t>
+      </w:r>
+      <w:r>
+        <w:rPr>
           <w:b/>
-        </w:rPr>
-        <w:t xml:space="preserve">Q</w:t>
-      </w:r>
-      <w:r>
-        <w:t xml:space="preserve"> </w:t>
-      </w:r>
-      <w:r>
-        <w:t xml:space="preserve">viene de cuartil). Si las distribuciones de las dos variables son similares, los puntos aparecerán nítidamente en el gráfico de QQ sobre la línea de</w:t>
-      </w:r>
-      <w:r>
-        <w:t xml:space="preserve"> </w:t>
-      </w:r>
-      <w:r>
-        <w:rPr>
           <w:bCs/>
-          <w:b/>
         </w:rPr>
         <w:t xml:space="preserve">X-Y</w:t>
       </w:r>
@@ -5364,8 +5364,8 @@
       </w:r>
       <w:r>
         <w:rPr>
+          <w:b/>
           <w:bCs/>
-          <w:b/>
         </w:rPr>
         <w:t xml:space="preserve">X-Y</w:t>
       </w:r>
@@ -5781,24 +5781,24 @@
       </w:r>
       <w:r>
         <w:rPr>
+          <w:b/>
           <w:bCs/>
+        </w:rPr>
+        <w:t xml:space="preserve">geom_qq</w:t>
+      </w:r>
+      <w:r>
+        <w:t xml:space="preserve"> </w:t>
+      </w:r>
+      <w:r>
+        <w:t xml:space="preserve">y</w:t>
+      </w:r>
+      <w:r>
+        <w:t xml:space="preserve"> </w:t>
+      </w:r>
+      <w:r>
+        <w:rPr>
           <w:b/>
-        </w:rPr>
-        <w:t xml:space="preserve">geom_qq</w:t>
-      </w:r>
-      <w:r>
-        <w:t xml:space="preserve"> </w:t>
-      </w:r>
-      <w:r>
-        <w:t xml:space="preserve">y</w:t>
-      </w:r>
-      <w:r>
-        <w:t xml:space="preserve"> </w:t>
-      </w:r>
-      <w:r>
-        <w:rPr>
           <w:bCs/>
-          <w:b/>
         </w:rPr>
         <w:t xml:space="preserve">geom_qq_line</w:t>
       </w:r>
@@ -6481,24 +6481,24 @@
       </w:r>
       <w:r>
         <w:rPr>
+          <w:b/>
           <w:bCs/>
+        </w:rPr>
+        <w:t xml:space="preserve">geom_histogram</w:t>
+      </w:r>
+      <w:r>
+        <w:t xml:space="preserve"> </w:t>
+      </w:r>
+      <w:r>
+        <w:t xml:space="preserve">y para la distribución teorica normal de estos datos se usa la función</w:t>
+      </w:r>
+      <w:r>
+        <w:t xml:space="preserve"> </w:t>
+      </w:r>
+      <w:r>
+        <w:rPr>
           <w:b/>
-        </w:rPr>
-        <w:t xml:space="preserve">geom_histogram</w:t>
-      </w:r>
-      <w:r>
-        <w:t xml:space="preserve"> </w:t>
-      </w:r>
-      <w:r>
-        <w:t xml:space="preserve">y para la distribución teorica normal de estos datos se usa la función</w:t>
-      </w:r>
-      <w:r>
-        <w:t xml:space="preserve"> </w:t>
-      </w:r>
-      <w:r>
-        <w:rPr>
           <w:bCs/>
-          <w:b/>
         </w:rPr>
         <w:t xml:space="preserve">stat_function</w:t>
       </w:r>
@@ -6518,8 +6518,8 @@
       </w:r>
       <w:r>
         <w:rPr>
+          <w:b/>
           <w:bCs/>
-          <w:b/>
         </w:rPr>
         <w:t xml:space="preserve">geom_histogram</w:t>
       </w:r>
@@ -6536,8 +6536,8 @@
       </w:pPr>
       <w:r>
         <w:rPr>
+          <w:b/>
           <w:bCs/>
-          <w:b/>
         </w:rPr>
         <w:t xml:space="preserve">aes(..density..)</w:t>
       </w:r>
@@ -6554,8 +6554,8 @@
       </w:r>
       <w:r>
         <w:rPr>
+          <w:b/>
           <w:bCs/>
-          <w:b/>
         </w:rPr>
         <w:t xml:space="preserve">stat_function</w:t>
       </w:r>
@@ -6753,24 +6753,24 @@
       </w:r>
       <w:r>
         <w:rPr>
+          <w:b/>
           <w:bCs/>
+        </w:rPr>
+        <w:t xml:space="preserve">dnorm</w:t>
+      </w:r>
+      <w:r>
+        <w:t xml:space="preserve"> </w:t>
+      </w:r>
+      <w:r>
+        <w:t xml:space="preserve">quiere decir densidad de la distribución normal. También se necesitan dos parámetros para calcular la densidad, el promedio (mean) y la desviación estándar (sd). Con ambos hay que especificar de dónde provienen los datos; en este caso, de una variable especifica</w:t>
+      </w:r>
+      <w:r>
+        <w:t xml:space="preserve"> </w:t>
+      </w:r>
+      <w:r>
+        <w:rPr>
           <w:b/>
-        </w:rPr>
-        <w:t xml:space="preserve">dnorm</w:t>
-      </w:r>
-      <w:r>
-        <w:t xml:space="preserve"> </w:t>
-      </w:r>
-      <w:r>
-        <w:t xml:space="preserve">quiere decir densidad de la distribución normal. También se necesitan dos parámetros para calcular la densidad, el promedio (mean) y la desviación estándar (sd). Con ambos hay que especificar de dónde provienen los datos; en este caso, de una variable especifica</w:t>
-      </w:r>
-      <w:r>
-        <w:t xml:space="preserve"> </w:t>
-      </w:r>
-      <w:r>
-        <w:rPr>
           <w:bCs/>
-          <w:b/>
         </w:rPr>
         <w:t xml:space="preserve">mgconsumed</w:t>
       </w:r>
@@ -6784,8 +6784,8 @@
       </w:pPr>
       <w:r>
         <w:rPr>
+          <w:b/>
           <w:bCs/>
-          <w:b/>
         </w:rPr>
         <w:t xml:space="preserve">Godwits$mgconsumed</w:t>
       </w:r>
@@ -6802,24 +6802,24 @@
       </w:r>
       <w:r>
         <w:rPr>
+          <w:b/>
           <w:bCs/>
+        </w:rPr>
+        <w:t xml:space="preserve">na.rm = TRUE</w:t>
+      </w:r>
+      <w:r>
+        <w:t xml:space="preserve"> </w:t>
+      </w:r>
+      <w:r>
+        <w:t xml:space="preserve">para excluir los</w:t>
+      </w:r>
+      <w:r>
+        <w:t xml:space="preserve"> </w:t>
+      </w:r>
+      <w:r>
+        <w:rPr>
           <w:b/>
-        </w:rPr>
-        <w:t xml:space="preserve">na.rm = TRUE</w:t>
-      </w:r>
-      <w:r>
-        <w:t xml:space="preserve"> </w:t>
-      </w:r>
-      <w:r>
-        <w:t xml:space="preserve">para excluir los</w:t>
-      </w:r>
-      <w:r>
-        <w:t xml:space="preserve"> </w:t>
-      </w:r>
-      <w:r>
-        <w:rPr>
           <w:bCs/>
-          <w:b/>
         </w:rPr>
         <w:t xml:space="preserve">NA</w:t>
       </w:r>
@@ -8342,8 +8342,8 @@
       </w:r>
       <w:r>
         <w:rPr>
+          <w:b/>
           <w:bCs/>
-          <w:b/>
         </w:rPr>
         <w:t xml:space="preserve">SparrowsElphick</w:t>
       </w:r>
@@ -10015,8 +10015,8 @@
       </w:r>
       <w:r>
         <w:rPr>
+          <w:b/>
           <w:bCs/>
-          <w:b/>
         </w:rPr>
         <w:t xml:space="preserve">geom_density</w:t>
       </w:r>
@@ -10033,40 +10033,101 @@
       </w:r>
       <w:r>
         <w:rPr>
+          <w:b/>
           <w:bCs/>
+        </w:rPr>
+        <w:t xml:space="preserve">geom_histogram</w:t>
+      </w:r>
+      <w:r>
+        <w:t xml:space="preserve"> </w:t>
+      </w:r>
+      <w:r>
+        <w:t xml:space="preserve">y</w:t>
+      </w:r>
+      <w:r>
+        <w:t xml:space="preserve"> </w:t>
+      </w:r>
+      <w:r>
+        <w:rPr>
           <w:b/>
-        </w:rPr>
-        <w:t xml:space="preserve">geom_histogram</w:t>
-      </w:r>
-      <w:r>
-        <w:t xml:space="preserve"> </w:t>
-      </w:r>
-      <w:r>
-        <w:t xml:space="preserve">y</w:t>
-      </w:r>
-      <w:r>
-        <w:t xml:space="preserve"> </w:t>
-      </w:r>
-      <w:r>
-        <w:rPr>
           <w:bCs/>
+        </w:rPr>
+        <w:t xml:space="preserve">stat_function</w:t>
+      </w:r>
+      <w:r>
+        <w:t xml:space="preserve"> </w:t>
+      </w:r>
+      <w:r>
+        <w:t xml:space="preserve">por</w:t>
+      </w:r>
+      <w:r>
+        <w:t xml:space="preserve"> </w:t>
+      </w:r>
+      <w:r>
+        <w:rPr>
           <w:b/>
-        </w:rPr>
-        <w:t xml:space="preserve">stat_function</w:t>
-      </w:r>
-      <w:r>
-        <w:t xml:space="preserve"> </w:t>
-      </w:r>
-      <w:r>
-        <w:t xml:space="preserve">por</w:t>
-      </w:r>
-      <w:r>
-        <w:t xml:space="preserve"> </w:t>
-      </w:r>
-      <w:r>
-        <w:rPr>
           <w:bCs/>
+        </w:rPr>
+        <w:t xml:space="preserve">geom_density</w:t>
+      </w:r>
+      <w:r>
+        <w:t xml:space="preserve"> </w:t>
+      </w:r>
+      <w:r>
+        <w:t xml:space="preserve">para la construcción de curvas de densidad. Otra vez utilizaremos la base de datos</w:t>
+      </w:r>
+      <w:r>
+        <w:t xml:space="preserve"> </w:t>
+      </w:r>
+      <w:r>
+        <w:rPr>
           <w:b/>
+          <w:bCs/>
+        </w:rPr>
+        <w:t xml:space="preserve">SparrowsElphick</w:t>
+      </w:r>
+      <w:r>
+        <w:t xml:space="preserve">. La curva normal que se genera es tipo gausiana (gaussian en inglés). Nóte que para el segundo conjunto de gráficos, (b), no se le especificó la opción en</w:t>
+      </w:r>
+      <w:r>
+        <w:t xml:space="preserve"> </w:t>
+      </w:r>
+      <w:r>
+        <w:rPr>
+          <w:b/>
+          <w:bCs/>
+        </w:rPr>
+        <w:t xml:space="preserve">kernel</w:t>
+      </w:r>
+      <w:r>
+        <w:t xml:space="preserve"> </w:t>
+      </w:r>
+      <w:r>
+        <w:t xml:space="preserve">igual a</w:t>
+      </w:r>
+      <w:r>
+        <w:t xml:space="preserve"> </w:t>
+      </w:r>
+      <w:r>
+        <w:rPr>
+          <w:b/>
+          <w:bCs/>
+        </w:rPr>
+        <w:t xml:space="preserve">gaussian</w:t>
+      </w:r>
+      <w:r>
+        <w:t xml:space="preserve"> </w:t>
+      </w:r>
+      <w:r>
+        <w:t xml:space="preserve">ya que de forma predeterminada la función</w:t>
+      </w:r>
+      <w:r>
+        <w:t xml:space="preserve"> </w:t>
+      </w:r>
+      <w:r>
+        <w:rPr>
+          <w:b/>
+          <w:bCs/>
         </w:rPr>
         <w:t xml:space="preserve">geom_density</w:t>
       </w:r>
@@ -10074,102 +10135,41 @@
         <w:t xml:space="preserve"> </w:t>
       </w:r>
       <w:r>
-        <w:t xml:space="preserve">para la construcción de curvas de densidad. Otra vez utilizaremos la base de datos</w:t>
-      </w:r>
-      <w:r>
-        <w:t xml:space="preserve"> </w:t>
-      </w:r>
-      <w:r>
-        <w:rPr>
+        <w:t xml:space="preserve">usa el parámetro</w:t>
+      </w:r>
+      <w:r>
+        <w:t xml:space="preserve"> </w:t>
+      </w:r>
+      <w:r>
+        <w:rPr>
+          <w:b/>
           <w:bCs/>
+        </w:rPr>
+        <w:t xml:space="preserve">gaussian</w:t>
+      </w:r>
+      <w:r>
+        <w:t xml:space="preserve">; o sea, no es necesario especificarla si eso es lo que se quiere. Una distribución en donde el pico es más alto significa que hay mayor densidad de datos en esa región de la variable en el eje de</w:t>
+      </w:r>
+      <w:r>
+        <w:t xml:space="preserve"> </w:t>
+      </w:r>
+      <w:r>
+        <w:rPr>
           <w:b/>
-        </w:rPr>
-        <w:t xml:space="preserve">SparrowsElphick</w:t>
-      </w:r>
-      <w:r>
-        <w:t xml:space="preserve">. La curva normal que se genera es tipo gausiana (gaussian en inglés). Nóte que para el segundo conjunto de gráficos, (b), no se le especificó la opción en</w:t>
-      </w:r>
-      <w:r>
-        <w:t xml:space="preserve"> </w:t>
-      </w:r>
-      <w:r>
-        <w:rPr>
           <w:bCs/>
+        </w:rPr>
+        <w:t xml:space="preserve">X</w:t>
+      </w:r>
+      <w:r>
+        <w:t xml:space="preserve">. Podemos apreciar que la curva de densidad no sigue claramente una distribución normal con respecto a los valores en</w:t>
+      </w:r>
+      <w:r>
+        <w:t xml:space="preserve"> </w:t>
+      </w:r>
+      <w:r>
+        <w:rPr>
           <w:b/>
-        </w:rPr>
-        <w:t xml:space="preserve">kernel</w:t>
-      </w:r>
-      <w:r>
-        <w:t xml:space="preserve"> </w:t>
-      </w:r>
-      <w:r>
-        <w:t xml:space="preserve">igual a</w:t>
-      </w:r>
-      <w:r>
-        <w:t xml:space="preserve"> </w:t>
-      </w:r>
-      <w:r>
-        <w:rPr>
           <w:bCs/>
-          <w:b/>
-        </w:rPr>
-        <w:t xml:space="preserve">gaussian</w:t>
-      </w:r>
-      <w:r>
-        <w:t xml:space="preserve"> </w:t>
-      </w:r>
-      <w:r>
-        <w:t xml:space="preserve">ya que de forma predeterminada la función</w:t>
-      </w:r>
-      <w:r>
-        <w:t xml:space="preserve"> </w:t>
-      </w:r>
-      <w:r>
-        <w:rPr>
-          <w:bCs/>
-          <w:b/>
-        </w:rPr>
-        <w:t xml:space="preserve">geom_density</w:t>
-      </w:r>
-      <w:r>
-        <w:t xml:space="preserve"> </w:t>
-      </w:r>
-      <w:r>
-        <w:t xml:space="preserve">usa el parámetro</w:t>
-      </w:r>
-      <w:r>
-        <w:t xml:space="preserve"> </w:t>
-      </w:r>
-      <w:r>
-        <w:rPr>
-          <w:bCs/>
-          <w:b/>
-        </w:rPr>
-        <w:t xml:space="preserve">gaussian</w:t>
-      </w:r>
-      <w:r>
-        <w:t xml:space="preserve">; o sea, no es necesario especificarla si eso es lo que se quiere. Una distribución en donde el pico es más alto significa que hay mayor densidad de datos en esa región de la variable en el eje de</w:t>
-      </w:r>
-      <w:r>
-        <w:t xml:space="preserve"> </w:t>
-      </w:r>
-      <w:r>
-        <w:rPr>
-          <w:bCs/>
-          <w:b/>
-        </w:rPr>
-        <w:t xml:space="preserve">X</w:t>
-      </w:r>
-      <w:r>
-        <w:t xml:space="preserve">. Podemos apreciar que la curva de densidad no sigue claramente una distribución normal con respecto a los valores en</w:t>
-      </w:r>
-      <w:r>
-        <w:t xml:space="preserve"> </w:t>
-      </w:r>
-      <w:r>
-        <w:rPr>
-          <w:bCs/>
-          <w:b/>
         </w:rPr>
         <w:t xml:space="preserve">X</w:t>
       </w:r>
@@ -11174,8 +11174,8 @@
       </w:r>
       <w:r>
         <w:rPr>
+          <w:b/>
           <w:bCs/>
-          <w:b/>
         </w:rPr>
         <w:t xml:space="preserve">ggpairs</w:t>
       </w:r>
@@ -11208,8 +11208,8 @@
       </w:r>
       <w:r>
         <w:rPr>
+          <w:i/>
           <w:iCs/>
-          <w:i/>
         </w:rPr>
         <w:t xml:space="preserve">Dipodium</w:t>
       </w:r>
@@ -11221,8 +11221,8 @@
       </w:r>
       <w:r>
         <w:rPr>
+          <w:b/>
           <w:bCs/>
-          <w:b/>
         </w:rPr>
         <w:t xml:space="preserve">cor</w:t>
       </w:r>
@@ -11333,8 +11333,8 @@
       </w:r>
       <w:r>
         <w:rPr>
+          <w:b/>
           <w:bCs/>
-          <w:b/>
         </w:rPr>
         <w:t xml:space="preserve">Correlaciones de Pearson</w:t>
       </w:r>
@@ -11475,7 +11475,6 @@
         <w:tblStyle w:val="Table"/>
         <w:tblW w:type="auto" w:w="0"/>
         <w:tblLook w:firstRow="1" w:lastRow="0" w:firstColumn="0" w:lastColumn="0" w:noHBand="0" w:noVBand="0" w:val="0020"/>
-        <w:jc w:val="start"/>
       </w:tblPr>
       <w:tblGrid>
         <w:gridCol w:w="1980"/>
@@ -11485,7 +11484,7 @@
       </w:tblGrid>
       <w:tr>
         <w:trPr>
-          <w:tblHeader w:val="true"/>
+          <w:tblHeader w:val="on"/>
         </w:trPr>
         <w:tc>
           <w:tcPr/>
@@ -11711,40 +11710,40 @@
       </w:r>
       <w:r>
         <w:rPr>
+          <w:b/>
           <w:bCs/>
+        </w:rPr>
+        <w:t xml:space="preserve">cor</w:t>
+      </w:r>
+      <w:r>
+        <w:t xml:space="preserve"> </w:t>
+      </w:r>
+      <w:r>
+        <w:t xml:space="preserve">se puede también calcular estimados de correlación sin asumir distribución normal usando los métodos</w:t>
+      </w:r>
+      <w:r>
+        <w:t xml:space="preserve"> </w:t>
+      </w:r>
+      <w:r>
+        <w:rPr>
           <w:b/>
-        </w:rPr>
-        <w:t xml:space="preserve">cor</w:t>
-      </w:r>
-      <w:r>
-        <w:t xml:space="preserve"> </w:t>
-      </w:r>
-      <w:r>
-        <w:t xml:space="preserve">se puede también calcular estimados de correlación sin asumir distribución normal usando los métodos</w:t>
-      </w:r>
-      <w:r>
-        <w:t xml:space="preserve"> </w:t>
-      </w:r>
-      <w:r>
-        <w:rPr>
           <w:bCs/>
+        </w:rPr>
+        <w:t xml:space="preserve">Kendall</w:t>
+      </w:r>
+      <w:r>
+        <w:t xml:space="preserve"> </w:t>
+      </w:r>
+      <w:r>
+        <w:t xml:space="preserve">o</w:t>
+      </w:r>
+      <w:r>
+        <w:t xml:space="preserve"> </w:t>
+      </w:r>
+      <w:r>
+        <w:rPr>
           <w:b/>
-        </w:rPr>
-        <w:t xml:space="preserve">Kendall</w:t>
-      </w:r>
-      <w:r>
-        <w:t xml:space="preserve"> </w:t>
-      </w:r>
-      <w:r>
-        <w:t xml:space="preserve">o</w:t>
-      </w:r>
-      <w:r>
-        <w:t xml:space="preserve"> </w:t>
-      </w:r>
-      <w:r>
-        <w:rPr>
           <w:bCs/>
-          <w:b/>
         </w:rPr>
         <w:t xml:space="preserve">Spearman</w:t>
       </w:r>
@@ -11971,7 +11970,6 @@
         <w:tblStyle w:val="Table"/>
         <w:tblW w:type="auto" w:w="0"/>
         <w:tblLook w:firstRow="1" w:lastRow="0" w:firstColumn="0" w:lastColumn="0" w:noHBand="0" w:noVBand="0" w:val="0020"/>
-        <w:jc w:val="start"/>
         <w:tblCaption w:val="Correlaciones de Kendall"/>
       </w:tblPr>
       <w:tblGrid>
@@ -11982,7 +11980,7 @@
       </w:tblGrid>
       <w:tr>
         <w:trPr>
-          <w:tblHeader w:val="true"/>
+          <w:tblHeader w:val="on"/>
         </w:trPr>
         <w:tc>
           <w:tcPr/>
@@ -12350,7 +12348,6 @@
         <w:tblStyle w:val="Table"/>
         <w:tblW w:type="auto" w:w="0"/>
         <w:tblLook w:firstRow="1" w:lastRow="0" w:firstColumn="0" w:lastColumn="0" w:noHBand="0" w:noVBand="0" w:val="0020"/>
-        <w:jc w:val="start"/>
       </w:tblPr>
       <w:tblGrid>
         <w:gridCol w:w="1980"/>
@@ -12360,7 +12357,7 @@
       </w:tblGrid>
       <w:tr>
         <w:trPr>
-          <w:tblHeader w:val="true"/>
+          <w:tblHeader w:val="on"/>
         </w:trPr>
         <w:tc>
           <w:tcPr/>
@@ -12570,8 +12567,8 @@
       </w:r>
       <w:r>
         <w:rPr>
+          <w:b/>
           <w:bCs/>
-          <w:b/>
         </w:rPr>
         <w:t xml:space="preserve">signif</w:t>
       </w:r>
@@ -12620,21 +12617,37 @@
       </w:r>
       <w:r>
         <w:rPr>
+          <w:b/>
           <w:bCs/>
+        </w:rPr>
+        <w:t xml:space="preserve">pairwise.complete.obs</w:t>
+      </w:r>
+      <w:r>
+        <w:t xml:space="preserve">, ya que obviaría los</w:t>
+      </w:r>
+      <w:r>
+        <w:t xml:space="preserve"> </w:t>
+      </w:r>
+      <w:r>
+        <w:rPr>
           <w:b/>
-        </w:rPr>
-        <w:t xml:space="preserve">pairwise.complete.obs</w:t>
-      </w:r>
-      <w:r>
-        <w:t xml:space="preserve">, ya que obviaría los</w:t>
-      </w:r>
-      <w:r>
-        <w:t xml:space="preserve"> </w:t>
-      </w:r>
-      <w:r>
-        <w:rPr>
           <w:bCs/>
+        </w:rPr>
+        <w:t xml:space="preserve">NA</w:t>
+      </w:r>
+      <w:r>
+        <w:t xml:space="preserve"> </w:t>
+      </w:r>
+      <w:r>
+        <w:t xml:space="preserve">en las columnas que se utilizan para calcular la correlación. Por lo tanto, la cantidad de pares de datos utilizados para calcular las diferentes correlaciones entre variables puede variar si hay</w:t>
+      </w:r>
+      <w:r>
+        <w:t xml:space="preserve"> </w:t>
+      </w:r>
+      <w:r>
+        <w:rPr>
           <w:b/>
+          <w:bCs/>
         </w:rPr>
         <w:t xml:space="preserve">NA</w:t>
       </w:r>
@@ -12642,89 +12655,73 @@
         <w:t xml:space="preserve"> </w:t>
       </w:r>
       <w:r>
-        <w:t xml:space="preserve">en las columnas que se utilizan para calcular la correlación. Por lo tanto, la cantidad de pares de datos utilizados para calcular las diferentes correlaciones entre variables puede variar si hay</w:t>
-      </w:r>
-      <w:r>
-        <w:t xml:space="preserve"> </w:t>
-      </w:r>
-      <w:r>
-        <w:rPr>
+        <w:t xml:space="preserve">en el archivo. Tome en consideración que hay otras cuatro alternativas para analizar los datos cuando tenemos</w:t>
+      </w:r>
+      <w:r>
+        <w:t xml:space="preserve"> </w:t>
+      </w:r>
+      <w:r>
+        <w:rPr>
+          <w:b/>
           <w:bCs/>
+        </w:rPr>
+        <w:t xml:space="preserve">NA</w:t>
+      </w:r>
+      <w:r>
+        <w:t xml:space="preserve"> </w:t>
+      </w:r>
+      <w:r>
+        <w:t xml:space="preserve">presentes:</w:t>
+      </w:r>
+      <w:r>
+        <w:t xml:space="preserve"> </w:t>
+      </w:r>
+      <w:r>
+        <w:rPr>
           <w:b/>
-        </w:rPr>
-        <w:t xml:space="preserve">NA</w:t>
-      </w:r>
-      <w:r>
-        <w:t xml:space="preserve"> </w:t>
-      </w:r>
-      <w:r>
-        <w:t xml:space="preserve">en el archivo. Tome en consideración que hay otras cuatro alternativas para analizar los datos cuando tenemos</w:t>
-      </w:r>
-      <w:r>
-        <w:t xml:space="preserve"> </w:t>
-      </w:r>
-      <w:r>
-        <w:rPr>
           <w:bCs/>
+        </w:rPr>
+        <w:t xml:space="preserve">everything</w:t>
+      </w:r>
+      <w:r>
+        <w:t xml:space="preserve">,</w:t>
+      </w:r>
+      <w:r>
+        <w:t xml:space="preserve"> </w:t>
+      </w:r>
+      <w:r>
+        <w:rPr>
           <w:b/>
-        </w:rPr>
-        <w:t xml:space="preserve">NA</w:t>
-      </w:r>
-      <w:r>
-        <w:t xml:space="preserve"> </w:t>
-      </w:r>
-      <w:r>
-        <w:t xml:space="preserve">presentes:</w:t>
-      </w:r>
-      <w:r>
-        <w:t xml:space="preserve"> </w:t>
-      </w:r>
-      <w:r>
-        <w:rPr>
           <w:bCs/>
+        </w:rPr>
+        <w:t xml:space="preserve">all.obs</w:t>
+      </w:r>
+      <w:r>
+        <w:t xml:space="preserve">,</w:t>
+      </w:r>
+      <w:r>
+        <w:t xml:space="preserve"> </w:t>
+      </w:r>
+      <w:r>
+        <w:rPr>
           <w:b/>
-        </w:rPr>
-        <w:t xml:space="preserve">everything</w:t>
-      </w:r>
-      <w:r>
-        <w:t xml:space="preserve">,</w:t>
-      </w:r>
-      <w:r>
-        <w:t xml:space="preserve"> </w:t>
-      </w:r>
-      <w:r>
-        <w:rPr>
           <w:bCs/>
+        </w:rPr>
+        <w:t xml:space="preserve">complete.obs</w:t>
+      </w:r>
+      <w:r>
+        <w:t xml:space="preserve"> </w:t>
+      </w:r>
+      <w:r>
+        <w:t xml:space="preserve">y</w:t>
+      </w:r>
+      <w:r>
+        <w:t xml:space="preserve"> </w:t>
+      </w:r>
+      <w:r>
+        <w:rPr>
           <w:b/>
-        </w:rPr>
-        <w:t xml:space="preserve">all.obs</w:t>
-      </w:r>
-      <w:r>
-        <w:t xml:space="preserve">,</w:t>
-      </w:r>
-      <w:r>
-        <w:t xml:space="preserve"> </w:t>
-      </w:r>
-      <w:r>
-        <w:rPr>
           <w:bCs/>
-          <w:b/>
-        </w:rPr>
-        <w:t xml:space="preserve">complete.obs</w:t>
-      </w:r>
-      <w:r>
-        <w:t xml:space="preserve"> </w:t>
-      </w:r>
-      <w:r>
-        <w:t xml:space="preserve">y</w:t>
-      </w:r>
-      <w:r>
-        <w:t xml:space="preserve"> </w:t>
-      </w:r>
-      <w:r>
-        <w:rPr>
-          <w:bCs/>
-          <w:b/>
         </w:rPr>
         <w:t xml:space="preserve">na.or.complete</w:t>
       </w:r>
@@ -12744,8 +12741,8 @@
       </w:r>
       <w:r>
         <w:rPr>
+          <w:b/>
           <w:bCs/>
-          <w:b/>
         </w:rPr>
         <w:t xml:space="preserve">kable</w:t>
       </w:r>
@@ -12785,8 +12782,8 @@
       </w:r>
       <w:r>
         <w:rPr>
+          <w:b/>
           <w:bCs/>
-          <w:b/>
         </w:rPr>
         <w:t xml:space="preserve">GGally</w:t>
       </w:r>
@@ -12806,24 +12803,24 @@
       </w:r>
       <w:r>
         <w:rPr>
+          <w:b/>
           <w:bCs/>
+        </w:rPr>
+        <w:t xml:space="preserve">Herbivory</w:t>
+      </w:r>
+      <w:r>
+        <w:t xml:space="preserve"> </w:t>
+      </w:r>
+      <w:r>
+        <w:t xml:space="preserve">tiene una categoría no identificada, que incluye los</w:t>
+      </w:r>
+      <w:r>
+        <w:t xml:space="preserve"> </w:t>
+      </w:r>
+      <w:r>
+        <w:rPr>
           <w:b/>
-        </w:rPr>
-        <w:t xml:space="preserve">Herbivory</w:t>
-      </w:r>
-      <w:r>
-        <w:t xml:space="preserve"> </w:t>
-      </w:r>
-      <w:r>
-        <w:t xml:space="preserve">tiene una categoría no identificada, que incluye los</w:t>
-      </w:r>
-      <w:r>
-        <w:t xml:space="preserve"> </w:t>
-      </w:r>
-      <w:r>
-        <w:rPr>
           <w:bCs/>
-          <w:b/>
         </w:rPr>
         <w:t xml:space="preserve">NA</w:t>
       </w:r>
@@ -12843,24 +12840,40 @@
       </w:r>
       <w:r>
         <w:rPr>
+          <w:b/>
           <w:bCs/>
+        </w:rPr>
+        <w:t xml:space="preserve">ggpairs</w:t>
+      </w:r>
+      <w:r>
+        <w:t xml:space="preserve"> </w:t>
+      </w:r>
+      <w:r>
+        <w:t xml:space="preserve">podemos calcular las correlaciones entre las variables y a la misma vez producir todos los gráficos entre las variables y gráficos de distribución de densidad de cada variable. En el gráfico podemos observar en la parte izquierda la distribución de los datos en pares. En la diagonal se observa la densidad de cada una de las variables. En la parte superior derecha se observa el valor de correlación y en el extremo derecho se observan los diagramas de caja de las variables discretas con relación a la variable de la izquierda. Este gráfico es sumamente práctico, ya que produce mucha información con pocos pasos. Desafortunadamente, no hay manera de remover los</w:t>
+      </w:r>
+      <w:r>
+        <w:t xml:space="preserve"> </w:t>
+      </w:r>
+      <w:r>
+        <w:rPr>
           <w:b/>
-        </w:rPr>
-        <w:t xml:space="preserve">ggpairs</w:t>
-      </w:r>
-      <w:r>
-        <w:t xml:space="preserve"> </w:t>
-      </w:r>
-      <w:r>
-        <w:t xml:space="preserve">podemos calcular las correlaciones entre las variables y a la misma vez producir todos los gráficos entre las variables y gráficos de distribución de densidad de cada variable. En el gráfico podemos observar en la parte izquierda la distribución de los datos en pares. En la diagonal se observa la densidad de cada una de las variables. En la parte superior derecha se observa el valor de correlación y en el extremo derecho se observan los diagramas de caja de las variables discretas con relación a la variable de la izquierda. Este gráfico es sumamente práctico, ya que produce mucha información con pocos pasos. Desafortunadamente, no hay manera de remover los</w:t>
-      </w:r>
-      <w:r>
-        <w:t xml:space="preserve"> </w:t>
-      </w:r>
-      <w:r>
-        <w:rPr>
           <w:bCs/>
+        </w:rPr>
+        <w:t xml:space="preserve">NA</w:t>
+      </w:r>
+      <w:r>
+        <w:t xml:space="preserve"> </w:t>
+      </w:r>
+      <w:r>
+        <w:t xml:space="preserve">al presente. A consecuencia de esto, al extremo derecho uno observa en las cajas abajo una barra con muchos valores (la de la derecha), pero esta representa todos los valores</w:t>
+      </w:r>
+      <w:r>
+        <w:t xml:space="preserve"> </w:t>
+      </w:r>
+      <w:r>
+        <w:rPr>
           <w:b/>
+          <w:bCs/>
         </w:rPr>
         <w:t xml:space="preserve">NA</w:t>
       </w:r>
@@ -12868,60 +12881,44 @@
         <w:t xml:space="preserve"> </w:t>
       </w:r>
       <w:r>
-        <w:t xml:space="preserve">al presente. A consecuencia de esto, al extremo derecho uno observa en las cajas abajo una barra con muchos valores (la de la derecha), pero esta representa todos los valores</w:t>
-      </w:r>
-      <w:r>
-        <w:t xml:space="preserve"> </w:t>
-      </w:r>
-      <w:r>
-        <w:rPr>
+        <w:t xml:space="preserve">en la tabla de datos. En este caso, la presencia de herbivoría en las plantas no fue recolectada y en cambio se dejó con un</w:t>
+      </w:r>
+      <w:r>
+        <w:t xml:space="preserve"> </w:t>
+      </w:r>
+      <w:r>
+        <w:rPr>
+          <w:b/>
           <w:bCs/>
+        </w:rPr>
+        <w:t xml:space="preserve">NA</w:t>
+      </w:r>
+      <w:r>
+        <w:t xml:space="preserve">. Note que aquí no se pueden poner ceros u otros valores. Las alternativas podrían ser</w:t>
+      </w:r>
+      <w:r>
+        <w:t xml:space="preserve"> </w:t>
+      </w:r>
+      <w:r>
+        <w:rPr>
           <w:b/>
-        </w:rPr>
-        <w:t xml:space="preserve">NA</w:t>
-      </w:r>
-      <w:r>
-        <w:t xml:space="preserve"> </w:t>
-      </w:r>
-      <w:r>
-        <w:t xml:space="preserve">en la tabla de datos. En este caso, la presencia de herbivoría en las plantas no fue recolectada y en cambio se dejó con un</w:t>
-      </w:r>
-      <w:r>
-        <w:t xml:space="preserve"> </w:t>
-      </w:r>
-      <w:r>
-        <w:rPr>
           <w:bCs/>
+        </w:rPr>
+        <w:t xml:space="preserve">H</w:t>
+      </w:r>
+      <w:r>
+        <w:t xml:space="preserve"> </w:t>
+      </w:r>
+      <w:r>
+        <w:t xml:space="preserve">para evidenciar la presencia de herbaria y</w:t>
+      </w:r>
+      <w:r>
+        <w:t xml:space="preserve"> </w:t>
+      </w:r>
+      <w:r>
+        <w:rPr>
           <w:b/>
-        </w:rPr>
-        <w:t xml:space="preserve">NA</w:t>
-      </w:r>
-      <w:r>
-        <w:t xml:space="preserve">. Note que aquí no se pueden poner ceros u otros valores. Las alternativas podrían ser</w:t>
-      </w:r>
-      <w:r>
-        <w:t xml:space="preserve"> </w:t>
-      </w:r>
-      <w:r>
-        <w:rPr>
           <w:bCs/>
-          <w:b/>
-        </w:rPr>
-        <w:t xml:space="preserve">H</w:t>
-      </w:r>
-      <w:r>
-        <w:t xml:space="preserve"> </w:t>
-      </w:r>
-      <w:r>
-        <w:t xml:space="preserve">para evidenciar la presencia de herbaria y</w:t>
-      </w:r>
-      <w:r>
-        <w:t xml:space="preserve"> </w:t>
-      </w:r>
-      <w:r>
-        <w:rPr>
-          <w:bCs/>
-          <w:b/>
         </w:rPr>
         <w:t xml:space="preserve">n</w:t>
       </w:r>
@@ -14216,14 +14213,14 @@
 <file path=word/numbering.xml><?xml version="1.0" encoding="utf-8"?>
 <w:numbering xmlns:w="http://schemas.openxmlformats.org/wordprocessingml/2006/main">
   <w:abstractNum w:abstractNumId="990">
-    <w:nsid w:val="A990"/>
+    <w:nsid w:val="0000A990"/>
     <w:multiLevelType w:val="multilevel"/>
     <w:lvl w:ilvl="0">
       <w:numFmt w:val="bullet"/>
       <w:lvlText w:val=" "/>
       <w:lvlJc w:val="left"/>
       <w:pPr>
-        <w:ind w:left="720" w:hanging="480"/>
+        <w:ind w:left="720" w:hanging="360"/>
       </w:pPr>
     </w:lvl>
     <w:lvl w:ilvl="1">
@@ -14231,7 +14228,7 @@
       <w:lvlText w:val=" "/>
       <w:lvlJc w:val="left"/>
       <w:pPr>
-        <w:ind w:left="1440" w:hanging="480"/>
+        <w:ind w:left="1440" w:hanging="360"/>
       </w:pPr>
     </w:lvl>
     <w:lvl w:ilvl="2">
@@ -14239,7 +14236,7 @@
       <w:lvlText w:val=" "/>
       <w:lvlJc w:val="left"/>
       <w:pPr>
-        <w:ind w:left="2160" w:hanging="480"/>
+        <w:ind w:left="2160" w:hanging="360"/>
       </w:pPr>
     </w:lvl>
     <w:lvl w:ilvl="3">
@@ -14247,7 +14244,7 @@
       <w:lvlText w:val=" "/>
       <w:lvlJc w:val="left"/>
       <w:pPr>
-        <w:ind w:left="2880" w:hanging="480"/>
+        <w:ind w:left="2880" w:hanging="360"/>
       </w:pPr>
     </w:lvl>
     <w:lvl w:ilvl="4">
@@ -14255,7 +14252,7 @@
       <w:lvlText w:val=" "/>
       <w:lvlJc w:val="left"/>
       <w:pPr>
-        <w:ind w:left="3600" w:hanging="480"/>
+        <w:ind w:left="3600" w:hanging="360"/>
       </w:pPr>
     </w:lvl>
     <w:lvl w:ilvl="5">
@@ -14263,7 +14260,7 @@
       <w:lvlText w:val=" "/>
       <w:lvlJc w:val="left"/>
       <w:pPr>
-        <w:ind w:left="4320" w:hanging="480"/>
+        <w:ind w:left="4320" w:hanging="360"/>
       </w:pPr>
     </w:lvl>
     <w:lvl w:ilvl="6">
@@ -14271,7 +14268,7 @@
       <w:lvlText w:val=" "/>
       <w:lvlJc w:val="left"/>
       <w:pPr>
-        <w:ind w:left="5040" w:hanging="480"/>
+        <w:ind w:left="5040" w:hanging="360"/>
       </w:pPr>
     </w:lvl>
     <w:lvl w:ilvl="7">
@@ -14279,7 +14276,7 @@
       <w:lvlText w:val=" "/>
       <w:lvlJc w:val="left"/>
       <w:pPr>
-        <w:ind w:left="5760" w:hanging="480"/>
+        <w:ind w:left="5760" w:hanging="360"/>
       </w:pPr>
     </w:lvl>
     <w:lvl w:ilvl="8">
@@ -14287,12 +14284,12 @@
       <w:lvlText w:val=" "/>
       <w:lvlJc w:val="left"/>
       <w:pPr>
-        <w:ind w:left="6480" w:hanging="480"/>
+        <w:ind w:left="6480" w:hanging="360"/>
       </w:pPr>
     </w:lvl>
   </w:abstractNum>
   <w:abstractNum w:abstractNumId="99411">
-    <w:nsid w:val="A99411"/>
+    <w:nsid w:val="00A99411"/>
     <w:multiLevelType w:val="multilevel"/>
     <w:lvl w:ilvl="0">
       <w:start w:val="1"/>
@@ -14300,7 +14297,7 @@
       <w:lvlText w:val="%1."/>
       <w:lvlJc w:val="left"/>
       <w:pPr>
-        <w:ind w:left="720" w:hanging="480"/>
+        <w:ind w:left="720" w:hanging="360"/>
       </w:pPr>
     </w:lvl>
     <w:lvl w:ilvl="1">
@@ -14309,7 +14306,7 @@
       <w:lvlText w:val="%2."/>
       <w:lvlJc w:val="left"/>
       <w:pPr>
-        <w:ind w:left="1440" w:hanging="480"/>
+        <w:ind w:left="1440" w:hanging="360"/>
       </w:pPr>
     </w:lvl>
     <w:lvl w:ilvl="2">
@@ -14318,7 +14315,7 @@
       <w:lvlText w:val="%3."/>
       <w:lvlJc w:val="left"/>
       <w:pPr>
-        <w:ind w:left="2160" w:hanging="480"/>
+        <w:ind w:left="2160" w:hanging="360"/>
       </w:pPr>
     </w:lvl>
     <w:lvl w:ilvl="3">
@@ -14327,7 +14324,7 @@
       <w:lvlText w:val="%4."/>
       <w:lvlJc w:val="left"/>
       <w:pPr>
-        <w:ind w:left="2880" w:hanging="480"/>
+        <w:ind w:left="2880" w:hanging="360"/>
       </w:pPr>
     </w:lvl>
     <w:lvl w:ilvl="4">
@@ -14336,7 +14333,7 @@
       <w:lvlText w:val="%5."/>
       <w:lvlJc w:val="left"/>
       <w:pPr>
-        <w:ind w:left="3600" w:hanging="480"/>
+        <w:ind w:left="3600" w:hanging="360"/>
       </w:pPr>
     </w:lvl>
     <w:lvl w:ilvl="5">
@@ -14345,7 +14342,7 @@
       <w:lvlText w:val="%6."/>
       <w:lvlJc w:val="left"/>
       <w:pPr>
-        <w:ind w:left="4320" w:hanging="480"/>
+        <w:ind w:left="4320" w:hanging="360"/>
       </w:pPr>
     </w:lvl>
     <w:lvl w:ilvl="6">
@@ -14354,7 +14351,7 @@
       <w:lvlText w:val="%7."/>
       <w:lvlJc w:val="left"/>
       <w:pPr>
-        <w:ind w:left="5040" w:hanging="480"/>
+        <w:ind w:left="5040" w:hanging="360"/>
       </w:pPr>
     </w:lvl>
     <w:lvl w:ilvl="7">
@@ -14363,7 +14360,7 @@
       <w:lvlText w:val="%8."/>
       <w:lvlJc w:val="left"/>
       <w:pPr>
-        <w:ind w:left="5760" w:hanging="480"/>
+        <w:ind w:left="5760" w:hanging="360"/>
       </w:pPr>
     </w:lvl>
     <w:lvl w:ilvl="8">
@@ -14372,84 +14369,111 @@
       <w:lvlText w:val="%9."/>
       <w:lvlJc w:val="left"/>
       <w:pPr>
-        <w:ind w:left="6480" w:hanging="480"/>
+        <w:ind w:left="6480" w:hanging="360"/>
       </w:pPr>
     </w:lvl>
   </w:abstractNum>
   <w:abstractNum w:abstractNumId="991">
-    <w:nsid w:val="A991"/>
+    <w:nsid w:val="0000A991"/>
     <w:multiLevelType w:val="multilevel"/>
     <w:lvl w:ilvl="0">
       <w:numFmt w:val="bullet"/>
-      <w:lvlText w:val="•"/>
+      <w:lvlText w:val=""/>
       <w:lvlJc w:val="left"/>
       <w:pPr>
-        <w:ind w:left="720" w:hanging="480"/>
-      </w:pPr>
+        <w:ind w:left="720" w:hanging="360"/>
+      </w:pPr>
+      <w:rPr>
+        <w:rFonts w:ascii="Symbol" w:hAnsi="Symbol" w:cs="Symbol" w:hint="default"/>
+      </w:rPr>
     </w:lvl>
     <w:lvl w:ilvl="1">
       <w:numFmt w:val="bullet"/>
-      <w:lvlText w:val="–"/>
+      <w:lvlText w:val="o"/>
       <w:lvlJc w:val="left"/>
       <w:pPr>
-        <w:ind w:left="1440" w:hanging="480"/>
-      </w:pPr>
+        <w:ind w:left="1440" w:hanging="360"/>
+      </w:pPr>
+      <w:rPr>
+        <w:rFonts w:ascii="Courier New" w:hAnsi="Courier New" w:cs="Courier New" w:hint="default"/>
+      </w:rPr>
     </w:lvl>
     <w:lvl w:ilvl="2">
       <w:numFmt w:val="bullet"/>
-      <w:lvlText w:val="•"/>
+      <w:lvlText w:val=""/>
       <w:lvlJc w:val="left"/>
       <w:pPr>
-        <w:ind w:left="2160" w:hanging="480"/>
-      </w:pPr>
+        <w:ind w:left="2160" w:hanging="360"/>
+      </w:pPr>
+      <w:rPr>
+        <w:rFonts w:ascii="Wingdings" w:hAnsi="Wingdings" w:cs="Wingdings" w:hint="default"/>
+      </w:rPr>
     </w:lvl>
     <w:lvl w:ilvl="3">
       <w:numFmt w:val="bullet"/>
-      <w:lvlText w:val="–"/>
+      <w:lvlText w:val=""/>
       <w:lvlJc w:val="left"/>
       <w:pPr>
-        <w:ind w:left="2880" w:hanging="480"/>
-      </w:pPr>
+        <w:ind w:left="2880" w:hanging="360"/>
+      </w:pPr>
+      <w:rPr>
+        <w:rFonts w:ascii="Symbol" w:hAnsi="Symbol" w:cs="Symbol" w:hint="default"/>
+      </w:rPr>
     </w:lvl>
     <w:lvl w:ilvl="4">
       <w:numFmt w:val="bullet"/>
-      <w:lvlText w:val="•"/>
+      <w:lvlText w:val="o"/>
       <w:lvlJc w:val="left"/>
       <w:pPr>
-        <w:ind w:left="3600" w:hanging="480"/>
-      </w:pPr>
+        <w:ind w:left="3600" w:hanging="360"/>
+      </w:pPr>
+      <w:rPr>
+        <w:rFonts w:ascii="Courier New" w:hAnsi="Courier New" w:cs="Courier New" w:hint="default"/>
+      </w:rPr>
     </w:lvl>
     <w:lvl w:ilvl="5">
       <w:numFmt w:val="bullet"/>
-      <w:lvlText w:val="–"/>
+      <w:lvlText w:val=""/>
       <w:lvlJc w:val="left"/>
       <w:pPr>
-        <w:ind w:left="4320" w:hanging="480"/>
-      </w:pPr>
+        <w:ind w:left="4320" w:hanging="360"/>
+      </w:pPr>
+      <w:rPr>
+        <w:rFonts w:ascii="Wingdings" w:hAnsi="Wingdings" w:cs="Wingdings" w:hint="default"/>
+      </w:rPr>
     </w:lvl>
     <w:lvl w:ilvl="6">
       <w:numFmt w:val="bullet"/>
-      <w:lvlText w:val="•"/>
+      <w:lvlText w:val=""/>
       <w:lvlJc w:val="left"/>
       <w:pPr>
-        <w:ind w:left="5040" w:hanging="480"/>
-      </w:pPr>
+        <w:ind w:left="5040" w:hanging="360"/>
+      </w:pPr>
+      <w:rPr>
+        <w:rFonts w:ascii="Symbol" w:hAnsi="Symbol" w:cs="Symbol" w:hint="default"/>
+      </w:rPr>
     </w:lvl>
     <w:lvl w:ilvl="7">
       <w:numFmt w:val="bullet"/>
-      <w:lvlText w:val="–"/>
+      <w:lvlText w:val="o"/>
       <w:lvlJc w:val="left"/>
       <w:pPr>
-        <w:ind w:left="5760" w:hanging="480"/>
-      </w:pPr>
+        <w:ind w:left="5760" w:hanging="360"/>
+      </w:pPr>
+      <w:rPr>
+        <w:rFonts w:ascii="Courier New" w:hAnsi="Courier New" w:cs="Courier New" w:hint="default"/>
+      </w:rPr>
     </w:lvl>
     <w:lvl w:ilvl="8">
       <w:numFmt w:val="bullet"/>
-      <w:lvlText w:val="•"/>
+      <w:lvlText w:val=""/>
       <w:lvlJc w:val="left"/>
       <w:pPr>
-        <w:ind w:left="6480" w:hanging="480"/>
-      </w:pPr>
+        <w:ind w:left="6480" w:hanging="360"/>
+      </w:pPr>
+      <w:rPr>
+        <w:rFonts w:ascii="Wingdings" w:hAnsi="Wingdings" w:cs="Wingdings" w:hint="default"/>
+      </w:rPr>
     </w:lvl>
   </w:abstractNum>
   <w:num w:numId="1000">
@@ -14520,10 +14544,10 @@
     <w:name w:val="Body Text"/>
     <w:basedOn w:val="Normal"/>
     <w:link w:val="BodyTextChar"/>
+    <w:qFormat/>
     <w:pPr>
       <w:spacing w:after="180" w:before="180"/>
     </w:pPr>
-    <w:qFormat/>
   </w:style>
   <w:style w:customStyle="1" w:styleId="FirstParagraph" w:type="paragraph">
     <w:name w:val="First Paragraph"/>
@@ -14543,36 +14567,70 @@
     <w:name w:val="Title"/>
     <w:basedOn w:val="Normal"/>
     <w:next w:val="BodyText"/>
+    <w:link w:val="TitleChar"/>
+    <w:uiPriority w:val="10"/>
     <w:qFormat/>
+    <w:rsid w:val="00A10FD9"/>
     <w:pPr>
-      <w:keepNext/>
-      <w:keepLines/>
-      <w:spacing w:after="240" w:before="480"/>
+      <w:spacing w:after="80" w:line="240" w:lineRule="auto"/>
+      <w:contextualSpacing/>
       <w:jc w:val="center"/>
     </w:pPr>
     <w:rPr>
       <w:rFonts w:asciiTheme="majorHAnsi" w:cstheme="majorBidi" w:eastAsiaTheme="majorEastAsia" w:hAnsiTheme="majorHAnsi"/>
-      <w:b/>
-      <w:bCs/>
-      <w:color w:themeColor="accent1" w:themeShade="B5" w:val="345A8A"/>
-      <w:sz w:val="36"/>
-      <w:szCs w:val="36"/>
+      <w:spacing w:val="-10"/>
+      <w:kern w:val="28"/>
+      <w:sz w:val="56"/>
+      <w:szCs w:val="56"/>
+    </w:rPr>
+  </w:style>
+  <w:style w:customStyle="1" w:styleId="TitleChar" w:type="character">
+    <w:name w:val="Title Char"/>
+    <w:basedOn w:val="DefaultParagraphFont"/>
+    <w:link w:val="Title"/>
+    <w:uiPriority w:val="10"/>
+    <w:rsid w:val="00A10FD9"/>
+    <w:rPr>
+      <w:rFonts w:asciiTheme="majorHAnsi" w:cstheme="majorBidi" w:eastAsiaTheme="majorEastAsia" w:hAnsiTheme="majorHAnsi"/>
+      <w:spacing w:val="-10"/>
+      <w:kern w:val="28"/>
+      <w:sz w:val="56"/>
+      <w:szCs w:val="56"/>
     </w:rPr>
   </w:style>
   <w:style w:styleId="Subtitle" w:type="paragraph">
     <w:name w:val="Subtitle"/>
-    <w:basedOn w:val="Title"/>
+    <w:basedOn w:val="Normal"/>
     <w:next w:val="BodyText"/>
+    <w:link w:val="SubtitleChar"/>
+    <w:uiPriority w:val="11"/>
     <w:qFormat/>
+    <w:rsid w:val="00A10FD9"/>
     <w:pPr>
-      <w:keepNext/>
-      <w:keepLines/>
-      <w:spacing w:after="240" w:before="240"/>
-      <w:jc w:val="center"/>
+      <w:numPr>
+        <w:ilvl w:val="1"/>
+      </w:numPr>
     </w:pPr>
     <w:rPr>
-      <w:sz w:val="30"/>
-      <w:szCs w:val="30"/>
+      <w:rFonts w:cstheme="majorBidi" w:eastAsiaTheme="majorEastAsia"/>
+      <w:color w:themeColor="text1" w:themeTint="A6" w:val="595959"/>
+      <w:spacing w:val="15"/>
+      <w:sz w:val="28"/>
+      <w:szCs w:val="28"/>
+    </w:rPr>
+  </w:style>
+  <w:style w:customStyle="1" w:styleId="SubtitleChar" w:type="character">
+    <w:name w:val="Subtitle Char"/>
+    <w:basedOn w:val="DefaultParagraphFont"/>
+    <w:link w:val="Subtitle"/>
+    <w:uiPriority w:val="11"/>
+    <w:rsid w:val="00A10FD9"/>
+    <w:rPr>
+      <w:rFonts w:cstheme="majorBidi" w:eastAsiaTheme="majorEastAsia"/>
+      <w:color w:themeColor="text1" w:themeTint="A6" w:val="595959"/>
+      <w:spacing w:val="15"/>
+      <w:sz w:val="28"/>
+      <w:szCs w:val="28"/>
     </w:rPr>
   </w:style>
   <w:style w:customStyle="1" w:styleId="Author" w:type="paragraph">
@@ -14595,6 +14653,24 @@
       <w:jc w:val="center"/>
     </w:pPr>
   </w:style>
+  <w:style w:customStyle="1" w:styleId="AbstractTitle" w:type="paragraph">
+    <w:name w:val="Abstract Title"/>
+    <w:basedOn w:val="Normal"/>
+    <w:next w:val="Abstract"/>
+    <w:qFormat/>
+    <w:pPr>
+      <w:keepNext/>
+      <w:keepLines/>
+      <w:spacing w:after="0" w:before="300"/>
+      <w:jc w:val="center"/>
+    </w:pPr>
+    <w:rPr>
+      <w:b/>
+      <w:color w:val="345A8A"/>
+      <w:sz w:val="20"/>
+      <w:szCs w:val="20"/>
+    </w:rPr>
+  </w:style>
   <w:style w:customStyle="1" w:styleId="Abstract" w:type="paragraph">
     <w:name w:val="Abstract"/>
     <w:basedOn w:val="Normal"/>
@@ -14603,7 +14679,7 @@
     <w:pPr>
       <w:keepNext/>
       <w:keepLines/>
-      <w:spacing w:after="300" w:before="300"/>
+      <w:spacing w:after="300" w:before="100"/>
     </w:pPr>
     <w:rPr>
       <w:sz w:val="20"/>
@@ -14619,191 +14695,321 @@
     <w:rPr/>
   </w:style>
   <w:style w:styleId="Heading1" w:type="paragraph">
-    <w:name w:val="Heading 1"/>
+    <w:name w:val="heading 1"/>
     <w:basedOn w:val="Normal"/>
     <w:next w:val="BodyText"/>
+    <w:link w:val="Heading1Char"/>
     <w:uiPriority w:val="9"/>
     <w:qFormat/>
+    <w:rsid w:val="00A10FD9"/>
     <w:pPr>
       <w:keepNext/>
       <w:keepLines/>
-      <w:spacing w:after="0" w:before="480"/>
+      <w:spacing w:after="80" w:before="360"/>
       <w:outlineLvl w:val="0"/>
     </w:pPr>
     <w:rPr>
       <w:rFonts w:asciiTheme="majorHAnsi" w:cstheme="majorBidi" w:eastAsiaTheme="majorEastAsia" w:hAnsiTheme="majorHAnsi"/>
-      <w:b/>
-      <w:bCs/>
-      <w:color w:themeColor="accent1" w:val="4F81BD"/>
+      <w:color w:themeColor="accent1" w:themeShade="BF" w:val="0F4761"/>
+      <w:sz w:val="40"/>
+      <w:szCs w:val="40"/>
+    </w:rPr>
+  </w:style>
+  <w:style w:styleId="Heading2" w:type="paragraph">
+    <w:name w:val="heading 2"/>
+    <w:basedOn w:val="Normal"/>
+    <w:next w:val="BodyText"/>
+    <w:link w:val="Heading2Char"/>
+    <w:uiPriority w:val="9"/>
+    <w:semiHidden/>
+    <w:unhideWhenUsed/>
+    <w:qFormat/>
+    <w:rsid w:val="00A10FD9"/>
+    <w:pPr>
+      <w:keepNext/>
+      <w:keepLines/>
+      <w:spacing w:after="80" w:before="160"/>
+      <w:outlineLvl w:val="1"/>
+    </w:pPr>
+    <w:rPr>
+      <w:rFonts w:asciiTheme="majorHAnsi" w:cstheme="majorBidi" w:eastAsiaTheme="majorEastAsia" w:hAnsiTheme="majorHAnsi"/>
+      <w:color w:themeColor="accent1" w:themeShade="BF" w:val="0F4761"/>
       <w:sz w:val="32"/>
       <w:szCs w:val="32"/>
     </w:rPr>
   </w:style>
-  <w:style w:styleId="Heading2" w:type="paragraph">
-    <w:name w:val="Heading 2"/>
+  <w:style w:styleId="Heading3" w:type="paragraph">
+    <w:name w:val="heading 3"/>
     <w:basedOn w:val="Normal"/>
     <w:next w:val="BodyText"/>
+    <w:link w:val="Heading3Char"/>
     <w:uiPriority w:val="9"/>
+    <w:semiHidden/>
     <w:unhideWhenUsed/>
     <w:qFormat/>
+    <w:rsid w:val="00A10FD9"/>
     <w:pPr>
       <w:keepNext/>
       <w:keepLines/>
-      <w:spacing w:after="0" w:before="200"/>
-      <w:outlineLvl w:val="1"/>
+      <w:spacing w:after="80" w:before="160"/>
+      <w:outlineLvl w:val="2"/>
     </w:pPr>
     <w:rPr>
-      <w:rFonts w:asciiTheme="majorHAnsi" w:cstheme="majorBidi" w:eastAsiaTheme="majorEastAsia" w:hAnsiTheme="majorHAnsi"/>
-      <w:b/>
-      <w:bCs/>
-      <w:color w:themeColor="accent1" w:val="4F81BD"/>
+      <w:rFonts w:cstheme="majorBidi" w:eastAsiaTheme="majorEastAsia"/>
+      <w:color w:themeColor="accent1" w:themeShade="BF" w:val="0F4761"/>
       <w:sz w:val="28"/>
       <w:szCs w:val="28"/>
     </w:rPr>
   </w:style>
-  <w:style w:styleId="Heading3" w:type="paragraph">
-    <w:name w:val="Heading 3"/>
+  <w:style w:styleId="Heading4" w:type="paragraph">
+    <w:name w:val="heading 4"/>
     <w:basedOn w:val="Normal"/>
     <w:next w:val="BodyText"/>
+    <w:link w:val="Heading4Char"/>
     <w:uiPriority w:val="9"/>
+    <w:semiHidden/>
     <w:unhideWhenUsed/>
     <w:qFormat/>
+    <w:rsid w:val="00A10FD9"/>
     <w:pPr>
       <w:keepNext/>
       <w:keepLines/>
-      <w:spacing w:after="0" w:before="200"/>
-      <w:outlineLvl w:val="2"/>
+      <w:spacing w:after="40" w:before="80"/>
+      <w:outlineLvl w:val="3"/>
     </w:pPr>
     <w:rPr>
-      <w:rFonts w:asciiTheme="majorHAnsi" w:cstheme="majorBidi" w:eastAsiaTheme="majorEastAsia" w:hAnsiTheme="majorHAnsi"/>
-      <w:b/>
-      <w:bCs/>
-      <w:color w:themeColor="accent1" w:val="4F81BD"/>
-      <w:sz w:val="24"/>
-      <w:szCs w:val="24"/>
+      <w:rFonts w:cstheme="majorBidi" w:eastAsiaTheme="majorEastAsia"/>
+      <w:i/>
+      <w:iCs/>
+      <w:color w:themeColor="accent1" w:themeShade="BF" w:val="0F4761"/>
     </w:rPr>
   </w:style>
-  <w:style w:styleId="Heading4" w:type="paragraph">
-    <w:name w:val="Heading 4"/>
+  <w:style w:styleId="Heading5" w:type="paragraph">
+    <w:name w:val="heading 5"/>
     <w:basedOn w:val="Normal"/>
     <w:next w:val="BodyText"/>
+    <w:link w:val="Heading5Char"/>
     <w:uiPriority w:val="9"/>
+    <w:semiHidden/>
     <w:unhideWhenUsed/>
     <w:qFormat/>
+    <w:rsid w:val="00A10FD9"/>
     <w:pPr>
       <w:keepNext/>
       <w:keepLines/>
-      <w:spacing w:after="0" w:before="200"/>
-      <w:outlineLvl w:val="3"/>
+      <w:spacing w:after="40" w:before="80"/>
+      <w:outlineLvl w:val="4"/>
     </w:pPr>
     <w:rPr>
-      <w:rFonts w:asciiTheme="majorHAnsi" w:cstheme="majorBidi" w:eastAsiaTheme="majorEastAsia" w:hAnsiTheme="majorHAnsi"/>
-      <w:i/>
-      <w:bCs/>
-      <w:color w:themeColor="accent1" w:val="4F81BD"/>
-      <w:sz w:val="24"/>
-      <w:szCs w:val="24"/>
+      <w:rFonts w:cstheme="majorBidi" w:eastAsiaTheme="majorEastAsia"/>
+      <w:color w:themeColor="accent1" w:themeShade="BF" w:val="0F4761"/>
     </w:rPr>
   </w:style>
-  <w:style w:styleId="Heading5" w:type="paragraph">
-    <w:name w:val="Heading 5"/>
+  <w:style w:styleId="Heading6" w:type="paragraph">
+    <w:name w:val="heading 6"/>
     <w:basedOn w:val="Normal"/>
     <w:next w:val="BodyText"/>
+    <w:link w:val="Heading6Char"/>
     <w:uiPriority w:val="9"/>
+    <w:semiHidden/>
     <w:unhideWhenUsed/>
     <w:qFormat/>
+    <w:rsid w:val="00A10FD9"/>
     <w:pPr>
       <w:keepNext/>
       <w:keepLines/>
-      <w:spacing w:after="0" w:before="200"/>
-      <w:outlineLvl w:val="4"/>
+      <w:spacing w:after="0" w:before="40"/>
+      <w:outlineLvl w:val="5"/>
     </w:pPr>
     <w:rPr>
-      <w:rFonts w:asciiTheme="majorHAnsi" w:cstheme="majorBidi" w:eastAsiaTheme="majorEastAsia" w:hAnsiTheme="majorHAnsi"/>
+      <w:rFonts w:cstheme="majorBidi" w:eastAsiaTheme="majorEastAsia"/>
+      <w:i/>
       <w:iCs/>
-      <w:color w:themeColor="accent1" w:val="4F81BD"/>
-      <w:sz w:val="24"/>
-      <w:szCs w:val="24"/>
+      <w:color w:themeColor="text1" w:themeTint="A6" w:val="595959"/>
     </w:rPr>
   </w:style>
-  <w:style w:styleId="Heading6" w:type="paragraph">
-    <w:name w:val="Heading 6"/>
+  <w:style w:styleId="Heading7" w:type="paragraph">
+    <w:name w:val="heading 7"/>
     <w:basedOn w:val="Normal"/>
     <w:next w:val="BodyText"/>
+    <w:link w:val="Heading7Char"/>
     <w:uiPriority w:val="9"/>
+    <w:semiHidden/>
     <w:unhideWhenUsed/>
     <w:qFormat/>
+    <w:rsid w:val="00A10FD9"/>
     <w:pPr>
       <w:keepNext/>
       <w:keepLines/>
-      <w:spacing w:after="0" w:before="200"/>
-      <w:outlineLvl w:val="5"/>
+      <w:spacing w:after="0" w:before="40"/>
+      <w:outlineLvl w:val="6"/>
     </w:pPr>
     <w:rPr>
-      <w:rFonts w:asciiTheme="majorHAnsi" w:cstheme="majorBidi" w:eastAsiaTheme="majorEastAsia" w:hAnsiTheme="majorHAnsi"/>
-      <w:color w:themeColor="accent1" w:val="4F81BD"/>
-      <w:sz w:val="24"/>
-      <w:szCs w:val="24"/>
+      <w:rFonts w:cstheme="majorBidi" w:eastAsiaTheme="majorEastAsia"/>
+      <w:color w:themeColor="text1" w:themeTint="A6" w:val="595959"/>
     </w:rPr>
   </w:style>
-  <w:style w:styleId="Heading7" w:type="paragraph">
-    <w:name w:val="Heading 7"/>
+  <w:style w:styleId="Heading8" w:type="paragraph">
+    <w:name w:val="heading 8"/>
     <w:basedOn w:val="Normal"/>
     <w:next w:val="BodyText"/>
+    <w:link w:val="Heading8Char"/>
     <w:uiPriority w:val="9"/>
+    <w:semiHidden/>
     <w:unhideWhenUsed/>
     <w:qFormat/>
+    <w:rsid w:val="00A10FD9"/>
     <w:pPr>
       <w:keepNext/>
       <w:keepLines/>
-      <w:spacing w:after="0" w:before="200"/>
-      <w:outlineLvl w:val="6"/>
+      <w:spacing w:after="0"/>
+      <w:outlineLvl w:val="7"/>
     </w:pPr>
     <w:rPr>
-      <w:rFonts w:asciiTheme="majorHAnsi" w:cstheme="majorBidi" w:eastAsiaTheme="majorEastAsia" w:hAnsiTheme="majorHAnsi"/>
-      <w:color w:themeColor="accent1" w:val="4F81BD"/>
-      <w:sz w:val="24"/>
-      <w:szCs w:val="24"/>
+      <w:rFonts w:cstheme="majorBidi" w:eastAsiaTheme="majorEastAsia"/>
+      <w:i/>
+      <w:iCs/>
+      <w:color w:themeColor="text1" w:themeTint="D8" w:val="272727"/>
     </w:rPr>
   </w:style>
-  <w:style w:styleId="Heading8" w:type="paragraph">
-    <w:name w:val="Heading 8"/>
+  <w:style w:styleId="Heading9" w:type="paragraph">
+    <w:name w:val="heading 9"/>
     <w:basedOn w:val="Normal"/>
     <w:next w:val="BodyText"/>
+    <w:link w:val="Heading9Char"/>
     <w:uiPriority w:val="9"/>
+    <w:semiHidden/>
     <w:unhideWhenUsed/>
     <w:qFormat/>
+    <w:rsid w:val="00A10FD9"/>
     <w:pPr>
       <w:keepNext/>
       <w:keepLines/>
-      <w:spacing w:after="0" w:before="200"/>
-      <w:outlineLvl w:val="7"/>
-    </w:pPr>
-    <w:rPr>
-      <w:rFonts w:asciiTheme="majorHAnsi" w:cstheme="majorBidi" w:eastAsiaTheme="majorEastAsia" w:hAnsiTheme="majorHAnsi"/>
-      <w:color w:themeColor="accent1" w:val="4F81BD"/>
-      <w:sz w:val="24"/>
-      <w:szCs w:val="24"/>
-    </w:rPr>
-  </w:style>
-  <w:style w:styleId="Heading9" w:type="paragraph">
-    <w:name w:val="Heading 9"/>
-    <w:basedOn w:val="Normal"/>
-    <w:next w:val="BodyText"/>
-    <w:uiPriority w:val="9"/>
-    <w:unhideWhenUsed/>
-    <w:qFormat/>
-    <w:pPr>
-      <w:keepNext/>
-      <w:keepLines/>
-      <w:spacing w:after="0" w:before="200"/>
+      <w:spacing w:after="0"/>
       <w:outlineLvl w:val="8"/>
     </w:pPr>
     <w:rPr>
+      <w:rFonts w:cstheme="majorBidi" w:eastAsiaTheme="majorEastAsia"/>
+      <w:color w:themeColor="text1" w:themeTint="D8" w:val="272727"/>
+    </w:rPr>
+  </w:style>
+  <w:style w:customStyle="1" w:styleId="Heading1Char" w:type="character">
+    <w:name w:val="Heading 1 Char"/>
+    <w:basedOn w:val="DefaultParagraphFont"/>
+    <w:link w:val="Heading1"/>
+    <w:uiPriority w:val="9"/>
+    <w:rsid w:val="00A10FD9"/>
+    <w:rPr>
       <w:rFonts w:asciiTheme="majorHAnsi" w:cstheme="majorBidi" w:eastAsiaTheme="majorEastAsia" w:hAnsiTheme="majorHAnsi"/>
-      <w:color w:themeColor="accent1" w:val="4F81BD"/>
-      <w:sz w:val="24"/>
-      <w:szCs w:val="24"/>
+      <w:color w:themeColor="accent1" w:themeShade="BF" w:val="0F4761"/>
+      <w:sz w:val="40"/>
+      <w:szCs w:val="40"/>
+    </w:rPr>
+  </w:style>
+  <w:style w:customStyle="1" w:styleId="Heading2Char" w:type="character">
+    <w:name w:val="Heading 2 Char"/>
+    <w:basedOn w:val="DefaultParagraphFont"/>
+    <w:link w:val="Heading2"/>
+    <w:uiPriority w:val="9"/>
+    <w:semiHidden/>
+    <w:rsid w:val="00A10FD9"/>
+    <w:rPr>
+      <w:rFonts w:asciiTheme="majorHAnsi" w:cstheme="majorBidi" w:eastAsiaTheme="majorEastAsia" w:hAnsiTheme="majorHAnsi"/>
+      <w:color w:themeColor="accent1" w:themeShade="BF" w:val="0F4761"/>
+      <w:sz w:val="32"/>
+      <w:szCs w:val="32"/>
+    </w:rPr>
+  </w:style>
+  <w:style w:customStyle="1" w:styleId="Heading3Char" w:type="character">
+    <w:name w:val="Heading 3 Char"/>
+    <w:basedOn w:val="DefaultParagraphFont"/>
+    <w:link w:val="Heading3"/>
+    <w:uiPriority w:val="9"/>
+    <w:semiHidden/>
+    <w:rsid w:val="00A10FD9"/>
+    <w:rPr>
+      <w:rFonts w:cstheme="majorBidi" w:eastAsiaTheme="majorEastAsia"/>
+      <w:color w:themeColor="accent1" w:themeShade="BF" w:val="0F4761"/>
+      <w:sz w:val="28"/>
+      <w:szCs w:val="28"/>
+    </w:rPr>
+  </w:style>
+  <w:style w:customStyle="1" w:styleId="Heading4Char" w:type="character">
+    <w:name w:val="Heading 4 Char"/>
+    <w:basedOn w:val="DefaultParagraphFont"/>
+    <w:link w:val="Heading4"/>
+    <w:uiPriority w:val="9"/>
+    <w:semiHidden/>
+    <w:rsid w:val="00A10FD9"/>
+    <w:rPr>
+      <w:rFonts w:cstheme="majorBidi" w:eastAsiaTheme="majorEastAsia"/>
+      <w:i/>
+      <w:iCs/>
+      <w:color w:themeColor="accent1" w:themeShade="BF" w:val="0F4761"/>
+    </w:rPr>
+  </w:style>
+  <w:style w:customStyle="1" w:styleId="Heading5Char" w:type="character">
+    <w:name w:val="Heading 5 Char"/>
+    <w:basedOn w:val="DefaultParagraphFont"/>
+    <w:link w:val="Heading5"/>
+    <w:uiPriority w:val="9"/>
+    <w:semiHidden/>
+    <w:rsid w:val="00A10FD9"/>
+    <w:rPr>
+      <w:rFonts w:cstheme="majorBidi" w:eastAsiaTheme="majorEastAsia"/>
+      <w:color w:themeColor="accent1" w:themeShade="BF" w:val="0F4761"/>
+    </w:rPr>
+  </w:style>
+  <w:style w:customStyle="1" w:styleId="Heading6Char" w:type="character">
+    <w:name w:val="Heading 6 Char"/>
+    <w:basedOn w:val="DefaultParagraphFont"/>
+    <w:link w:val="Heading6"/>
+    <w:uiPriority w:val="9"/>
+    <w:semiHidden/>
+    <w:rsid w:val="00A10FD9"/>
+    <w:rPr>
+      <w:rFonts w:cstheme="majorBidi" w:eastAsiaTheme="majorEastAsia"/>
+      <w:i/>
+      <w:iCs/>
+      <w:color w:themeColor="text1" w:themeTint="A6" w:val="595959"/>
+    </w:rPr>
+  </w:style>
+  <w:style w:customStyle="1" w:styleId="Heading7Char" w:type="character">
+    <w:name w:val="Heading 7 Char"/>
+    <w:basedOn w:val="DefaultParagraphFont"/>
+    <w:link w:val="Heading7"/>
+    <w:uiPriority w:val="9"/>
+    <w:semiHidden/>
+    <w:rsid w:val="00A10FD9"/>
+    <w:rPr>
+      <w:rFonts w:cstheme="majorBidi" w:eastAsiaTheme="majorEastAsia"/>
+      <w:color w:themeColor="text1" w:themeTint="A6" w:val="595959"/>
+    </w:rPr>
+  </w:style>
+  <w:style w:customStyle="1" w:styleId="Heading8Char" w:type="character">
+    <w:name w:val="Heading 8 Char"/>
+    <w:basedOn w:val="DefaultParagraphFont"/>
+    <w:link w:val="Heading8"/>
+    <w:uiPriority w:val="9"/>
+    <w:semiHidden/>
+    <w:rsid w:val="00A10FD9"/>
+    <w:rPr>
+      <w:rFonts w:cstheme="majorBidi" w:eastAsiaTheme="majorEastAsia"/>
+      <w:i/>
+      <w:iCs/>
+      <w:color w:themeColor="text1" w:themeTint="D8" w:val="272727"/>
+    </w:rPr>
+  </w:style>
+  <w:style w:customStyle="1" w:styleId="Heading9Char" w:type="character">
+    <w:name w:val="Heading 9 Char"/>
+    <w:basedOn w:val="DefaultParagraphFont"/>
+    <w:link w:val="Heading9"/>
+    <w:uiPriority w:val="9"/>
+    <w:semiHidden/>
+    <w:rsid w:val="00A10FD9"/>
+    <w:rPr>
+      <w:rFonts w:cstheme="majorBidi" w:eastAsiaTheme="majorEastAsia"/>
+      <w:color w:themeColor="text1" w:themeTint="D8" w:val="272727"/>
     </w:rPr>
   </w:style>
   <w:style w:styleId="BlockText" w:type="paragraph">
@@ -14825,6 +15031,18 @@
     <w:uiPriority w:val="9"/>
     <w:unhideWhenUsed/>
     <w:qFormat/>
+  </w:style>
+  <w:style w:styleId="FootnoteBlockText" w:type="paragraph">
+    <w:name w:val="Footnote Block Text"/>
+    <w:basedOn w:val="FootnoteText"/>
+    <w:next w:val="FootnoteText"/>
+    <w:uiPriority w:val="9"/>
+    <w:unhideWhenUsed/>
+    <w:qFormat/>
+    <w:pPr>
+      <w:spacing w:after="100" w:before="100"/>
+      <w:ind w:firstLine="0" w:left="480" w:right="480"/>
+    </w:pPr>
   </w:style>
   <w:style w:default="1" w:styleId="DefaultParagraphFont" w:type="character">
     <w:name w:val="Default Paragraph Font"/>
@@ -14855,10 +15073,10 @@
         <w:jc w:val="left"/>
       </w:trPr>
       <w:tcPr>
-        <w:vAlign w:val="bottom"/>
         <w:tcBorders>
           <w:bottom w:val="single"/>
         </w:tcBorders>
+        <w:vAlign w:val="bottom"/>
       </w:tcPr>
     </w:tblStylePr>
   </w:style>
@@ -14974,9 +15192,9 @@
     <w:name w:val="KeywordTok"/>
     <w:basedOn w:val="VerbatimChar"/>
     <w:rPr>
+      <w:b/>
       <w:color w:val="204a87"/>
       <w:shd w:val="clear" w:fill="f8f8f8"/>
-      <w:b/>
     </w:rPr>
   </w:style>
   <w:style w:type="character" w:customStyle="1" w:styleId="DataTypeTok">
@@ -15031,9 +15249,9 @@
     <w:name w:val="SpecialCharTok"/>
     <w:basedOn w:val="VerbatimChar"/>
     <w:rPr>
+      <w:b/>
       <w:color w:val="ce5c00"/>
       <w:shd w:val="clear" w:fill="f8f8f8"/>
-      <w:b/>
     </w:rPr>
   </w:style>
   <w:style w:type="character" w:customStyle="1" w:styleId="StringTok">
@@ -15071,39 +15289,39 @@
     <w:name w:val="CommentTok"/>
     <w:basedOn w:val="VerbatimChar"/>
     <w:rPr>
+      <w:i/>
       <w:color w:val="8f5902"/>
       <w:shd w:val="clear" w:fill="f8f8f8"/>
-      <w:i/>
     </w:rPr>
   </w:style>
   <w:style w:type="character" w:customStyle="1" w:styleId="DocumentationTok">
     <w:name w:val="DocumentationTok"/>
     <w:basedOn w:val="VerbatimChar"/>
     <w:rPr>
+      <w:b/>
+      <w:i/>
       <w:color w:val="8f5902"/>
       <w:shd w:val="clear" w:fill="f8f8f8"/>
-      <w:b/>
-      <w:i/>
     </w:rPr>
   </w:style>
   <w:style w:type="character" w:customStyle="1" w:styleId="AnnotationTok">
     <w:name w:val="AnnotationTok"/>
     <w:basedOn w:val="VerbatimChar"/>
     <w:rPr>
+      <w:b/>
+      <w:i/>
       <w:color w:val="8f5902"/>
       <w:shd w:val="clear" w:fill="f8f8f8"/>
-      <w:b/>
-      <w:i/>
     </w:rPr>
   </w:style>
   <w:style w:type="character" w:customStyle="1" w:styleId="CommentVarTok">
     <w:name w:val="CommentVarTok"/>
     <w:basedOn w:val="VerbatimChar"/>
     <w:rPr>
+      <w:b/>
+      <w:i/>
       <w:color w:val="8f5902"/>
       <w:shd w:val="clear" w:fill="f8f8f8"/>
-      <w:b/>
-      <w:i/>
     </w:rPr>
   </w:style>
   <w:style w:type="character" w:customStyle="1" w:styleId="OtherTok">
@@ -15118,9 +15336,9 @@
     <w:name w:val="FunctionTok"/>
     <w:basedOn w:val="VerbatimChar"/>
     <w:rPr>
+      <w:b/>
       <w:color w:val="204a87"/>
       <w:shd w:val="clear" w:fill="f8f8f8"/>
-      <w:b/>
     </w:rPr>
   </w:style>
   <w:style w:type="character" w:customStyle="1" w:styleId="VariableTok">
@@ -15135,18 +15353,18 @@
     <w:name w:val="ControlFlowTok"/>
     <w:basedOn w:val="VerbatimChar"/>
     <w:rPr>
+      <w:b/>
       <w:color w:val="204a87"/>
       <w:shd w:val="clear" w:fill="f8f8f8"/>
-      <w:b/>
     </w:rPr>
   </w:style>
   <w:style w:type="character" w:customStyle="1" w:styleId="OperatorTok">
     <w:name w:val="OperatorTok"/>
     <w:basedOn w:val="VerbatimChar"/>
     <w:rPr>
+      <w:b/>
       <w:color w:val="ce5c00"/>
       <w:shd w:val="clear" w:fill="f8f8f8"/>
-      <w:b/>
     </w:rPr>
   </w:style>
   <w:style w:type="character" w:customStyle="1" w:styleId="BuiltInTok">
@@ -15167,9 +15385,9 @@
     <w:name w:val="PreprocessorTok"/>
     <w:basedOn w:val="VerbatimChar"/>
     <w:rPr>
+      <w:i/>
       <w:color w:val="8f5902"/>
       <w:shd w:val="clear" w:fill="f8f8f8"/>
-      <w:i/>
     </w:rPr>
   </w:style>
   <w:style w:type="character" w:customStyle="1" w:styleId="AttributeTok">
@@ -15191,20 +15409,20 @@
     <w:name w:val="InformationTok"/>
     <w:basedOn w:val="VerbatimChar"/>
     <w:rPr>
+      <w:b/>
+      <w:i/>
       <w:color w:val="8f5902"/>
       <w:shd w:val="clear" w:fill="f8f8f8"/>
-      <w:b/>
-      <w:i/>
     </w:rPr>
   </w:style>
   <w:style w:type="character" w:customStyle="1" w:styleId="WarningTok">
     <w:name w:val="WarningTok"/>
     <w:basedOn w:val="VerbatimChar"/>
     <w:rPr>
+      <w:b/>
+      <w:i/>
       <w:color w:val="8f5902"/>
       <w:shd w:val="clear" w:fill="f8f8f8"/>
-      <w:b/>
-      <w:i/>
     </w:rPr>
   </w:style>
   <w:style w:type="character" w:customStyle="1" w:styleId="AlertTok">
@@ -15219,9 +15437,9 @@
     <w:name w:val="ErrorTok"/>
     <w:basedOn w:val="VerbatimChar"/>
     <w:rPr>
+      <w:b/>
       <w:color w:val="a40000"/>
       <w:shd w:val="clear" w:fill="f8f8f8"/>
-      <w:b/>
     </w:rPr>
   </w:style>
   <w:style w:type="character" w:customStyle="1" w:styleId="NormalTok">
@@ -15245,44 +15463,44 @@
         <a:sysClr val="window" lastClr="FFFFFF"/>
       </a:lt1>
       <a:dk2>
-        <a:srgbClr val="1F497D"/>
+        <a:srgbClr val="0E2841"/>
       </a:dk2>
       <a:lt2>
-        <a:srgbClr val="EEECE1"/>
+        <a:srgbClr val="E8E8E8"/>
       </a:lt2>
       <a:accent1>
-        <a:srgbClr val="4F81BD"/>
+        <a:srgbClr val="156082"/>
       </a:accent1>
       <a:accent2>
-        <a:srgbClr val="C0504D"/>
+        <a:srgbClr val="E97132"/>
       </a:accent2>
       <a:accent3>
-        <a:srgbClr val="9BBB59"/>
+        <a:srgbClr val="196B24"/>
       </a:accent3>
       <a:accent4>
-        <a:srgbClr val="8064A2"/>
+        <a:srgbClr val="0F9ED5"/>
       </a:accent4>
       <a:accent5>
-        <a:srgbClr val="4BACC6"/>
+        <a:srgbClr val="A02B93"/>
       </a:accent5>
       <a:accent6>
-        <a:srgbClr val="F79646"/>
+        <a:srgbClr val="4EA72E"/>
       </a:accent6>
       <a:hlink>
-        <a:srgbClr val="0000FF"/>
+        <a:srgbClr val="467886"/>
       </a:hlink>
       <a:folHlink>
-        <a:srgbClr val="800080"/>
+        <a:srgbClr val="96607D"/>
       </a:folHlink>
     </a:clrScheme>
     <a:fontScheme name="Office">
       <a:majorFont>
-        <a:latin typeface="Calibri"/>
+        <a:latin typeface="Aptos Display" panose="02110004020202020204"/>
         <a:ea typeface=""/>
         <a:cs typeface=""/>
-        <a:font script="Jpan" typeface="ＭＳ ゴシック"/>
+        <a:font script="Jpan" typeface="游ゴシック Light"/>
         <a:font script="Hang" typeface="맑은 고딕"/>
-        <a:font script="Hans" typeface="宋体"/>
+        <a:font script="Hans" typeface="等线 Light"/>
         <a:font script="Hant" typeface="新細明體"/>
         <a:font script="Arab" typeface="Times New Roman"/>
         <a:font script="Hebr" typeface="Times New Roman"/>
@@ -15309,14 +15527,32 @@
         <a:font script="Mong" typeface="Mongolian Baiti"/>
         <a:font script="Viet" typeface="Times New Roman"/>
         <a:font script="Uigh" typeface="Microsoft Uighur"/>
+        <a:font script="Geor" typeface="Sylfaen"/>
+        <a:font script="Armn" typeface="Arial"/>
+        <a:font script="Bugi" typeface="Leelawadee UI"/>
+        <a:font script="Bopo" typeface="Microsoft JhengHei"/>
+        <a:font script="Java" typeface="Javanese Text"/>
+        <a:font script="Lisu" typeface="Segoe UI"/>
+        <a:font script="Mymr" typeface="Myanmar Text"/>
+        <a:font script="Nkoo" typeface="Ebrima"/>
+        <a:font script="Olck" typeface="Nirmala UI"/>
+        <a:font script="Osma" typeface="Ebrima"/>
+        <a:font script="Phag" typeface="Phagspa"/>
+        <a:font script="Syrn" typeface="Estrangelo Edessa"/>
+        <a:font script="Syrj" typeface="Estrangelo Edessa"/>
+        <a:font script="Syre" typeface="Estrangelo Edessa"/>
+        <a:font script="Sora" typeface="Nirmala UI"/>
+        <a:font script="Tale" typeface="Microsoft Tai Le"/>
+        <a:font script="Talu" typeface="Microsoft New Tai Lue"/>
+        <a:font script="Tfng" typeface="Ebrima"/>
       </a:majorFont>
       <a:minorFont>
-        <a:latin typeface="Cambria"/>
+        <a:latin typeface="Aptos" panose="02110004020202020204"/>
         <a:ea typeface=""/>
         <a:cs typeface=""/>
-        <a:font script="Jpan" typeface="ＭＳ 明朝"/>
+        <a:font script="Jpan" typeface="游明朝"/>
         <a:font script="Hang" typeface="맑은 고딕"/>
-        <a:font script="Hans" typeface="宋体"/>
+        <a:font script="Hans" typeface="等线"/>
         <a:font script="Hant" typeface="新細明體"/>
         <a:font script="Arab" typeface="Arial"/>
         <a:font script="Hebr" typeface="Arial"/>
@@ -15343,6 +15579,24 @@
         <a:font script="Mong" typeface="Mongolian Baiti"/>
         <a:font script="Viet" typeface="Arial"/>
         <a:font script="Uigh" typeface="Microsoft Uighur"/>
+        <a:font script="Geor" typeface="Sylfaen"/>
+        <a:font script="Armn" typeface="Arial"/>
+        <a:font script="Bugi" typeface="Leelawadee UI"/>
+        <a:font script="Bopo" typeface="Microsoft JhengHei"/>
+        <a:font script="Java" typeface="Javanese Text"/>
+        <a:font script="Lisu" typeface="Segoe UI"/>
+        <a:font script="Mymr" typeface="Myanmar Text"/>
+        <a:font script="Nkoo" typeface="Ebrima"/>
+        <a:font script="Olck" typeface="Nirmala UI"/>
+        <a:font script="Osma" typeface="Ebrima"/>
+        <a:font script="Phag" typeface="Phagspa"/>
+        <a:font script="Syrn" typeface="Estrangelo Edessa"/>
+        <a:font script="Syrj" typeface="Estrangelo Edessa"/>
+        <a:font script="Syre" typeface="Estrangelo Edessa"/>
+        <a:font script="Sora" typeface="Nirmala UI"/>
+        <a:font script="Tale" typeface="Microsoft Tai Le"/>
+        <a:font script="Talu" typeface="Microsoft New Tai Lue"/>
+        <a:font script="Tfng" typeface="Ebrima"/>
       </a:minorFont>
     </a:fontScheme>
     <a:fmtScheme name="Office">
@@ -15354,200 +15608,141 @@
           <a:gsLst>
             <a:gs pos="0">
               <a:schemeClr val="phClr">
-                <a:tint val="50000"/>
-                <a:satMod val="300000"/>
+                <a:lumMod val="110000"/>
+                <a:satMod val="105000"/>
+                <a:tint val="67000"/>
               </a:schemeClr>
             </a:gs>
-            <a:gs pos="35000">
+            <a:gs pos="50000">
               <a:schemeClr val="phClr">
-                <a:tint val="37000"/>
-                <a:satMod val="300000"/>
+                <a:lumMod val="105000"/>
+                <a:satMod val="103000"/>
+                <a:tint val="73000"/>
               </a:schemeClr>
             </a:gs>
             <a:gs pos="100000">
               <a:schemeClr val="phClr">
-                <a:tint val="15000"/>
-                <a:satMod val="350000"/>
+                <a:lumMod val="105000"/>
+                <a:satMod val="109000"/>
+                <a:tint val="81000"/>
               </a:schemeClr>
             </a:gs>
           </a:gsLst>
-          <a:lin ang="16200000" scaled="1"/>
+          <a:lin ang="5400000" scaled="0"/>
         </a:gradFill>
         <a:gradFill rotWithShape="1">
           <a:gsLst>
             <a:gs pos="0">
               <a:schemeClr val="phClr">
-                <a:tint val="100000"/>
+                <a:satMod val="103000"/>
+                <a:lumMod val="102000"/>
+                <a:tint val="94000"/>
+              </a:schemeClr>
+            </a:gs>
+            <a:gs pos="50000">
+              <a:schemeClr val="phClr">
+                <a:satMod val="110000"/>
+                <a:lumMod val="100000"/>
                 <a:shade val="100000"/>
-                <a:satMod val="130000"/>
               </a:schemeClr>
             </a:gs>
             <a:gs pos="100000">
               <a:schemeClr val="phClr">
-                <a:tint val="50000"/>
-                <a:shade val="100000"/>
-                <a:satMod val="350000"/>
+                <a:lumMod val="99000"/>
+                <a:satMod val="120000"/>
+                <a:shade val="78000"/>
               </a:schemeClr>
             </a:gs>
           </a:gsLst>
-          <a:lin ang="16200000" scaled="0"/>
+          <a:lin ang="5400000" scaled="0"/>
         </a:gradFill>
       </a:fillStyleLst>
       <a:lnStyleLst>
-        <a:ln w="9525" cap="flat" cmpd="sng" algn="ctr">
-          <a:solidFill>
-            <a:schemeClr val="phClr">
-              <a:shade val="95000"/>
-              <a:satMod val="105000"/>
-            </a:schemeClr>
-          </a:solidFill>
-          <a:prstDash val="solid"/>
-        </a:ln>
-        <a:ln w="25400" cap="flat" cmpd="sng" algn="ctr">
+        <a:ln w="6350" cap="flat" cmpd="sng" algn="ctr">
           <a:solidFill>
             <a:schemeClr val="phClr"/>
           </a:solidFill>
           <a:prstDash val="solid"/>
+          <a:miter lim="800000"/>
         </a:ln>
-        <a:ln w="38100" cap="flat" cmpd="sng" algn="ctr">
+        <a:ln w="12700" cap="flat" cmpd="sng" algn="ctr">
           <a:solidFill>
             <a:schemeClr val="phClr"/>
           </a:solidFill>
           <a:prstDash val="solid"/>
+          <a:miter lim="800000"/>
+        </a:ln>
+        <a:ln w="19050" cap="flat" cmpd="sng" algn="ctr">
+          <a:solidFill>
+            <a:schemeClr val="phClr"/>
+          </a:solidFill>
+          <a:prstDash val="solid"/>
+          <a:miter lim="800000"/>
         </a:ln>
       </a:lnStyleLst>
       <a:effectStyleLst>
         <a:effectStyle>
+          <a:effectLst/>
+        </a:effectStyle>
+        <a:effectStyle>
+          <a:effectLst/>
+        </a:effectStyle>
+        <a:effectStyle>
           <a:effectLst>
-            <a:outerShdw blurRad="40000" dist="20000" dir="5400000" rotWithShape="0">
+            <a:outerShdw blurRad="57150" dist="19050" dir="5400000" algn="ctr" rotWithShape="0">
               <a:srgbClr val="000000">
-                <a:alpha val="38000"/>
+                <a:alpha val="63000"/>
               </a:srgbClr>
             </a:outerShdw>
           </a:effectLst>
-        </a:effectStyle>
-        <a:effectStyle>
-          <a:effectLst>
-            <a:outerShdw blurRad="40000" dist="23000" dir="5400000" rotWithShape="0">
-              <a:srgbClr val="000000">
-                <a:alpha val="35000"/>
-              </a:srgbClr>
-            </a:outerShdw>
-          </a:effectLst>
-        </a:effectStyle>
-        <a:effectStyle>
-          <a:effectLst>
-            <a:outerShdw blurRad="40000" dist="23000" dir="5400000" rotWithShape="0">
-              <a:srgbClr val="000000">
-                <a:alpha val="35000"/>
-              </a:srgbClr>
-            </a:outerShdw>
-          </a:effectLst>
-          <a:scene3d>
-            <a:camera prst="orthographicFront">
-              <a:rot lat="0" lon="0" rev="0"/>
-            </a:camera>
-            <a:lightRig rig="threePt" dir="t">
-              <a:rot lat="0" lon="0" rev="1200000"/>
-            </a:lightRig>
-          </a:scene3d>
-          <a:sp3d>
-            <a:bevelT w="63500" h="25400"/>
-          </a:sp3d>
         </a:effectStyle>
       </a:effectStyleLst>
       <a:bgFillStyleLst>
         <a:solidFill>
           <a:schemeClr val="phClr"/>
         </a:solidFill>
+        <a:solidFill>
+          <a:schemeClr val="phClr">
+            <a:tint val="95000"/>
+            <a:satMod val="170000"/>
+          </a:schemeClr>
+        </a:solidFill>
         <a:gradFill rotWithShape="1">
           <a:gsLst>
             <a:gs pos="0">
               <a:schemeClr val="phClr">
-                <a:tint val="40000"/>
-                <a:satMod val="350000"/>
+                <a:tint val="93000"/>
+                <a:satMod val="150000"/>
+                <a:shade val="98000"/>
+                <a:lumMod val="102000"/>
               </a:schemeClr>
             </a:gs>
-            <a:gs pos="40000">
+            <a:gs pos="50000">
               <a:schemeClr val="phClr">
-                <a:tint val="45000"/>
-                <a:shade val="99000"/>
-                <a:satMod val="350000"/>
+                <a:tint val="98000"/>
+                <a:satMod val="130000"/>
+                <a:shade val="90000"/>
+                <a:lumMod val="103000"/>
               </a:schemeClr>
             </a:gs>
             <a:gs pos="100000">
               <a:schemeClr val="phClr">
-                <a:shade val="20000"/>
-                <a:satMod val="255000"/>
+                <a:shade val="63000"/>
+                <a:satMod val="120000"/>
               </a:schemeClr>
             </a:gs>
           </a:gsLst>
-          <a:path path="circle">
-            <a:fillToRect l="50000" t="-80000" r="50000" b="180000"/>
-          </a:path>
-        </a:gradFill>
-        <a:gradFill rotWithShape="1">
-          <a:gsLst>
-            <a:gs pos="0">
-              <a:schemeClr val="phClr">
-                <a:tint val="80000"/>
-                <a:satMod val="300000"/>
-              </a:schemeClr>
-            </a:gs>
-            <a:gs pos="100000">
-              <a:schemeClr val="phClr">
-                <a:shade val="30000"/>
-                <a:satMod val="200000"/>
-              </a:schemeClr>
-            </a:gs>
-          </a:gsLst>
-          <a:path path="circle">
-            <a:fillToRect l="50000" t="50000" r="50000" b="50000"/>
-          </a:path>
+          <a:lin ang="5400000" scaled="0"/>
         </a:gradFill>
       </a:bgFillStyleLst>
     </a:fmtScheme>
   </a:themeElements>
-  <a:objectDefaults>
-    <a:spDef>
-      <a:spPr/>
-      <a:bodyPr/>
-      <a:lstStyle/>
-      <a:style>
-        <a:lnRef idx="1">
-          <a:schemeClr val="accent1"/>
-        </a:lnRef>
-        <a:fillRef idx="3">
-          <a:schemeClr val="accent1"/>
-        </a:fillRef>
-        <a:effectRef idx="2">
-          <a:schemeClr val="accent1"/>
-        </a:effectRef>
-        <a:fontRef idx="minor">
-          <a:schemeClr val="lt1"/>
-        </a:fontRef>
-      </a:style>
-    </a:spDef>
-    <a:lnDef>
-      <a:spPr/>
-      <a:bodyPr/>
-      <a:lstStyle/>
-      <a:style>
-        <a:lnRef idx="2">
-          <a:schemeClr val="accent1"/>
-        </a:lnRef>
-        <a:fillRef idx="0">
-          <a:schemeClr val="accent1"/>
-        </a:fillRef>
-        <a:effectRef idx="1">
-          <a:schemeClr val="accent1"/>
-        </a:effectRef>
-        <a:fontRef idx="minor">
-          <a:schemeClr val="tx1"/>
-        </a:fontRef>
-      </a:style>
-    </a:lnDef>
-  </a:objectDefaults>
+  <a:objectDefaults/>
   <a:extraClrSchemeLst/>
+  <a:extLst>
+    <a:ext uri="{05A4C25C-085E-4340-85A3-A5531E510DB2}">
+      <thm15:themeFamily xmlns:thm15="http://schemas.microsoft.com/office/thememl/2012/main" name="Office Theme" id="{2E142A2C-CD16-42D6-873A-C26D2A0506FA}" vid="{1BDDFF52-6CD6-40A5-AB3C-68EB2F1E4D0A}"/>
+    </a:ext>
+  </a:extLst>
 </a:theme>
 </file>
--- a/G11_EVALUANDO_SUPUESTOS.docx
+++ b/G11_EVALUANDO_SUPUESTOS.docx
@@ -52,7 +52,7 @@
         <w:rPr>
           <w:rStyle w:val="VerbatimChar"/>
         </w:rPr>
-        <w:t xml:space="preserve">## [1] "2025-01-15"</w:t>
+        <w:t xml:space="preserve">## [1] "2025-01-29"</w:t>
       </w:r>
     </w:p>
     <w:bookmarkStart w:id="20" w:name="Xc17e16d4ef05b829ec2d7de5fb31d85b456b2cd"/>

--- a/G11_EVALUANDO_SUPUESTOS.docx
+++ b/G11_EVALUANDO_SUPUESTOS.docx
@@ -52,7 +52,7 @@
         <w:rPr>
           <w:rStyle w:val="VerbatimChar"/>
         </w:rPr>
-        <w:t xml:space="preserve">## [1] "2025-01-29"</w:t>
+        <w:t xml:space="preserve">## [1] "2025-02-03"</w:t>
       </w:r>
     </w:p>
     <w:bookmarkStart w:id="20" w:name="Xc17e16d4ef05b829ec2d7de5fb31d85b456b2cd"/>

--- a/G11_EVALUANDO_SUPUESTOS.docx
+++ b/G11_EVALUANDO_SUPUESTOS.docx
@@ -52,7 +52,7 @@
         <w:rPr>
           <w:rStyle w:val="VerbatimChar"/>
         </w:rPr>
-        <w:t xml:space="preserve">## [1] "2025-02-03"</w:t>
+        <w:t xml:space="preserve">## [1] "2025-02-12"</w:t>
       </w:r>
     </w:p>
     <w:bookmarkStart w:id="20" w:name="Xc17e16d4ef05b829ec2d7de5fb31d85b456b2cd"/>

--- a/G11_EVALUANDO_SUPUESTOS.docx
+++ b/G11_EVALUANDO_SUPUESTOS.docx
@@ -52,7 +52,7 @@
         <w:rPr>
           <w:rStyle w:val="VerbatimChar"/>
         </w:rPr>
-        <w:t xml:space="preserve">## [1] "2025-02-12"</w:t>
+        <w:t xml:space="preserve">## [1] "2025-02-19"</w:t>
       </w:r>
     </w:p>
     <w:bookmarkStart w:id="20" w:name="Xc17e16d4ef05b829ec2d7de5fb31d85b456b2cd"/>

--- a/G11_EVALUANDO_SUPUESTOS.docx
+++ b/G11_EVALUANDO_SUPUESTOS.docx
@@ -52,7 +52,7 @@
         <w:rPr>
           <w:rStyle w:val="VerbatimChar"/>
         </w:rPr>
-        <w:t xml:space="preserve">## [1] "2025-02-19"</w:t>
+        <w:t xml:space="preserve">## [1] "2025-02-26"</w:t>
       </w:r>
     </w:p>
     <w:bookmarkStart w:id="20" w:name="Xc17e16d4ef05b829ec2d7de5fb31d85b456b2cd"/>

--- a/G11_EVALUANDO_SUPUESTOS.docx
+++ b/G11_EVALUANDO_SUPUESTOS.docx
@@ -52,7 +52,7 @@
         <w:rPr>
           <w:rStyle w:val="VerbatimChar"/>
         </w:rPr>
-        <w:t xml:space="preserve">## [1] "2025-02-26"</w:t>
+        <w:t xml:space="preserve">## [1] "2025-03-05"</w:t>
       </w:r>
     </w:p>
     <w:bookmarkStart w:id="20" w:name="Xc17e16d4ef05b829ec2d7de5fb31d85b456b2cd"/>

--- a/G11_EVALUANDO_SUPUESTOS.docx
+++ b/G11_EVALUANDO_SUPUESTOS.docx
@@ -52,7 +52,7 @@
         <w:rPr>
           <w:rStyle w:val="VerbatimChar"/>
         </w:rPr>
-        <w:t xml:space="preserve">## [1] "2025-03-05"</w:t>
+        <w:t xml:space="preserve">## [1] "2025-03-19"</w:t>
       </w:r>
     </w:p>
     <w:bookmarkStart w:id="20" w:name="Xc17e16d4ef05b829ec2d7de5fb31d85b456b2cd"/>
@@ -2592,7 +2592,7 @@
         <w:rPr>
           <w:rStyle w:val="StringTok"/>
         </w:rPr>
-        <w:t xml:space="preserve">"green"</w:t>
+        <w:t xml:space="preserve">"red"</w:t>
       </w:r>
       <w:r>
         <w:rPr>
@@ -3842,7 +3842,7 @@
         <w:pStyle w:val="FirstParagraph"/>
       </w:pPr>
       <w:r>
-        <w:t xml:space="preserve">A continuación se ilustra otro enfoque para evaluar los residuales. En este caso, para detectar valores sesgados (ouliers). Se puede visualizar los residuales se usa los residuales estandarizados divido por la desviación estandard. Valores que mayores de 3 serian considerados sesgados. Esta alternativa es apropiada si detectar valores sesgados. Note en la figura que se usa otra vez el modelo</w:t>
+        <w:t xml:space="preserve">A continuación se ilustra otro enfoque para evaluar los residuales. En este caso, para detectar valores sesgados (ouliers). Se puede visualizar los residuales se usa los residuales estandarizados divido por la desviación estandard. Valores que son mayores de 3 serian considerados sesgados. Esta alternativa es apropiada para detectar valores sesgados. Note en la figura que se usa otra vez el modelo</w:t>
       </w:r>
       <w:r>
         <w:t xml:space="preserve"> </w:t>
@@ -3874,7 +3874,7 @@
         <w:t xml:space="preserve"> </w:t>
       </w:r>
       <w:r>
-        <w:t xml:space="preserve">y los residuales de student con</w:t>
+        <w:t xml:space="preserve">y los residuales de Student con</w:t>
       </w:r>
       <w:r>
         <w:t xml:space="preserve"> </w:t>
@@ -4053,9 +4053,108 @@
       </w:r>
       <w:r>
         <w:rPr>
+          <w:rStyle w:val="FloatTok"/>
+        </w:rPr>
+        <w:t xml:space="preserve">3.0</w:t>
+      </w:r>
+      <w:r>
+        <w:rPr>
+          <w:rStyle w:val="NormalTok"/>
+        </w:rPr>
+        <w:t xml:space="preserve">),</w:t>
+      </w:r>
+      <w:r>
+        <w:rPr>
+          <w:rStyle w:val="AttributeTok"/>
+        </w:rPr>
+        <w:t xml:space="preserve">na.rm=</w:t>
+      </w:r>
+      <w:r>
+        <w:rPr>
+          <w:rStyle w:val="ConstantTok"/>
+        </w:rPr>
+        <w:t xml:space="preserve">TRUE</w:t>
+      </w:r>
+      <w:r>
+        <w:rPr>
+          <w:rStyle w:val="NormalTok"/>
+        </w:rPr>
+        <w:t xml:space="preserve">)</w:t>
+      </w:r>
+      <w:r>
+        <w:rPr>
+          <w:rStyle w:val="SpecialCharTok"/>
+        </w:rPr>
+        <w:t xml:space="preserve">+</w:t>
+      </w:r>
+      <w:r>
+        <w:br/>
+      </w:r>
+      <w:r>
+        <w:rPr>
+          <w:rStyle w:val="NormalTok"/>
+        </w:rPr>
+        <w:t xml:space="preserve">  </w:t>
+      </w:r>
+      <w:r>
+        <w:rPr>
+          <w:rStyle w:val="FunctionTok"/>
+        </w:rPr>
+        <w:t xml:space="preserve">theme</w:t>
+      </w:r>
+      <w:r>
+        <w:rPr>
+          <w:rStyle w:val="NormalTok"/>
+        </w:rPr>
+        <w:t xml:space="preserve">(</w:t>
+      </w:r>
+      <w:r>
+        <w:rPr>
+          <w:rStyle w:val="AttributeTok"/>
+        </w:rPr>
+        <w:t xml:space="preserve">axis.title=</w:t>
+      </w:r>
+      <w:r>
+        <w:rPr>
+          <w:rStyle w:val="FunctionTok"/>
+        </w:rPr>
+        <w:t xml:space="preserve">element_text</w:t>
+      </w:r>
+      <w:r>
+        <w:rPr>
+          <w:rStyle w:val="NormalTok"/>
+        </w:rPr>
+        <w:t xml:space="preserve">(</w:t>
+      </w:r>
+      <w:r>
+        <w:rPr>
+          <w:rStyle w:val="AttributeTok"/>
+        </w:rPr>
+        <w:t xml:space="preserve">size=</w:t>
+      </w:r>
+      <w:r>
+        <w:rPr>
           <w:rStyle w:val="DecValTok"/>
         </w:rPr>
-        <w:t xml:space="preserve">3</w:t>
+        <w:t xml:space="preserve">10</w:t>
+      </w:r>
+      <w:r>
+        <w:rPr>
+          <w:rStyle w:val="NormalTok"/>
+        </w:rPr>
+        <w:t xml:space="preserve">,</w:t>
+      </w:r>
+      <w:r>
+        <w:rPr>
+          <w:rStyle w:val="AttributeTok"/>
+        </w:rPr>
+        <w:t xml:space="preserve">face=</w:t>
+      </w:r>
+      <w:r>
+        <w:rPr>
+          <w:rStyle w:val="StringTok"/>
+        </w:rPr>
+        <w:t xml:space="preserve">"bold"</w:t>
       </w:r>
       <w:r>
         <w:rPr>
@@ -4064,43 +4163,25 @@
         <w:t xml:space="preserve">),</w:t>
       </w:r>
       <w:r>
-        <w:rPr>
-          <w:rStyle w:val="AttributeTok"/>
-        </w:rPr>
-        <w:t xml:space="preserve">na.rm=</w:t>
-      </w:r>
-      <w:r>
-        <w:rPr>
-          <w:rStyle w:val="ConstantTok"/>
-        </w:rPr>
-        <w:t xml:space="preserve">TRUE</w:t>
-      </w:r>
-      <w:r>
-        <w:rPr>
-          <w:rStyle w:val="NormalTok"/>
-        </w:rPr>
-        <w:t xml:space="preserve">)</w:t>
-      </w:r>
-      <w:r>
-        <w:rPr>
-          <w:rStyle w:val="SpecialCharTok"/>
-        </w:rPr>
-        <w:t xml:space="preserve">+</w:t>
-      </w:r>
-      <w:r>
-        <w:br/>
-      </w:r>
-      <w:r>
-        <w:rPr>
-          <w:rStyle w:val="NormalTok"/>
-        </w:rPr>
-        <w:t xml:space="preserve">  </w:t>
-      </w:r>
-      <w:r>
-        <w:rPr>
-          <w:rStyle w:val="FunctionTok"/>
-        </w:rPr>
-        <w:t xml:space="preserve">theme</w:t>
+        <w:br/>
+      </w:r>
+      <w:r>
+        <w:rPr>
+          <w:rStyle w:val="NormalTok"/>
+        </w:rPr>
+        <w:t xml:space="preserve">        </w:t>
+      </w:r>
+      <w:r>
+        <w:rPr>
+          <w:rStyle w:val="AttributeTok"/>
+        </w:rPr>
+        <w:t xml:space="preserve">axis.text=</w:t>
+      </w:r>
+      <w:r>
+        <w:rPr>
+          <w:rStyle w:val="FunctionTok"/>
+        </w:rPr>
+        <w:t xml:space="preserve">element_text</w:t>
       </w:r>
       <w:r>
         <w:rPr>
@@ -4112,94 +4193,13 @@
         <w:rPr>
           <w:rStyle w:val="AttributeTok"/>
         </w:rPr>
-        <w:t xml:space="preserve">axis.title=</w:t>
-      </w:r>
-      <w:r>
-        <w:rPr>
-          <w:rStyle w:val="FunctionTok"/>
-        </w:rPr>
-        <w:t xml:space="preserve">element_text</w:t>
-      </w:r>
-      <w:r>
-        <w:rPr>
-          <w:rStyle w:val="NormalTok"/>
-        </w:rPr>
-        <w:t xml:space="preserve">(</w:t>
-      </w:r>
-      <w:r>
-        <w:rPr>
-          <w:rStyle w:val="AttributeTok"/>
-        </w:rPr>
         <w:t xml:space="preserve">size=</w:t>
       </w:r>
       <w:r>
         <w:rPr>
           <w:rStyle w:val="DecValTok"/>
         </w:rPr>
-        <w:t xml:space="preserve">20</w:t>
-      </w:r>
-      <w:r>
-        <w:rPr>
-          <w:rStyle w:val="NormalTok"/>
-        </w:rPr>
-        <w:t xml:space="preserve">,</w:t>
-      </w:r>
-      <w:r>
-        <w:rPr>
-          <w:rStyle w:val="AttributeTok"/>
-        </w:rPr>
-        <w:t xml:space="preserve">face=</w:t>
-      </w:r>
-      <w:r>
-        <w:rPr>
-          <w:rStyle w:val="StringTok"/>
-        </w:rPr>
-        <w:t xml:space="preserve">"bold"</w:t>
-      </w:r>
-      <w:r>
-        <w:rPr>
-          <w:rStyle w:val="NormalTok"/>
-        </w:rPr>
-        <w:t xml:space="preserve">),</w:t>
-      </w:r>
-      <w:r>
-        <w:br/>
-      </w:r>
-      <w:r>
-        <w:rPr>
-          <w:rStyle w:val="NormalTok"/>
-        </w:rPr>
-        <w:t xml:space="preserve">        </w:t>
-      </w:r>
-      <w:r>
-        <w:rPr>
-          <w:rStyle w:val="AttributeTok"/>
-        </w:rPr>
-        <w:t xml:space="preserve">axis.text=</w:t>
-      </w:r>
-      <w:r>
-        <w:rPr>
-          <w:rStyle w:val="FunctionTok"/>
-        </w:rPr>
-        <w:t xml:space="preserve">element_text</w:t>
-      </w:r>
-      <w:r>
-        <w:rPr>
-          <w:rStyle w:val="NormalTok"/>
-        </w:rPr>
-        <w:t xml:space="preserve">(</w:t>
-      </w:r>
-      <w:r>
-        <w:rPr>
-          <w:rStyle w:val="AttributeTok"/>
-        </w:rPr>
-        <w:t xml:space="preserve">size=</w:t>
-      </w:r>
-      <w:r>
-        <w:rPr>
-          <w:rStyle w:val="DecValTok"/>
-        </w:rPr>
-        <w:t xml:space="preserve">20</w:t>
+        <w:t xml:space="preserve">10</w:t>
       </w:r>
       <w:r>
         <w:rPr>
@@ -6243,7 +6243,7 @@
         <w:rPr>
           <w:rStyle w:val="CommentTok"/>
         </w:rPr>
-        <w:t xml:space="preserve"># hay una nueva funcción en el paquete ggpubr, ggqqplot que incluye los intervalo de confianza</w:t>
+        <w:t xml:space="preserve"># hay una nueva función en el paquete ggpubr, ggqqplot que incluye los intervalo de confianza</w:t>
       </w:r>
       <w:r>
         <w:br/>
@@ -6503,7 +6503,254 @@
         <w:t xml:space="preserve">stat_function</w:t>
       </w:r>
       <w:r>
-        <w:t xml:space="preserve">. Esto lo demostramos con gráficos adicionales de la Becasa del Mar, donde se representa la razón de consumo y el período en que esto ocurrió. En la Figura (a) vemos la distribución para todos los períodos, y los otros tres en la Figura (b) muestran una distribución para cada uno de los períodos. Se observa en todos los casos que las distribuciones están sesgadas hacia los valores pequeños (hacia la izquierda). Esta visualización nos ayuda a evaluar la normalidad de esos datos. NOta que no es una prueba estadística igual como el gráfico de qqplot</w:t>
+        <w:t xml:space="preserve">. Esto lo demostramos con gráficos adicionales de la Becasa del Mar, donde se representa la razón de consumo y el período en que esto ocurrió. En la Figura (a) vemos la distribución para todos los períodos, y los otros tres en la Figura (b) muestran una distribución para cada uno de los períodos. Se observa en todos los casos que las distribuciones están sesgadas hacia los valores pequeños (hacia la izquierda). Esta visualización nos ayuda a evaluar la normalidad de esos datos. Nota que no es una prueba estadística igual como el gráfico de qqplot.</w:t>
+      </w:r>
+    </w:p>
+    <w:p>
+      <w:pPr>
+        <w:pStyle w:val="BodyText"/>
+      </w:pPr>
+      <w:r>
+        <w:t xml:space="preserve">La distribución normal tiene una función especifica</w:t>
+      </w:r>
+    </w:p>
+    <w:p>
+      <w:pPr>
+        <w:pStyle w:val="BodyText"/>
+      </w:pPr>
+      <m:oMathPara>
+        <m:oMathParaPr>
+          <m:jc m:val="center"/>
+        </m:oMathParaPr>
+        <m:oMath>
+          <m:r>
+            <m:t>f</m:t>
+          </m:r>
+          <m:d>
+            <m:dPr>
+              <m:begChr m:val="("/>
+              <m:endChr m:val=")"/>
+              <m:sepChr m:val=""/>
+              <m:grow/>
+            </m:dPr>
+            <m:e>
+              <m:r>
+                <m:t>x</m:t>
+              </m:r>
+            </m:e>
+          </m:d>
+          <m:r>
+            <m:rPr>
+              <m:sty m:val="p"/>
+            </m:rPr>
+            <m:t>=</m:t>
+          </m:r>
+          <m:f>
+            <m:fPr>
+              <m:type m:val="bar"/>
+            </m:fPr>
+            <m:num>
+              <m:r>
+                <m:t>1</m:t>
+              </m:r>
+            </m:num>
+            <m:den>
+              <m:rad>
+                <m:radPr>
+                  <m:degHide m:val="on"/>
+                </m:radPr>
+                <m:deg/>
+                <m:e>
+                  <m:r>
+                    <m:t>2</m:t>
+                  </m:r>
+                  <m:r>
+                    <m:t>π</m:t>
+                  </m:r>
+                  <m:sSup>
+                    <m:e>
+                      <m:r>
+                        <m:t>σ</m:t>
+                      </m:r>
+                    </m:e>
+                    <m:sup>
+                      <m:r>
+                        <m:t>2</m:t>
+                      </m:r>
+                    </m:sup>
+                  </m:sSup>
+                </m:e>
+              </m:rad>
+            </m:den>
+          </m:f>
+          <m:sSup>
+            <m:e>
+              <m:r>
+                <m:t>e</m:t>
+              </m:r>
+            </m:e>
+            <m:sup>
+              <m:r>
+                <m:rPr>
+                  <m:sty m:val="p"/>
+                </m:rPr>
+                <m:t>−</m:t>
+              </m:r>
+              <m:f>
+                <m:fPr>
+                  <m:type m:val="bar"/>
+                </m:fPr>
+                <m:num>
+                  <m:sSup>
+                    <m:e>
+                      <m:d>
+                        <m:dPr>
+                          <m:begChr m:val="("/>
+                          <m:endChr m:val=")"/>
+                          <m:sepChr m:val=""/>
+                          <m:grow/>
+                        </m:dPr>
+                        <m:e>
+                          <m:r>
+                            <m:t>x</m:t>
+                          </m:r>
+                          <m:r>
+                            <m:rPr>
+                              <m:sty m:val="p"/>
+                            </m:rPr>
+                            <m:t>−</m:t>
+                          </m:r>
+                          <m:r>
+                            <m:t>μ</m:t>
+                          </m:r>
+                        </m:e>
+                      </m:d>
+                    </m:e>
+                    <m:sup>
+                      <m:r>
+                        <m:t>2</m:t>
+                      </m:r>
+                    </m:sup>
+                  </m:sSup>
+                </m:num>
+                <m:den>
+                  <m:r>
+                    <m:t>2</m:t>
+                  </m:r>
+                  <m:sSup>
+                    <m:e>
+                      <m:r>
+                        <m:t>σ</m:t>
+                      </m:r>
+                    </m:e>
+                    <m:sup>
+                      <m:r>
+                        <m:t>2</m:t>
+                      </m:r>
+                    </m:sup>
+                  </m:sSup>
+                </m:den>
+              </m:f>
+            </m:sup>
+          </m:sSup>
+        </m:oMath>
+      </m:oMathPara>
+    </w:p>
+    <w:p>
+      <w:pPr>
+        <w:pStyle w:val="FirstParagraph"/>
+      </w:pPr>
+      <w:r>
+        <w:t xml:space="preserve">donde</w:t>
+      </w:r>
+      <w:r>
+        <w:t xml:space="preserve"> </w:t>
+      </w:r>
+      <m:oMath>
+        <m:r>
+          <m:t>μ</m:t>
+        </m:r>
+      </m:oMath>
+      <w:r>
+        <w:t xml:space="preserve"> </w:t>
+      </w:r>
+      <w:r>
+        <w:t xml:space="preserve">es el promedio y</w:t>
+      </w:r>
+      <w:r>
+        <w:t xml:space="preserve"> </w:t>
+      </w:r>
+      <m:oMath>
+        <m:r>
+          <m:t>σ</m:t>
+        </m:r>
+      </m:oMath>
+      <w:r>
+        <w:t xml:space="preserve"> </w:t>
+      </w:r>
+      <w:r>
+        <w:t xml:space="preserve">es la desviación estándar y</w:t>
+      </w:r>
+      <w:r>
+        <w:t xml:space="preserve"> </w:t>
+      </w:r>
+      <m:oMath>
+        <m:sSup>
+          <m:e>
+            <m:r>
+              <m:t>σ</m:t>
+            </m:r>
+          </m:e>
+          <m:sup>
+            <m:r>
+              <m:t>2</m:t>
+            </m:r>
+          </m:sup>
+        </m:sSup>
+      </m:oMath>
+      <w:r>
+        <w:t xml:space="preserve"> </w:t>
+      </w:r>
+      <w:r>
+        <w:t xml:space="preserve">es la varianca. La</w:t>
+      </w:r>
+      <w:r>
+        <w:t xml:space="preserve"> </w:t>
+      </w:r>
+      <w:r>
+        <w:rPr>
+          <w:b/>
+          <w:bCs/>
+        </w:rPr>
+        <w:t xml:space="preserve">$\e$</w:t>
+      </w:r>
+      <w:r>
+        <w:t xml:space="preserve"> </w:t>
+      </w:r>
+      <w:r>
+        <w:t xml:space="preserve">es la base de los logaritmos naturales y</w:t>
+      </w:r>
+      <w:r>
+        <w:t xml:space="preserve"> </w:t>
+      </w:r>
+      <m:oMath>
+        <m:r>
+          <m:t>π</m:t>
+        </m:r>
+      </m:oMath>
+      <w:r>
+        <w:t xml:space="preserve"> </w:t>
+      </w:r>
+      <w:r>
+        <w:t xml:space="preserve">es la constante matemática.</w:t>
+      </w:r>
+    </w:p>
+    <w:p>
+      <w:pPr>
+        <w:pStyle w:val="BodyText"/>
+      </w:pPr>
+      <w:r>
+        <w:t xml:space="preserve">En el gráfico se representa la distribución normal para los datos de la razón de consumo de la Becasa de Mar.</w:t>
       </w:r>
     </w:p>
     <w:p>
@@ -8227,7 +8474,13 @@
         <w:rPr>
           <w:rStyle w:val="NormalTok"/>
         </w:rPr>
-        <w:t xml:space="preserve">PERIOD)</w:t>
+        <w:t xml:space="preserve">PERIOD) </w:t>
+      </w:r>
+      <w:r>
+        <w:rPr>
+          <w:rStyle w:val="CommentTok"/>
+        </w:rPr>
+        <w:t xml:space="preserve"># nota que ahora la fun=dnorm es aplicado a cada grupo individualmente</w:t>
       </w:r>
       <w:r>
         <w:br/>
@@ -10185,7 +10438,7 @@
         <w:rPr>
           <w:rStyle w:val="CommentTok"/>
         </w:rPr>
-        <w:t xml:space="preserve"># Note que anteriormente ya habíamos depositado los datos en el data.frame Sparrows:</w:t>
+        <w:t xml:space="preserve"># Note que anteriormente ya habíamos depositado los datos en el data.frame "Sparrows":</w:t>
       </w:r>
       <w:r>
         <w:br/>
@@ -11231,6 +11484,19 @@
       </w:r>
       <w:r>
         <w:t xml:space="preserve">para evaluar solo una relación: la correlación entre la distancia de la planta a un árbol y la altura de la planta, dejando otras variables a un lado. Como deseamos el estimado de la correlación solamente, utilizamos un par de variables a la vez para evaluar la correlación entre la distancia de la orquídea al árbol y la altura de la inflorescencia (mostrado más adelante). Concluimos que a mayor distancia del árbol, menor es la altura de la inflorescencia al este análisis arrojar un valor de pendiente de -0.095 como se muestra en el ejemplo.</w:t>
+      </w:r>
+      <w:r>
+        <w:t xml:space="preserve"> </w:t>
+      </w:r>
+      <w:r>
+        <w:rPr>
+          <w:b/>
+          <w:bCs/>
+        </w:rPr>
+        <w:t xml:space="preserve">Note que la correlación de Pearson asume una distribución normal en ambas variable</w:t>
+      </w:r>
+      <w:r>
+        <w:t xml:space="preserve">.</w:t>
       </w:r>
     </w:p>
     <w:p>
@@ -11751,7 +12017,7 @@
         <w:t xml:space="preserve"> </w:t>
       </w:r>
       <w:r>
-        <w:t xml:space="preserve">mostrados en la Tabla siguiente.</w:t>
+        <w:t xml:space="preserve">mostrados en la Tabla siguiente. Note que la correlación de Kendall es una alternativa a la correlación de Pearson cuando los datos tienen que siguir una distribución normal. En la tabla se observa la correlación de Kendall para las mismas variables que en la tabla anterior. Note que la correlación de Kendall es una alternativa a la correlación de Pearson cuando los datos no siguen una distribución normal. En la tabla se observa la correlación de Kendall para las mismas variables que en la tabla anterior.</w:t>
       </w:r>
     </w:p>
     <w:p>
@@ -12726,7 +12992,23 @@
         <w:t xml:space="preserve">na.or.complete</w:t>
       </w:r>
       <w:r>
-        <w:t xml:space="preserve">. No vamos a discutir esas alternativas en el presente libro. Sería bueno que busque información en R para sus usos. Estas alternativas se discutirán en otros modulos. Para más información vea (cor) en el help de RStudio.</w:t>
+        <w:t xml:space="preserve">. No vamos a discutir esas alternativas en el presente libro. Sería bueno que busque información en R para sus usos. Estas alternativas se discutirán en otros módulos. Para más información vea (cor) en el</w:t>
+      </w:r>
+      <w:r>
+        <w:t xml:space="preserve"> </w:t>
+      </w:r>
+      <w:r>
+        <w:rPr>
+          <w:b/>
+          <w:bCs/>
+        </w:rPr>
+        <w:t xml:space="preserve">help</w:t>
+      </w:r>
+      <w:r>
+        <w:t xml:space="preserve"> </w:t>
+      </w:r>
+      <w:r>
+        <w:t xml:space="preserve">de RStudio.</w:t>
       </w:r>
     </w:p>
     <w:p>
@@ -12767,7 +13049,23 @@
         <w:pStyle w:val="Heading2"/>
       </w:pPr>
       <w:r>
-        <w:t xml:space="preserve">Uso de GGally para ver correlaciones</w:t>
+        <w:t xml:space="preserve">Uso de</w:t>
+      </w:r>
+      <w:r>
+        <w:t xml:space="preserve"> </w:t>
+      </w:r>
+      <w:r>
+        <w:rPr>
+          <w:b/>
+          <w:bCs/>
+        </w:rPr>
+        <w:t xml:space="preserve">GGally</w:t>
+      </w:r>
+      <w:r>
+        <w:t xml:space="preserve"> </w:t>
+      </w:r>
+      <w:r>
+        <w:t xml:space="preserve">para ver correlaciones</w:t>
       </w:r>
     </w:p>
     <w:p>
@@ -13225,7 +13523,7 @@
         <w:pStyle w:val="FirstParagraph"/>
       </w:pPr>
       <w:r>
-        <w:t xml:space="preserve">Explorando el uso de</w:t>
+        <w:t xml:space="preserve">Explorando la diferencia entre las opciones de</w:t>
       </w:r>
       <w:r>
         <w:t xml:space="preserve"> </w:t>
@@ -13297,13 +13595,11 @@
         <w:t xml:space="preserve"> </w:t>
       </w:r>
       <w:r>
-        <w:t xml:space="preserve">“</w:t>
-      </w:r>
-      <w:r>
+        <w:rPr>
+          <w:b/>
+          <w:bCs/>
+        </w:rPr>
         <w:t xml:space="preserve">corrplot</w:t>
-      </w:r>
-      <w:r>
-        <w:t xml:space="preserve">”</w:t>
       </w:r>
     </w:p>
     <w:p>
@@ -13501,9 +13797,15 @@
       </w:r>
       <w:r>
         <w:rPr>
-          <w:rStyle w:val="NormalTok"/>
-        </w:rPr>
-        <w:t xml:space="preserve">carros_mini </w:t>
+          <w:rStyle w:val="FunctionTok"/>
+        </w:rPr>
+        <w:t xml:space="preserve">head</w:t>
+      </w:r>
+      <w:r>
+        <w:rPr>
+          <w:rStyle w:val="NormalTok"/>
+        </w:rPr>
+        <w:t xml:space="preserve">(carros_mini) </w:t>
       </w:r>
       <w:r>
         <w:rPr>
@@ -13520,7 +13822,7 @@
         <w:rPr>
           <w:rStyle w:val="VerbatimChar"/>
         </w:rPr>
-        <w:t xml:space="preserve">##                      disp  hp drat    wt</w:t>
+        <w:t xml:space="preserve">##                   disp  hp drat    wt</w:t>
       </w:r>
       <w:r>
         <w:br/>
@@ -13529,7 +13831,7 @@
         <w:rPr>
           <w:rStyle w:val="VerbatimChar"/>
         </w:rPr>
-        <w:t xml:space="preserve">## Mazda RX4              NA  NA 3.90 2.620</w:t>
+        <w:t xml:space="preserve">## Mazda RX4           NA  NA 3.90 2.620</w:t>
       </w:r>
       <w:r>
         <w:br/>
@@ -13538,7 +13840,7 @@
         <w:rPr>
           <w:rStyle w:val="VerbatimChar"/>
         </w:rPr>
-        <w:t xml:space="preserve">## Mazda RX4 Wag       160.0 110 3.90 2.875</w:t>
+        <w:t xml:space="preserve">## Mazda RX4 Wag      160 110 3.90 2.875</w:t>
       </w:r>
       <w:r>
         <w:br/>
@@ -13547,7 +13849,7 @@
         <w:rPr>
           <w:rStyle w:val="VerbatimChar"/>
         </w:rPr>
-        <w:t xml:space="preserve">## Datsun 710          108.0  93 3.85 2.320</w:t>
+        <w:t xml:space="preserve">## Datsun 710         108  93 3.85 2.320</w:t>
       </w:r>
       <w:r>
         <w:br/>
@@ -13556,7 +13858,7 @@
         <w:rPr>
           <w:rStyle w:val="VerbatimChar"/>
         </w:rPr>
-        <w:t xml:space="preserve">## Hornet 4 Drive      258.0 110 3.08 3.215</w:t>
+        <w:t xml:space="preserve">## Hornet 4 Drive     258 110 3.08 3.215</w:t>
       </w:r>
       <w:r>
         <w:br/>
@@ -13565,7 +13867,7 @@
         <w:rPr>
           <w:rStyle w:val="VerbatimChar"/>
         </w:rPr>
-        <w:t xml:space="preserve">## Hornet Sportabout   360.0 175 3.15 3.440</w:t>
+        <w:t xml:space="preserve">## Hornet Sportabout  360 175 3.15 3.440</w:t>
       </w:r>
       <w:r>
         <w:br/>
@@ -13574,241 +13876,7 @@
         <w:rPr>
           <w:rStyle w:val="VerbatimChar"/>
         </w:rPr>
-        <w:t xml:space="preserve">## Valiant             225.0 105 2.76 3.460</w:t>
-      </w:r>
-      <w:r>
-        <w:br/>
-      </w:r>
-      <w:r>
-        <w:rPr>
-          <w:rStyle w:val="VerbatimChar"/>
-        </w:rPr>
-        <w:t xml:space="preserve">## Duster 360          360.0 245 3.21 3.570</w:t>
-      </w:r>
-      <w:r>
-        <w:br/>
-      </w:r>
-      <w:r>
-        <w:rPr>
-          <w:rStyle w:val="VerbatimChar"/>
-        </w:rPr>
-        <w:t xml:space="preserve">## Merc 240D           146.7  62 3.69 3.190</w:t>
-      </w:r>
-      <w:r>
-        <w:br/>
-      </w:r>
-      <w:r>
-        <w:rPr>
-          <w:rStyle w:val="VerbatimChar"/>
-        </w:rPr>
-        <w:t xml:space="preserve">## Merc 230            140.8  95 3.92 3.150</w:t>
-      </w:r>
-      <w:r>
-        <w:br/>
-      </w:r>
-      <w:r>
-        <w:rPr>
-          <w:rStyle w:val="VerbatimChar"/>
-        </w:rPr>
-        <w:t xml:space="preserve">## Merc 280            167.6 123 3.92 3.440</w:t>
-      </w:r>
-      <w:r>
-        <w:br/>
-      </w:r>
-      <w:r>
-        <w:rPr>
-          <w:rStyle w:val="VerbatimChar"/>
-        </w:rPr>
-        <w:t xml:space="preserve">## Merc 280C           167.6 123 3.92 3.440</w:t>
-      </w:r>
-      <w:r>
-        <w:br/>
-      </w:r>
-      <w:r>
-        <w:rPr>
-          <w:rStyle w:val="VerbatimChar"/>
-        </w:rPr>
-        <w:t xml:space="preserve">## Merc 450SE          275.8 180 3.07 4.070</w:t>
-      </w:r>
-      <w:r>
-        <w:br/>
-      </w:r>
-      <w:r>
-        <w:rPr>
-          <w:rStyle w:val="VerbatimChar"/>
-        </w:rPr>
-        <w:t xml:space="preserve">## Merc 450SL          275.8 180 3.07 3.730</w:t>
-      </w:r>
-      <w:r>
-        <w:br/>
-      </w:r>
-      <w:r>
-        <w:rPr>
-          <w:rStyle w:val="VerbatimChar"/>
-        </w:rPr>
-        <w:t xml:space="preserve">## Merc 450SLC         275.8 180 3.07 3.780</w:t>
-      </w:r>
-      <w:r>
-        <w:br/>
-      </w:r>
-      <w:r>
-        <w:rPr>
-          <w:rStyle w:val="VerbatimChar"/>
-        </w:rPr>
-        <w:t xml:space="preserve">## Cadillac Fleetwood  472.0 205 2.93 5.250</w:t>
-      </w:r>
-      <w:r>
-        <w:br/>
-      </w:r>
-      <w:r>
-        <w:rPr>
-          <w:rStyle w:val="VerbatimChar"/>
-        </w:rPr>
-        <w:t xml:space="preserve">## Lincoln Continental 460.0 215 3.00 5.424</w:t>
-      </w:r>
-      <w:r>
-        <w:br/>
-      </w:r>
-      <w:r>
-        <w:rPr>
-          <w:rStyle w:val="VerbatimChar"/>
-        </w:rPr>
-        <w:t xml:space="preserve">## Chrysler Imperial   440.0 230 3.23 5.345</w:t>
-      </w:r>
-      <w:r>
-        <w:br/>
-      </w:r>
-      <w:r>
-        <w:rPr>
-          <w:rStyle w:val="VerbatimChar"/>
-        </w:rPr>
-        <w:t xml:space="preserve">## Fiat 128             78.7  66 4.08 2.200</w:t>
-      </w:r>
-      <w:r>
-        <w:br/>
-      </w:r>
-      <w:r>
-        <w:rPr>
-          <w:rStyle w:val="VerbatimChar"/>
-        </w:rPr>
-        <w:t xml:space="preserve">## Honda Civic          75.7  52 4.93 1.615</w:t>
-      </w:r>
-      <w:r>
-        <w:br/>
-      </w:r>
-      <w:r>
-        <w:rPr>
-          <w:rStyle w:val="VerbatimChar"/>
-        </w:rPr>
-        <w:t xml:space="preserve">## Toyota Corolla       71.1  65 4.22 1.835</w:t>
-      </w:r>
-      <w:r>
-        <w:br/>
-      </w:r>
-      <w:r>
-        <w:rPr>
-          <w:rStyle w:val="VerbatimChar"/>
-        </w:rPr>
-        <w:t xml:space="preserve">## Toyota Corona       120.1  97 3.70 2.465</w:t>
-      </w:r>
-      <w:r>
-        <w:br/>
-      </w:r>
-      <w:r>
-        <w:rPr>
-          <w:rStyle w:val="VerbatimChar"/>
-        </w:rPr>
-        <w:t xml:space="preserve">## Dodge Challenger    318.0 150 2.76 3.520</w:t>
-      </w:r>
-      <w:r>
-        <w:br/>
-      </w:r>
-      <w:r>
-        <w:rPr>
-          <w:rStyle w:val="VerbatimChar"/>
-        </w:rPr>
-        <w:t xml:space="preserve">## AMC Javelin         304.0 150 3.15 3.435</w:t>
-      </w:r>
-      <w:r>
-        <w:br/>
-      </w:r>
-      <w:r>
-        <w:rPr>
-          <w:rStyle w:val="VerbatimChar"/>
-        </w:rPr>
-        <w:t xml:space="preserve">## Camaro Z28          350.0 245 3.73 3.840</w:t>
-      </w:r>
-      <w:r>
-        <w:br/>
-      </w:r>
-      <w:r>
-        <w:rPr>
-          <w:rStyle w:val="VerbatimChar"/>
-        </w:rPr>
-        <w:t xml:space="preserve">## Pontiac Firebird    400.0 175 3.08 3.845</w:t>
-      </w:r>
-      <w:r>
-        <w:br/>
-      </w:r>
-      <w:r>
-        <w:rPr>
-          <w:rStyle w:val="VerbatimChar"/>
-        </w:rPr>
-        <w:t xml:space="preserve">## Fiat X1-9            79.0  66 4.08 1.935</w:t>
-      </w:r>
-      <w:r>
-        <w:br/>
-      </w:r>
-      <w:r>
-        <w:rPr>
-          <w:rStyle w:val="VerbatimChar"/>
-        </w:rPr>
-        <w:t xml:space="preserve">## Porsche 914-2       120.3  91 4.43 2.140</w:t>
-      </w:r>
-      <w:r>
-        <w:br/>
-      </w:r>
-      <w:r>
-        <w:rPr>
-          <w:rStyle w:val="VerbatimChar"/>
-        </w:rPr>
-        <w:t xml:space="preserve">## Lotus Europa         95.1 113 3.77 1.513</w:t>
-      </w:r>
-      <w:r>
-        <w:br/>
-      </w:r>
-      <w:r>
-        <w:rPr>
-          <w:rStyle w:val="VerbatimChar"/>
-        </w:rPr>
-        <w:t xml:space="preserve">## Ford Pantera L      351.0 264 4.22 3.170</w:t>
-      </w:r>
-      <w:r>
-        <w:br/>
-      </w:r>
-      <w:r>
-        <w:rPr>
-          <w:rStyle w:val="VerbatimChar"/>
-        </w:rPr>
-        <w:t xml:space="preserve">## Ferrari Dino        145.0 175 3.62 2.770</w:t>
-      </w:r>
-      <w:r>
-        <w:br/>
-      </w:r>
-      <w:r>
-        <w:rPr>
-          <w:rStyle w:val="VerbatimChar"/>
-        </w:rPr>
-        <w:t xml:space="preserve">## Maserati Bora       301.0 335 3.54 3.570</w:t>
-      </w:r>
-      <w:r>
-        <w:br/>
-      </w:r>
-      <w:r>
-        <w:rPr>
-          <w:rStyle w:val="VerbatimChar"/>
-        </w:rPr>
-        <w:t xml:space="preserve">## Volvo 142E          121.0 109 4.11 2.780</w:t>
+        <w:t xml:space="preserve">## Valiant            225 105 2.76 3.460</w:t>
       </w:r>
     </w:p>
     <w:p>
@@ -13894,7 +13962,13 @@
         <w:rPr>
           <w:rStyle w:val="NormalTok"/>
         </w:rPr>
-        <w:t xml:space="preserve">)</w:t>
+        <w:t xml:space="preserve">) </w:t>
+      </w:r>
+      <w:r>
+        <w:rPr>
+          <w:rStyle w:val="CommentTok"/>
+        </w:rPr>
+        <w:t xml:space="preserve"># las variables que tienen NA no se pueden calcular</w:t>
       </w:r>
     </w:p>
     <w:p>
@@ -14006,13 +14080,13 @@
         <w:rPr>
           <w:rStyle w:val="StringTok"/>
         </w:rPr>
-        <w:t xml:space="preserve">"shade"</w:t>
-      </w:r>
-      <w:r>
-        <w:rPr>
-          <w:rStyle w:val="NormalTok"/>
-        </w:rPr>
-        <w:t xml:space="preserve">)</w:t>
+        <w:t xml:space="preserve">"ellipse"</w:t>
+      </w:r>
+      <w:r>
+        <w:rPr>
+          <w:rStyle w:val="NormalTok"/>
+        </w:rPr>
+        <w:t xml:space="preserve">) </w:t>
       </w:r>
     </w:p>
     <w:p>
@@ -14124,7 +14198,7 @@
         <w:rPr>
           <w:rStyle w:val="StringTok"/>
         </w:rPr>
-        <w:t xml:space="preserve">"square"</w:t>
+        <w:t xml:space="preserve">"ellipse"</w:t>
       </w:r>
       <w:r>
         <w:rPr>
@@ -14178,6 +14252,17 @@
             </a:graphic>
           </wp:inline>
         </w:drawing>
+      </w:r>
+    </w:p>
+    <w:p>
+      <w:pPr>
+        <w:pStyle w:val="SourceCode"/>
+      </w:pPr>
+      <w:r>
+        <w:rPr>
+          <w:rStyle w:val="CommentTok"/>
+        </w:rPr>
+        <w:t xml:space="preserve">#corrplot(corr=cor(carros_mini, use="all.obs"), method="ellipse") # no puede calcular nada</w:t>
       </w:r>
     </w:p>
     <w:bookmarkEnd w:id="84"/>

--- a/G11_EVALUANDO_SUPUESTOS.docx
+++ b/G11_EVALUANDO_SUPUESTOS.docx
@@ -52,7 +52,7 @@
         <w:rPr>
           <w:rStyle w:val="VerbatimChar"/>
         </w:rPr>
-        <w:t xml:space="preserve">## [1] "2025-03-19"</w:t>
+        <w:t xml:space="preserve">## [1] "2025-04-07"</w:t>
       </w:r>
     </w:p>
     <w:bookmarkStart w:id="20" w:name="Xc17e16d4ef05b829ec2d7de5fb31d85b456b2cd"/>
@@ -6474,7 +6474,7 @@
         <w:pStyle w:val="FirstParagraph"/>
       </w:pPr>
       <w:r>
-        <w:t xml:space="preserve">Una segunda alternativa para visualizar si los datos siguen una distribución normal es construir un histograma de los datos y gráficar sobre este la curva normal basándonos en el promedio y la desviación estándar de los mismos datos. Para construir el histograma se usa la función</w:t>
+        <w:t xml:space="preserve">Una segunda alternativa para visualizar si los datos siguen una distribución normal es construir un histograma de los datos y graficar sobre este la curva normal basándonos en el promedio y la desviación estándar de los mismos datos. Para construir el histograma se usa la función</w:t>
       </w:r>
       <w:r>
         <w:t xml:space="preserve"> </w:t>
@@ -6490,7 +6490,7 @@
         <w:t xml:space="preserve"> </w:t>
       </w:r>
       <w:r>
-        <w:t xml:space="preserve">y para la distribución teorica normal de estos datos se usa la función</w:t>
+        <w:t xml:space="preserve">y para la distribución teórica normal de estos datos se usa la función</w:t>
       </w:r>
       <w:r>
         <w:t xml:space="preserve"> </w:t>
@@ -7280,231 +7280,6 @@
         <w:rPr>
           <w:rStyle w:val="FunctionTok"/>
         </w:rPr>
-        <w:t xml:space="preserve">theme</w:t>
-      </w:r>
-      <w:r>
-        <w:rPr>
-          <w:rStyle w:val="NormalTok"/>
-        </w:rPr>
-        <w:t xml:space="preserve">(</w:t>
-      </w:r>
-      <w:r>
-        <w:rPr>
-          <w:rStyle w:val="AttributeTok"/>
-        </w:rPr>
-        <w:t xml:space="preserve">axis.title=</w:t>
-      </w:r>
-      <w:r>
-        <w:rPr>
-          <w:rStyle w:val="FunctionTok"/>
-        </w:rPr>
-        <w:t xml:space="preserve">element_text</w:t>
-      </w:r>
-      <w:r>
-        <w:rPr>
-          <w:rStyle w:val="NormalTok"/>
-        </w:rPr>
-        <w:t xml:space="preserve">(</w:t>
-      </w:r>
-      <w:r>
-        <w:rPr>
-          <w:rStyle w:val="AttributeTok"/>
-        </w:rPr>
-        <w:t xml:space="preserve">size=</w:t>
-      </w:r>
-      <w:r>
-        <w:rPr>
-          <w:rStyle w:val="DecValTok"/>
-        </w:rPr>
-        <w:t xml:space="preserve">12</w:t>
-      </w:r>
-      <w:r>
-        <w:rPr>
-          <w:rStyle w:val="NormalTok"/>
-        </w:rPr>
-        <w:t xml:space="preserve">,</w:t>
-      </w:r>
-      <w:r>
-        <w:rPr>
-          <w:rStyle w:val="AttributeTok"/>
-        </w:rPr>
-        <w:t xml:space="preserve">face=</w:t>
-      </w:r>
-      <w:r>
-        <w:rPr>
-          <w:rStyle w:val="StringTok"/>
-        </w:rPr>
-        <w:t xml:space="preserve">"bold"</w:t>
-      </w:r>
-      <w:r>
-        <w:rPr>
-          <w:rStyle w:val="NormalTok"/>
-        </w:rPr>
-        <w:t xml:space="preserve">),</w:t>
-      </w:r>
-      <w:r>
-        <w:br/>
-      </w:r>
-      <w:r>
-        <w:rPr>
-          <w:rStyle w:val="NormalTok"/>
-        </w:rPr>
-        <w:t xml:space="preserve">        </w:t>
-      </w:r>
-      <w:r>
-        <w:rPr>
-          <w:rStyle w:val="AttributeTok"/>
-        </w:rPr>
-        <w:t xml:space="preserve">axis.text =</w:t>
-      </w:r>
-      <w:r>
-        <w:rPr>
-          <w:rStyle w:val="NormalTok"/>
-        </w:rPr>
-        <w:t xml:space="preserve"> </w:t>
-      </w:r>
-      <w:r>
-        <w:rPr>
-          <w:rStyle w:val="FunctionTok"/>
-        </w:rPr>
-        <w:t xml:space="preserve">element_text</w:t>
-      </w:r>
-      <w:r>
-        <w:rPr>
-          <w:rStyle w:val="NormalTok"/>
-        </w:rPr>
-        <w:t xml:space="preserve">(</w:t>
-      </w:r>
-      <w:r>
-        <w:rPr>
-          <w:rStyle w:val="AttributeTok"/>
-        </w:rPr>
-        <w:t xml:space="preserve">size=</w:t>
-      </w:r>
-      <w:r>
-        <w:rPr>
-          <w:rStyle w:val="DecValTok"/>
-        </w:rPr>
-        <w:t xml:space="preserve">12</w:t>
-      </w:r>
-      <w:r>
-        <w:rPr>
-          <w:rStyle w:val="NormalTok"/>
-        </w:rPr>
-        <w:t xml:space="preserve">,</w:t>
-      </w:r>
-      <w:r>
-        <w:rPr>
-          <w:rStyle w:val="AttributeTok"/>
-        </w:rPr>
-        <w:t xml:space="preserve">face=</w:t>
-      </w:r>
-      <w:r>
-        <w:rPr>
-          <w:rStyle w:val="StringTok"/>
-        </w:rPr>
-        <w:t xml:space="preserve">"bold"</w:t>
-      </w:r>
-      <w:r>
-        <w:rPr>
-          <w:rStyle w:val="NormalTok"/>
-        </w:rPr>
-        <w:t xml:space="preserve">))</w:t>
-      </w:r>
-      <w:r>
-        <w:rPr>
-          <w:rStyle w:val="SpecialCharTok"/>
-        </w:rPr>
-        <w:t xml:space="preserve">+</w:t>
-      </w:r>
-      <w:r>
-        <w:br/>
-      </w:r>
-      <w:r>
-        <w:rPr>
-          <w:rStyle w:val="NormalTok"/>
-        </w:rPr>
-        <w:t xml:space="preserve">  </w:t>
-      </w:r>
-      <w:r>
-        <w:rPr>
-          <w:rStyle w:val="FunctionTok"/>
-        </w:rPr>
-        <w:t xml:space="preserve">labs</w:t>
-      </w:r>
-      <w:r>
-        <w:rPr>
-          <w:rStyle w:val="NormalTok"/>
-        </w:rPr>
-        <w:t xml:space="preserve">(</w:t>
-      </w:r>
-      <w:r>
-        <w:rPr>
-          <w:rStyle w:val="AttributeTok"/>
-        </w:rPr>
-        <w:t xml:space="preserve">x =</w:t>
-      </w:r>
-      <w:r>
-        <w:rPr>
-          <w:rStyle w:val="NormalTok"/>
-        </w:rPr>
-        <w:t xml:space="preserve"> </w:t>
-      </w:r>
-      <w:r>
-        <w:rPr>
-          <w:rStyle w:val="StringTok"/>
-        </w:rPr>
-        <w:t xml:space="preserve">"Razón de Consumo"</w:t>
-      </w:r>
-      <w:r>
-        <w:rPr>
-          <w:rStyle w:val="NormalTok"/>
-        </w:rPr>
-        <w:t xml:space="preserve">, </w:t>
-      </w:r>
-      <w:r>
-        <w:rPr>
-          <w:rStyle w:val="AttributeTok"/>
-        </w:rPr>
-        <w:t xml:space="preserve">y =</w:t>
-      </w:r>
-      <w:r>
-        <w:rPr>
-          <w:rStyle w:val="NormalTok"/>
-        </w:rPr>
-        <w:t xml:space="preserve"> </w:t>
-      </w:r>
-      <w:r>
-        <w:rPr>
-          <w:rStyle w:val="StringTok"/>
-        </w:rPr>
-        <w:t xml:space="preserve">"Densidad"</w:t>
-      </w:r>
-      <w:r>
-        <w:rPr>
-          <w:rStyle w:val="NormalTok"/>
-        </w:rPr>
-        <w:t xml:space="preserve">) </w:t>
-      </w:r>
-      <w:r>
-        <w:rPr>
-          <w:rStyle w:val="SpecialCharTok"/>
-        </w:rPr>
-        <w:t xml:space="preserve">+</w:t>
-      </w:r>
-      <w:r>
-        <w:br/>
-      </w:r>
-      <w:r>
-        <w:rPr>
-          <w:rStyle w:val="NormalTok"/>
-        </w:rPr>
-        <w:t xml:space="preserve">  </w:t>
-      </w:r>
-      <w:r>
-        <w:rPr>
-          <w:rStyle w:val="FunctionTok"/>
-        </w:rPr>
         <w:t xml:space="preserve">stat_function</w:t>
       </w:r>
       <w:r>
@@ -10496,6 +10271,57 @@
       </w:r>
       <w:r>
         <w:rPr>
+          <w:rStyle w:val="NormalTok"/>
+        </w:rPr>
+        <w:t xml:space="preserve">  </w:t>
+      </w:r>
+      <w:r>
+        <w:rPr>
+          <w:rStyle w:val="FunctionTok"/>
+        </w:rPr>
+        <w:t xml:space="preserve">geom_histogram</w:t>
+      </w:r>
+      <w:r>
+        <w:rPr>
+          <w:rStyle w:val="NormalTok"/>
+        </w:rPr>
+        <w:t xml:space="preserve">(</w:t>
+      </w:r>
+      <w:r>
+        <w:rPr>
+          <w:rStyle w:val="FunctionTok"/>
+        </w:rPr>
+        <w:t xml:space="preserve">aes</w:t>
+      </w:r>
+      <w:r>
+        <w:rPr>
+          <w:rStyle w:val="NormalTok"/>
+        </w:rPr>
+        <w:t xml:space="preserve">(</w:t>
+      </w:r>
+      <w:r>
+        <w:rPr>
+          <w:rStyle w:val="AttributeTok"/>
+        </w:rPr>
+        <w:t xml:space="preserve">y=</w:t>
+      </w:r>
+      <w:r>
+        <w:rPr>
+          <w:rStyle w:val="NormalTok"/>
+        </w:rPr>
+        <w:t xml:space="preserve">..density..))</w:t>
+      </w:r>
+      <w:r>
+        <w:rPr>
+          <w:rStyle w:val="SpecialCharTok"/>
+        </w:rPr>
+        <w:t xml:space="preserve">+</w:t>
+      </w:r>
+      <w:r>
+        <w:br/>
+      </w:r>
+      <w:r>
+        <w:rPr>
           <w:rStyle w:val="FunctionTok"/>
         </w:rPr>
         <w:t xml:space="preserve">geom_density</w:t>
@@ -10562,6 +10388,30 @@
           <w:rStyle w:val="StringTok"/>
         </w:rPr>
         <w:t xml:space="preserve">"gaussian"</w:t>
+      </w:r>
+      <w:r>
+        <w:rPr>
+          <w:rStyle w:val="NormalTok"/>
+        </w:rPr>
+        <w:t xml:space="preserve">, </w:t>
+      </w:r>
+      <w:r>
+        <w:rPr>
+          <w:rStyle w:val="AttributeTok"/>
+        </w:rPr>
+        <w:t xml:space="preserve">alpha=</w:t>
+      </w:r>
+      <w:r>
+        <w:rPr>
+          <w:rStyle w:val="NormalTok"/>
+        </w:rPr>
+        <w:t xml:space="preserve">.</w:t>
+      </w:r>
+      <w:r>
+        <w:rPr>
+          <w:rStyle w:val="DecValTok"/>
+        </w:rPr>
+        <w:t xml:space="preserve">5</w:t>
       </w:r>
       <w:r>
         <w:rPr>
@@ -13751,7 +13601,7 @@
         <w:rPr>
           <w:rStyle w:val="DecValTok"/>
         </w:rPr>
-        <w:t xml:space="preserve">1</w:t>
+        <w:t xml:space="preserve">2</w:t>
       </w:r>
       <w:r>
         <w:rPr>
@@ -13831,7 +13681,7 @@
         <w:rPr>
           <w:rStyle w:val="VerbatimChar"/>
         </w:rPr>
-        <w:t xml:space="preserve">## Mazda RX4           NA  NA 3.90 2.620</w:t>
+        <w:t xml:space="preserve">## Mazda RX4           NA 110 3.90 2.620</w:t>
       </w:r>
       <w:r>
         <w:br/>
@@ -13840,7 +13690,7 @@
         <w:rPr>
           <w:rStyle w:val="VerbatimChar"/>
         </w:rPr>
-        <w:t xml:space="preserve">## Mazda RX4 Wag      160 110 3.90 2.875</w:t>
+        <w:t xml:space="preserve">## Mazda RX4 Wag      160  NA 3.90 2.875</w:t>
       </w:r>
       <w:r>
         <w:br/>

--- a/G11_EVALUANDO_SUPUESTOS.docx
+++ b/G11_EVALUANDO_SUPUESTOS.docx
@@ -52,7 +52,7 @@
         <w:rPr>
           <w:rStyle w:val="VerbatimChar"/>
         </w:rPr>
-        <w:t xml:space="preserve">## [1] "2025-04-07"</w:t>
+        <w:t xml:space="preserve">## [1] "2025-04-21"</w:t>
       </w:r>
     </w:p>
     <w:bookmarkStart w:id="20" w:name="Xc17e16d4ef05b829ec2d7de5fb31d85b456b2cd"/>

--- a/G11_EVALUANDO_SUPUESTOS.docx
+++ b/G11_EVALUANDO_SUPUESTOS.docx
@@ -52,7 +52,7 @@
         <w:rPr>
           <w:rStyle w:val="VerbatimChar"/>
         </w:rPr>
-        <w:t xml:space="preserve">## [1] "2025-04-21"</w:t>
+        <w:t xml:space="preserve">## [1] "2025-05-05"</w:t>
       </w:r>
     </w:p>
     <w:bookmarkStart w:id="20" w:name="Xc17e16d4ef05b829ec2d7de5fb31d85b456b2cd"/>

--- a/G11_EVALUANDO_SUPUESTOS.docx
+++ b/G11_EVALUANDO_SUPUESTOS.docx
@@ -52,7 +52,7 @@
         <w:rPr>
           <w:rStyle w:val="VerbatimChar"/>
         </w:rPr>
-        <w:t xml:space="preserve">## [1] "2025-05-05"</w:t>
+        <w:t xml:space="preserve">## [1] "2026-02-04"</w:t>
       </w:r>
     </w:p>
     <w:bookmarkStart w:id="20" w:name="Xc17e16d4ef05b829ec2d7de5fb31d85b456b2cd"/>

--- a/G11_EVALUANDO_SUPUESTOS.docx
+++ b/G11_EVALUANDO_SUPUESTOS.docx
@@ -52,7 +52,7 @@
         <w:rPr>
           <w:rStyle w:val="VerbatimChar"/>
         </w:rPr>
-        <w:t xml:space="preserve">## [1] "2026-02-04"</w:t>
+        <w:t xml:space="preserve">## [1] "2026-02-17"</w:t>
       </w:r>
     </w:p>
     <w:bookmarkStart w:id="20" w:name="Xc17e16d4ef05b829ec2d7de5fb31d85b456b2cd"/>

--- a/G11_EVALUANDO_SUPUESTOS.docx
+++ b/G11_EVALUANDO_SUPUESTOS.docx
@@ -52,7 +52,7 @@
         <w:rPr>
           <w:rStyle w:val="VerbatimChar"/>
         </w:rPr>
-        <w:t xml:space="preserve">## [1] "2026-02-17"</w:t>
+        <w:t xml:space="preserve">## [1] "2026-02-23"</w:t>
       </w:r>
     </w:p>
     <w:bookmarkStart w:id="20" w:name="Xc17e16d4ef05b829ec2d7de5fb31d85b456b2cd"/>

--- a/G11_EVALUANDO_SUPUESTOS.docx
+++ b/G11_EVALUANDO_SUPUESTOS.docx
@@ -52,7 +52,7 @@
         <w:rPr>
           <w:rStyle w:val="VerbatimChar"/>
         </w:rPr>
-        <w:t xml:space="preserve">## [1] "2026-02-23"</w:t>
+        <w:t xml:space="preserve">## [1] "2026-02-25"</w:t>
       </w:r>
     </w:p>
     <w:bookmarkStart w:id="20" w:name="Xc17e16d4ef05b829ec2d7de5fb31d85b456b2cd"/>
